--- a/docs/evaluation/prompt-evaluation.docx
+++ b/docs/evaluation/prompt-evaluation.docx
@@ -28,67 +28,35 @@
         <w:rPr>
           <w:b/>
         </w:rPr>
-        <w:t>Project:</w:t>
-      </w:r>
-      <w:r>
-        <w:rPr>
-          <w:bCs/>
-        </w:rPr>
-        <w:t xml:space="preserve"> Software Engineering QA Agent</w:t>
-      </w:r>
-      <w:r>
-        <w:rPr>
-          <w:bCs/>
-        </w:rPr>
-        <w:br/>
+        <w:t>Project: Software Engineering QA Agent</w:t>
       </w:r>
       <w:r>
         <w:rPr>
           <w:b/>
         </w:rPr>
-        <w:t>Prompt Version:</w:t>
-      </w:r>
-      <w:r>
-        <w:rPr>
-          <w:bCs/>
-        </w:rPr>
-        <w:t xml:space="preserve"> 1.0</w:t>
-      </w:r>
-      <w:r>
-        <w:rPr>
-          <w:bCs/>
-        </w:rPr>
         <w:br/>
+        <w:t>Prompts under evaluation: v1.0, v1.1 and v1.2</w:t>
       </w:r>
       <w:r>
         <w:rPr>
           <w:b/>
         </w:rPr>
-        <w:t>Model</w:t>
-      </w:r>
-      <w:r>
-        <w:rPr>
-          <w:bCs/>
-        </w:rPr>
-        <w:t>: Qwen3 8B</w:t>
-      </w:r>
-      <w:r>
-        <w:rPr>
-          <w:bCs/>
-        </w:rPr>
         <w:br/>
+        <w:t>Model: qwen/qwen3.8-27b</w:t>
       </w:r>
       <w:r>
         <w:rPr>
           <w:b/>
         </w:rPr>
-        <w:t>Deployment</w:t>
+        <w:br/>
+        <w:t>Provider: GroqCloud</w:t>
       </w:r>
       <w:r>
         <w:rPr>
-          <w:bCs/>
+          <w:b/>
         </w:rPr>
-        <w:t>: Local using Ollama</w:t>
+        <w:br/>
+        <w:t>API: Groq API</w:t>
       </w:r>
     </w:p>
     <w:p>
@@ -97,33 +65,32 @@
           <w:b/>
           <w:bCs/>
         </w:rPr>
-        <w:t>Evaluation focus</w:t>
+        <w:t>Evaluation focus: Hallucination in generated expected results</w:t>
       </w:r>
       <w:r>
-        <w:t xml:space="preserve">: Requirements </w:t>
+        <w:rPr>
+          <w:b/>
+          <w:bCs/>
+        </w:rPr>
+        <w:t>,</w:t>
       </w:r>
       <w:r>
-        <w:t xml:space="preserve">, </w:t>
-      </w:r>
-      <w:r>
-        <w:t>candidate QA test proposals</w:t>
+        <w:rPr>
+          <w:b/>
+          <w:bCs/>
+        </w:rPr>
+        <w:t xml:space="preserve"> coverage and clarity </w:t>
       </w:r>
     </w:p>
     <w:p>
       <w:r>
-        <w:t xml:space="preserve">Purpose: Establish a Week 2 baseline for the model-backed QA capability. Each case tests whether Prompt v1.0 can interpret a requirement, identify testable </w:t>
-      </w:r>
-      <w:r>
-        <w:t>behavior</w:t>
-      </w:r>
-      <w:r>
-        <w:t>, generate appropriate candidate tests, handle ambiguity or missing information, and avoid inventing facts.</w:t>
+        <w:t>Purpose: Compare saved responses to the same ten requirements. Only Requirement text is sent to the model; Expected Behavior remains reference criteria. These are candidate tests, not executed application tests. This is an AI-assisted review of saved outputs, not a new model run or claimed human approval.</w:t>
       </w:r>
     </w:p>
     <w:tbl>
       <w:tblPr>
         <w:tblStyle w:val="TableGrid"/>
-        <w:tblW w:w="11299" w:type="dxa"/>
+        <w:tblW w:w="14850" w:type="dxa"/>
         <w:tblInd w:w="-725" w:type="dxa"/>
         <w:tblLayout w:type="fixed"/>
         <w:tblLook w:val="04A0" w:firstRow="1" w:lastRow="0" w:firstColumn="1" w:lastColumn="0" w:noHBand="0" w:noVBand="1"/>
@@ -131,11 +98,11 @@
       <w:tblGrid>
         <w:gridCol w:w="720"/>
         <w:gridCol w:w="1260"/>
+        <w:gridCol w:w="3150"/>
+        <w:gridCol w:w="2430"/>
+        <w:gridCol w:w="2340"/>
         <w:gridCol w:w="1620"/>
-        <w:gridCol w:w="1749"/>
-        <w:gridCol w:w="1761"/>
-        <w:gridCol w:w="1440"/>
-        <w:gridCol w:w="2749"/>
+        <w:gridCol w:w="3330"/>
       </w:tblGrid>
       <w:tr>
         <w:tc>
@@ -176,7 +143,7 @@
         </w:tc>
         <w:tc>
           <w:tcPr>
-            <w:tcW w:w="1620" w:type="dxa"/>
+            <w:tcW w:w="3150" w:type="dxa"/>
             <w:hideMark/>
           </w:tcPr>
           <w:p>
@@ -194,7 +161,7 @@
         </w:tc>
         <w:tc>
           <w:tcPr>
-            <w:tcW w:w="1749" w:type="dxa"/>
+            <w:tcW w:w="2430" w:type="dxa"/>
             <w:hideMark/>
           </w:tcPr>
           <w:p>
@@ -206,45 +173,31 @@
                 <w:b/>
                 <w:bCs/>
               </w:rPr>
-              <w:t xml:space="preserve">Expected </w:t>
-            </w:r>
+              <w:t>Expected Behavior</w:t>
+            </w:r>
+          </w:p>
+        </w:tc>
+        <w:tc>
+          <w:tcPr>
+            <w:tcW w:w="2340" w:type="dxa"/>
+            <w:hideMark/>
+          </w:tcPr>
+          <w:p>
+            <w:pPr>
+              <w:spacing w:after="160" w:line="259" w:lineRule="auto"/>
+            </w:pPr>
             <w:r>
               <w:rPr>
                 <w:b/>
                 <w:bCs/>
               </w:rPr>
-              <w:t>Behavior</w:t>
-            </w:r>
-          </w:p>
-        </w:tc>
-        <w:tc>
-          <w:tcPr>
-            <w:tcW w:w="1761" w:type="dxa"/>
-            <w:hideMark/>
-          </w:tcPr>
-          <w:p>
-            <w:pPr>
-              <w:spacing w:after="160" w:line="259" w:lineRule="auto"/>
-            </w:pPr>
-            <w:r>
-              <w:rPr>
-                <w:b/>
-                <w:bCs/>
-              </w:rPr>
-              <w:t xml:space="preserve">Actual </w:t>
-            </w:r>
-            <w:r>
-              <w:rPr>
-                <w:b/>
-                <w:bCs/>
-              </w:rPr>
-              <w:t>Behavior</w:t>
-            </w:r>
-          </w:p>
-        </w:tc>
-        <w:tc>
-          <w:tcPr>
-            <w:tcW w:w="1440" w:type="dxa"/>
+              <w:t>Actual Behavior</w:t>
+            </w:r>
+          </w:p>
+        </w:tc>
+        <w:tc>
+          <w:tcPr>
+            <w:tcW w:w="1620" w:type="dxa"/>
             <w:hideMark/>
           </w:tcPr>
           <w:p>
@@ -262,7 +215,7 @@
         </w:tc>
         <w:tc>
           <w:tcPr>
-            <w:tcW w:w="2749" w:type="dxa"/>
+            <w:tcW w:w="3330" w:type="dxa"/>
             <w:hideMark/>
           </w:tcPr>
           <w:p>
@@ -283,6 +236,7 @@
         <w:tc>
           <w:tcPr>
             <w:tcW w:w="720" w:type="dxa"/>
+            <w:vMerge w:val="restart"/>
             <w:hideMark/>
           </w:tcPr>
           <w:p>
@@ -297,14 +251,59 @@
         <w:tc>
           <w:tcPr>
             <w:tcW w:w="1260" w:type="dxa"/>
-            <w:hideMark/>
-          </w:tcPr>
-          <w:p>
-            <w:pPr>
-              <w:spacing w:after="160" w:line="259" w:lineRule="auto"/>
-            </w:pPr>
-            <w:r>
-              <w:t>Normal</w:t>
+            <w:vMerge w:val="restart"/>
+            <w:hideMark/>
+          </w:tcPr>
+          <w:p>
+            <w:pPr>
+              <w:spacing w:after="160" w:line="259" w:lineRule="auto"/>
+            </w:pPr>
+            <w:r>
+              <w:t>Functional</w:t>
+            </w:r>
+          </w:p>
+        </w:tc>
+        <w:tc>
+          <w:tcPr>
+            <w:tcW w:w="3150" w:type="dxa"/>
+            <w:vMerge w:val="restart"/>
+            <w:hideMark/>
+          </w:tcPr>
+          <w:p>
+            <w:pPr>
+              <w:spacing w:after="160" w:line="259" w:lineRule="auto"/>
+            </w:pPr>
+            <w:r>
+              <w:t>An active registered user requests a password reset. Send a single-use link to their verified email. The link is valid for 15 minutes and expires at 15 minutes. A valid link lets the user set a new password. After success, the old password no longer works and the user must log in again.</w:t>
+            </w:r>
+          </w:p>
+        </w:tc>
+        <w:tc>
+          <w:tcPr>
+            <w:tcW w:w="2430" w:type="dxa"/>
+            <w:vMerge w:val="restart"/>
+            <w:hideMark/>
+          </w:tcPr>
+          <w:p>
+            <w:pPr>
+              <w:spacing w:after="160" w:line="259" w:lineRule="auto"/>
+            </w:pPr>
+            <w:r>
+              <w:t>Cover link delivery, a valid reset, expiry just before and at 15 minutes, reuse after success, rejection of the old password and no automatic login. Ask about password rules if needed; do not invent them.</w:t>
+            </w:r>
+          </w:p>
+        </w:tc>
+        <w:tc>
+          <w:tcPr>
+            <w:tcW w:w="2340" w:type="dxa"/>
+            <w:hideMark/>
+          </w:tcPr>
+          <w:p>
+            <w:pPr>
+              <w:spacing w:after="160" w:line="259" w:lineRule="auto"/>
+            </w:pPr>
+            <w:r>
+              <w:t>v1.0  Generated seven reset tests, including expiry and reuse.</w:t>
             </w:r>
           </w:p>
         </w:tc>
@@ -318,87 +317,21 @@
               <w:spacing w:after="160" w:line="259" w:lineRule="auto"/>
             </w:pPr>
             <w:r>
-              <w:t>The system shall allow a registered user to reset their password using a verified email address.</w:t>
-            </w:r>
-          </w:p>
-        </w:tc>
-        <w:tc>
-          <w:tcPr>
-            <w:tcW w:w="1749" w:type="dxa"/>
-            <w:hideMark/>
-          </w:tcPr>
-          <w:p>
-            <w:pPr>
-              <w:spacing w:after="160" w:line="259" w:lineRule="auto"/>
-            </w:pPr>
-            <w:r>
-              <w:t xml:space="preserve">Identify the main password-reset </w:t>
-            </w:r>
-            <w:r>
-              <w:t>behavior</w:t>
-            </w:r>
-            <w:r>
-              <w:t xml:space="preserve"> and propose useful normal, negative, and edge-case tests. Do not invent unspecified system </w:t>
-            </w:r>
-            <w:r>
-              <w:t>behavior</w:t>
-            </w:r>
-            <w:r>
-              <w:t>.</w:t>
-            </w:r>
-          </w:p>
-        </w:tc>
-        <w:tc>
-          <w:tcPr>
-            <w:tcW w:w="1761" w:type="dxa"/>
-            <w:hideMark/>
-          </w:tcPr>
-          <w:p>
-            <w:pPr>
-              <w:spacing w:after="160" w:line="259" w:lineRule="auto"/>
-            </w:pPr>
-            <w:r>
-              <w:t xml:space="preserve">Qwen3 correctly identified the main testable </w:t>
-            </w:r>
-            <w:r>
-              <w:t>behaviors</w:t>
-            </w:r>
-            <w:r>
-              <w:t xml:space="preserve"> and generated normal, negative, and edge-case tests. It also identified missing information such as token expiry, password complexity, and email verification details. However, it introduced unspecified assumptions, including time-sensitive reset tokens, token reuse rules, multiple verified emails, and specific error messages.</w:t>
-            </w:r>
-          </w:p>
-        </w:tc>
-        <w:tc>
-          <w:tcPr>
-            <w:tcW w:w="1440" w:type="dxa"/>
-            <w:hideMark/>
-          </w:tcPr>
-          <w:p>
-            <w:pPr>
-              <w:spacing w:after="160" w:line="259" w:lineRule="auto"/>
-            </w:pPr>
-            <w:r>
-              <w:t>PASS with observations</w:t>
-            </w:r>
-          </w:p>
-        </w:tc>
-        <w:tc>
-          <w:tcPr>
-            <w:tcW w:w="2749" w:type="dxa"/>
-            <w:hideMark/>
-          </w:tcPr>
-          <w:p>
-            <w:pPr>
-              <w:spacing w:after="160" w:line="259" w:lineRule="auto"/>
-            </w:pPr>
-            <w:r>
-              <w:t xml:space="preserve">Useful QA reasoning and test coverage, but the model did not consistently separate requirement-supported </w:t>
-            </w:r>
-            <w:r>
-              <w:t>behavior</w:t>
-            </w:r>
-            <w:r>
-              <w:t xml:space="preserve"> from assumptions.</w:t>
+              <w:t>FAIL</w:t>
+            </w:r>
+          </w:p>
+        </w:tc>
+        <w:tc>
+          <w:tcPr>
+            <w:tcW w:w="3330" w:type="dxa"/>
+            <w:hideMark/>
+          </w:tcPr>
+          <w:p>
+            <w:pPr>
+              <w:spacing w:after="160" w:line="259" w:lineRule="auto"/>
+            </w:pPr>
+            <w:r>
+              <w:t>Invented rejection of unverified-email requests and a prompt to request a new link. These are definite outcomes absent from the requirement.</w:t>
             </w:r>
           </w:p>
         </w:tc>
@@ -407,6 +340,168 @@
         <w:tc>
           <w:tcPr>
             <w:tcW w:w="720" w:type="dxa"/>
+            <w:vMerge/>
+            <w:hideMark/>
+          </w:tcPr>
+          <w:p/>
+        </w:tc>
+        <w:tc>
+          <w:tcPr>
+            <w:tcW w:w="1260" w:type="dxa"/>
+            <w:vMerge/>
+            <w:hideMark/>
+          </w:tcPr>
+          <w:p/>
+        </w:tc>
+        <w:tc>
+          <w:tcPr>
+            <w:tcW w:w="3150" w:type="dxa"/>
+            <w:vMerge/>
+            <w:hideMark/>
+          </w:tcPr>
+          <w:p/>
+        </w:tc>
+        <w:tc>
+          <w:tcPr>
+            <w:tcW w:w="2430" w:type="dxa"/>
+            <w:vMerge/>
+            <w:hideMark/>
+          </w:tcPr>
+          <w:p/>
+        </w:tc>
+        <w:tc>
+          <w:tcPr>
+            <w:tcW w:w="2340" w:type="dxa"/>
+            <w:hideMark/>
+          </w:tcPr>
+          <w:p>
+            <w:pPr>
+              <w:spacing w:after="160" w:line="259" w:lineRule="auto"/>
+            </w:pPr>
+            <w:r>
+              <w:t>v1.1  Covered delivery, reset, expiry, reuse and post-reset login.</w:t>
+            </w:r>
+          </w:p>
+        </w:tc>
+        <w:tc>
+          <w:tcPr>
+            <w:tcW w:w="1620" w:type="dxa"/>
+            <w:hideMark/>
+          </w:tcPr>
+          <w:p>
+            <w:pPr>
+              <w:spacing w:after="160" w:line="259" w:lineRule="auto"/>
+            </w:pPr>
+            <w:r>
+              <w:t>PARTIAL</w:t>
+            </w:r>
+          </w:p>
+        </w:tc>
+        <w:tc>
+          <w:tcPr>
+            <w:tcW w:w="3330" w:type="dxa"/>
+            <w:hideMark/>
+          </w:tcPr>
+          <w:p>
+            <w:pPr>
+              <w:spacing w:after="160" w:line="259" w:lineRule="auto"/>
+            </w:pPr>
+            <w:r>
+              <w:t>The other-password-change row gives definite link invalidation while labelled Needs clarification. The label and question express uncertainty, but the expected-result cell does not. Security suggestions are explicitly recommendations.</w:t>
+            </w:r>
+          </w:p>
+        </w:tc>
+      </w:tr>
+      <w:tr>
+        <w:tc>
+          <w:tcPr>
+            <w:tcW w:w="720" w:type="dxa"/>
+            <w:vMerge/>
+            <w:hideMark/>
+          </w:tcPr>
+          <w:p/>
+        </w:tc>
+        <w:tc>
+          <w:tcPr>
+            <w:tcW w:w="1260" w:type="dxa"/>
+            <w:vMerge/>
+            <w:hideMark/>
+          </w:tcPr>
+          <w:p/>
+        </w:tc>
+        <w:tc>
+          <w:tcPr>
+            <w:tcW w:w="3150" w:type="dxa"/>
+            <w:vMerge/>
+            <w:hideMark/>
+          </w:tcPr>
+          <w:p/>
+        </w:tc>
+        <w:tc>
+          <w:tcPr>
+            <w:tcW w:w="2430" w:type="dxa"/>
+            <w:vMerge/>
+            <w:hideMark/>
+          </w:tcPr>
+          <w:p/>
+        </w:tc>
+        <w:tc>
+          <w:tcPr>
+            <w:tcW w:w="2340" w:type="dxa"/>
+            <w:hideMark/>
+          </w:tcPr>
+          <w:p>
+            <w:pPr>
+              <w:spacing w:after="160" w:line="259" w:lineRule="auto"/>
+            </w:pPr>
+            <w:r>
+              <w:t>v1.2  Covered successful reset, old-</w:t>
+            </w:r>
+            <w:r>
+              <w:lastRenderedPageBreak/>
+              <w:t>password invalidation, re-login, expiry and reuse.</w:t>
+            </w:r>
+          </w:p>
+        </w:tc>
+        <w:tc>
+          <w:tcPr>
+            <w:tcW w:w="1620" w:type="dxa"/>
+            <w:hideMark/>
+          </w:tcPr>
+          <w:p>
+            <w:pPr>
+              <w:spacing w:after="160" w:line="259" w:lineRule="auto"/>
+            </w:pPr>
+            <w:r>
+              <w:lastRenderedPageBreak/>
+              <w:t>PARTIAL</w:t>
+            </w:r>
+          </w:p>
+        </w:tc>
+        <w:tc>
+          <w:tcPr>
+            <w:tcW w:w="3330" w:type="dxa"/>
+            <w:hideMark/>
+          </w:tcPr>
+          <w:p>
+            <w:pPr>
+              <w:spacing w:after="160" w:line="259" w:lineRule="auto"/>
+            </w:pPr>
+            <w:r>
+              <w:t xml:space="preserve">Leaves the exact 15-minute boundary unresolved even though </w:t>
+            </w:r>
+            <w:r>
+              <w:lastRenderedPageBreak/>
+              <w:t>it is specified. This is an interpretation/clarity problem, not an invented mandatory outcome. Unverified-email handling is clearly a proposal requiring agreement. No distinct just-before-expiry or delivery check.</w:t>
+            </w:r>
+          </w:p>
+        </w:tc>
+      </w:tr>
+      <w:tr>
+        <w:tc>
+          <w:tcPr>
+            <w:tcW w:w="720" w:type="dxa"/>
+            <w:vMerge w:val="restart"/>
             <w:hideMark/>
           </w:tcPr>
           <w:p>
@@ -422,14 +517,59 @@
         <w:tc>
           <w:tcPr>
             <w:tcW w:w="1260" w:type="dxa"/>
-            <w:hideMark/>
-          </w:tcPr>
-          <w:p>
-            <w:pPr>
-              <w:spacing w:after="160" w:line="259" w:lineRule="auto"/>
-            </w:pPr>
-            <w:r>
-              <w:t>Normal</w:t>
+            <w:vMerge w:val="restart"/>
+            <w:hideMark/>
+          </w:tcPr>
+          <w:p>
+            <w:pPr>
+              <w:spacing w:after="160" w:line="259" w:lineRule="auto"/>
+            </w:pPr>
+            <w:r>
+              <w:t>Functional</w:t>
+            </w:r>
+          </w:p>
+        </w:tc>
+        <w:tc>
+          <w:tcPr>
+            <w:tcW w:w="3150" w:type="dxa"/>
+            <w:vMerge w:val="restart"/>
+            <w:hideMark/>
+          </w:tcPr>
+          <w:p>
+            <w:pPr>
+              <w:spacing w:after="160" w:line="259" w:lineRule="auto"/>
+            </w:pPr>
+            <w:r>
+              <w:t>A guest can use a cart. Adding a new product sets quantity to 1; adding it again increases quantity by 1. Quantities are whole numbers from 1 to 10. Updating to 0 removes the product. Other invalid quantities are rejected without changing the cart. Total equals unit price times quantity, summed across items; no tax, shipping or discounts apply.</w:t>
+            </w:r>
+          </w:p>
+        </w:tc>
+        <w:tc>
+          <w:tcPr>
+            <w:tcW w:w="2430" w:type="dxa"/>
+            <w:vMerge w:val="restart"/>
+            <w:hideMark/>
+          </w:tcPr>
+          <w:p>
+            <w:pPr>
+              <w:spacing w:after="160" w:line="259" w:lineRule="auto"/>
+            </w:pPr>
+            <w:r>
+              <w:t>Cover guest access, first and repeat addition, quantity updates, removal at zero, invalid quantities and recalculated totals. Use labelled example prices with correct arithmetic. Do not require login.</w:t>
+            </w:r>
+          </w:p>
+        </w:tc>
+        <w:tc>
+          <w:tcPr>
+            <w:tcW w:w="2340" w:type="dxa"/>
+            <w:hideMark/>
+          </w:tcPr>
+          <w:p>
+            <w:pPr>
+              <w:spacing w:after="160" w:line="259" w:lineRule="auto"/>
+            </w:pPr>
+            <w:r>
+              <w:t>v1.0  Covered additions, updates, quantity boundaries, zero removal, invalid values and example totals.</w:t>
             </w:r>
           </w:p>
         </w:tc>
@@ -443,87 +583,21 @@
               <w:spacing w:after="160" w:line="259" w:lineRule="auto"/>
             </w:pPr>
             <w:r>
-              <w:t>The system shall allow a customer to add products to a cart, update quantities, remove products, and view the current cart total.</w:t>
-            </w:r>
-          </w:p>
-        </w:tc>
-        <w:tc>
-          <w:tcPr>
-            <w:tcW w:w="1749" w:type="dxa"/>
-            <w:hideMark/>
-          </w:tcPr>
-          <w:p>
-            <w:pPr>
-              <w:spacing w:after="160" w:line="259" w:lineRule="auto"/>
-            </w:pPr>
-            <w:r>
-              <w:t xml:space="preserve">Decompose the requirement into its stated </w:t>
-            </w:r>
-            <w:r>
-              <w:t>behaviors</w:t>
-            </w:r>
-            <w:r>
-              <w:t xml:space="preserve"> and propose normal, negative, and edge-case tests without inventing additional cart rules.</w:t>
-            </w:r>
-          </w:p>
-        </w:tc>
-        <w:tc>
-          <w:tcPr>
-            <w:tcW w:w="1761" w:type="dxa"/>
-            <w:hideMark/>
-          </w:tcPr>
-          <w:p>
-            <w:pPr>
-              <w:spacing w:after="160" w:line="259" w:lineRule="auto"/>
-            </w:pPr>
-            <w:r>
-              <w:t xml:space="preserve">Qwen3 correctly decomposed the requirement into four main </w:t>
-            </w:r>
-            <w:r>
-              <w:t>behaviors</w:t>
-            </w:r>
-            <w:r>
-              <w:t xml:space="preserve"> and generated normal, negative, and edge-case tests. It identified missing stock limits, persistence, pricing rules, and authentication details. However, it introduced </w:t>
-            </w:r>
-            <w:r>
-              <w:t>behaviors</w:t>
-            </w:r>
-            <w:r>
-              <w:t xml:space="preserve"> such as a default quantity of one, stock enforcement, zero quantity removing an item, negative quantity validation, specific error messages, and cart persistence.</w:t>
-            </w:r>
-          </w:p>
-        </w:tc>
-        <w:tc>
-          <w:tcPr>
-            <w:tcW w:w="1440" w:type="dxa"/>
-            <w:hideMark/>
-          </w:tcPr>
-          <w:p>
-            <w:pPr>
-              <w:spacing w:after="160" w:line="259" w:lineRule="auto"/>
-            </w:pPr>
-            <w:r>
-              <w:t>PASS with significant observations</w:t>
-            </w:r>
-          </w:p>
-        </w:tc>
-        <w:tc>
-          <w:tcPr>
-            <w:tcW w:w="2749" w:type="dxa"/>
-            <w:hideMark/>
-          </w:tcPr>
-          <w:p>
-            <w:pPr>
-              <w:spacing w:after="160" w:line="259" w:lineRule="auto"/>
-            </w:pPr>
-            <w:r>
-              <w:t xml:space="preserve">Strong decomposition and coverage, but a large number of unspecified </w:t>
-            </w:r>
-            <w:r>
-              <w:t>behaviors</w:t>
-            </w:r>
-            <w:r>
-              <w:t xml:space="preserve"> were added.</w:t>
+              <w:t>PASS</w:t>
+            </w:r>
+          </w:p>
+        </w:tc>
+        <w:tc>
+          <w:tcPr>
+            <w:tcW w:w="3330" w:type="dxa"/>
+            <w:hideMark/>
+          </w:tcPr>
+          <w:p>
+            <w:pPr>
+              <w:spacing w:after="160" w:line="259" w:lineRule="auto"/>
+            </w:pPr>
+            <w:r>
+              <w:t>No unsupported mandatory outcome identified. Guest access and the explicit exclusion of fees are not separately checked; those are coverage observations. Questions about the add limit are unnecessary.</w:t>
             </w:r>
           </w:p>
         </w:tc>
@@ -532,28 +606,46 @@
         <w:tc>
           <w:tcPr>
             <w:tcW w:w="720" w:type="dxa"/>
-            <w:hideMark/>
-          </w:tcPr>
-          <w:p>
-            <w:pPr>
-              <w:spacing w:after="160" w:line="259" w:lineRule="auto"/>
-            </w:pPr>
-            <w:r>
-              <w:t>TC03</w:t>
-            </w:r>
-          </w:p>
+            <w:vMerge/>
+            <w:hideMark/>
+          </w:tcPr>
+          <w:p/>
         </w:tc>
         <w:tc>
           <w:tcPr>
             <w:tcW w:w="1260" w:type="dxa"/>
-            <w:hideMark/>
-          </w:tcPr>
-          <w:p>
-            <w:pPr>
-              <w:spacing w:after="160" w:line="259" w:lineRule="auto"/>
-            </w:pPr>
-            <w:r>
-              <w:t>Boundary</w:t>
+            <w:vMerge/>
+            <w:hideMark/>
+          </w:tcPr>
+          <w:p/>
+        </w:tc>
+        <w:tc>
+          <w:tcPr>
+            <w:tcW w:w="3150" w:type="dxa"/>
+            <w:vMerge/>
+            <w:hideMark/>
+          </w:tcPr>
+          <w:p/>
+        </w:tc>
+        <w:tc>
+          <w:tcPr>
+            <w:tcW w:w="2430" w:type="dxa"/>
+            <w:vMerge/>
+            <w:hideMark/>
+          </w:tcPr>
+          <w:p/>
+        </w:tc>
+        <w:tc>
+          <w:tcPr>
+            <w:tcW w:w="2340" w:type="dxa"/>
+            <w:hideMark/>
+          </w:tcPr>
+          <w:p>
+            <w:pPr>
+              <w:spacing w:after="160" w:line="259" w:lineRule="auto"/>
+            </w:pPr>
+            <w:r>
+              <w:t>v1.1  Covered cart operations, invalid quantities and correct example totals.</w:t>
             </w:r>
           </w:p>
         </w:tc>
@@ -567,68 +659,21 @@
               <w:spacing w:after="160" w:line="259" w:lineRule="auto"/>
             </w:pPr>
             <w:r>
-              <w:t>The system shall allow a user to purchase between 1 and 10 items in a single order.</w:t>
-            </w:r>
-          </w:p>
-        </w:tc>
-        <w:tc>
-          <w:tcPr>
-            <w:tcW w:w="1749" w:type="dxa"/>
-            <w:hideMark/>
-          </w:tcPr>
-          <w:p>
-            <w:pPr>
-              <w:spacing w:after="160" w:line="259" w:lineRule="auto"/>
-            </w:pPr>
-            <w:r>
-              <w:t>Test the lower and upper boundaries and invalid values while keeping the tests tied to the stated range.</w:t>
-            </w:r>
-          </w:p>
-        </w:tc>
-        <w:tc>
-          <w:tcPr>
-            <w:tcW w:w="1761" w:type="dxa"/>
-            <w:hideMark/>
-          </w:tcPr>
-          <w:p>
-            <w:pPr>
-              <w:spacing w:after="160" w:line="259" w:lineRule="auto"/>
-            </w:pPr>
-            <w:r>
-              <w:t xml:space="preserve">Qwen3 correctly identified the range rule and generated tests around 1, 10, zero, and values above 10. It also proposed tests for non-numeric and fractional input, an empty cart, and order processing success, which </w:t>
-            </w:r>
-            <w:r>
-              <w:lastRenderedPageBreak/>
-              <w:t>were not specified.</w:t>
-            </w:r>
-          </w:p>
-        </w:tc>
-        <w:tc>
-          <w:tcPr>
-            <w:tcW w:w="1440" w:type="dxa"/>
-            <w:hideMark/>
-          </w:tcPr>
-          <w:p>
-            <w:pPr>
-              <w:spacing w:after="160" w:line="259" w:lineRule="auto"/>
-            </w:pPr>
-            <w:r>
-              <w:lastRenderedPageBreak/>
-              <w:t>PASS with observations</w:t>
-            </w:r>
-          </w:p>
-        </w:tc>
-        <w:tc>
-          <w:tcPr>
-            <w:tcW w:w="2749" w:type="dxa"/>
-            <w:hideMark/>
-          </w:tcPr>
-          <w:p>
-            <w:pPr>
-              <w:spacing w:after="160" w:line="259" w:lineRule="auto"/>
-            </w:pPr>
-            <w:r>
-              <w:t>Good boundary-value reasoning, but some input and processing assumptions were not supported by the requirement.</w:t>
+              <w:t>PASS</w:t>
+            </w:r>
+          </w:p>
+        </w:tc>
+        <w:tc>
+          <w:tcPr>
+            <w:tcW w:w="3330" w:type="dxa"/>
+            <w:hideMark/>
+          </w:tcPr>
+          <w:p>
+            <w:pPr>
+              <w:spacing w:after="160" w:line="259" w:lineRule="auto"/>
+            </w:pPr>
+            <w:r>
+              <w:t>No unsupported mandatory outcome identified. The stated no-tax/shipping/discount rule is incorrectly labelled Recommendation. Guest access is not explicit. These classification and coverage issues do not create a new expected behaviour.</w:t>
             </w:r>
           </w:p>
         </w:tc>
@@ -637,28 +682,46 @@
         <w:tc>
           <w:tcPr>
             <w:tcW w:w="720" w:type="dxa"/>
-            <w:hideMark/>
-          </w:tcPr>
-          <w:p>
-            <w:pPr>
-              <w:spacing w:after="160" w:line="259" w:lineRule="auto"/>
-            </w:pPr>
-            <w:r>
-              <w:t>TC04</w:t>
-            </w:r>
-          </w:p>
+            <w:vMerge/>
+            <w:hideMark/>
+          </w:tcPr>
+          <w:p/>
         </w:tc>
         <w:tc>
           <w:tcPr>
             <w:tcW w:w="1260" w:type="dxa"/>
-            <w:hideMark/>
-          </w:tcPr>
-          <w:p>
-            <w:pPr>
-              <w:spacing w:after="160" w:line="259" w:lineRule="auto"/>
-            </w:pPr>
-            <w:r>
-              <w:t>Negative / Security</w:t>
+            <w:vMerge/>
+            <w:hideMark/>
+          </w:tcPr>
+          <w:p/>
+        </w:tc>
+        <w:tc>
+          <w:tcPr>
+            <w:tcW w:w="3150" w:type="dxa"/>
+            <w:vMerge/>
+            <w:hideMark/>
+          </w:tcPr>
+          <w:p/>
+        </w:tc>
+        <w:tc>
+          <w:tcPr>
+            <w:tcW w:w="2430" w:type="dxa"/>
+            <w:vMerge/>
+            <w:hideMark/>
+          </w:tcPr>
+          <w:p/>
+        </w:tc>
+        <w:tc>
+          <w:tcPr>
+            <w:tcW w:w="2340" w:type="dxa"/>
+            <w:hideMark/>
+          </w:tcPr>
+          <w:p>
+            <w:pPr>
+              <w:spacing w:after="160" w:line="259" w:lineRule="auto"/>
+            </w:pPr>
+            <w:r>
+              <w:t>v1.2  Generated nine tests with guest preconditions, quantity rules, zero removal and a correct multi-item total of $25.</w:t>
             </w:r>
           </w:p>
         </w:tc>
@@ -672,81 +735,21 @@
               <w:spacing w:after="160" w:line="259" w:lineRule="auto"/>
             </w:pPr>
             <w:r>
-              <w:t>The login feature accepts a registered email address and password.</w:t>
-            </w:r>
-          </w:p>
-        </w:tc>
-        <w:tc>
-          <w:tcPr>
-            <w:tcW w:w="1749" w:type="dxa"/>
-            <w:hideMark/>
-          </w:tcPr>
-          <w:p>
-            <w:pPr>
-              <w:spacing w:after="160" w:line="259" w:lineRule="auto"/>
-            </w:pPr>
-            <w:r>
-              <w:t xml:space="preserve">Identify the core login </w:t>
-            </w:r>
-            <w:r>
-              <w:t>behavior</w:t>
-            </w:r>
-            <w:r>
-              <w:t xml:space="preserve"> and propose normal, negative, edge, and relevant security tests without inventing login outcomes or security controls.</w:t>
-            </w:r>
-          </w:p>
-        </w:tc>
-        <w:tc>
-          <w:tcPr>
-            <w:tcW w:w="1761" w:type="dxa"/>
-            <w:hideMark/>
-          </w:tcPr>
-          <w:p>
-            <w:pPr>
-              <w:spacing w:after="160" w:line="259" w:lineRule="auto"/>
-            </w:pPr>
-            <w:r>
-              <w:t xml:space="preserve">Qwen3 correctly identified the core login </w:t>
-            </w:r>
-            <w:r>
-              <w:t>behavior</w:t>
-            </w:r>
-            <w:r>
-              <w:t xml:space="preserve"> and generated normal, negative, edge, and security-focused tests. It recognized that several security and validation details were unspecified. However, it introduced assumptions about dashboard redirection, case-insensitive email matching, specific error messages, sanitization, XSS handling, and logging.</w:t>
-            </w:r>
-          </w:p>
-        </w:tc>
-        <w:tc>
-          <w:tcPr>
-            <w:tcW w:w="1440" w:type="dxa"/>
-            <w:hideMark/>
-          </w:tcPr>
-          <w:p>
-            <w:pPr>
-              <w:spacing w:after="160" w:line="259" w:lineRule="auto"/>
-            </w:pPr>
-            <w:r>
-              <w:t>PASS with observations</w:t>
-            </w:r>
-          </w:p>
-        </w:tc>
-        <w:tc>
-          <w:tcPr>
-            <w:tcW w:w="2749" w:type="dxa"/>
-            <w:hideMark/>
-          </w:tcPr>
-          <w:p>
-            <w:pPr>
-              <w:spacing w:after="160" w:line="259" w:lineRule="auto"/>
-            </w:pPr>
-            <w:r>
-              <w:t xml:space="preserve">Broad and useful QA coverage, but some expected </w:t>
-            </w:r>
-            <w:r>
-              <w:t>behaviors</w:t>
-            </w:r>
-            <w:r>
-              <w:t xml:space="preserve"> were not supported by the requirement.</w:t>
+              <w:t>PASS</w:t>
+            </w:r>
+          </w:p>
+        </w:tc>
+        <w:tc>
+          <w:tcPr>
+            <w:tcW w:w="3330" w:type="dxa"/>
+            <w:hideMark/>
+          </w:tcPr>
+          <w:p>
+            <w:pPr>
+              <w:spacing w:after="160" w:line="259" w:lineRule="auto"/>
+            </w:pPr>
+            <w:r>
+              <w:t>No unsupported mandatory outcome identified. Example prices exercise the stated arithmetic. The exclusion of tax, shipping and discounts is not separately checked.</w:t>
             </w:r>
           </w:p>
         </w:tc>
@@ -755,6 +758,534 @@
         <w:tc>
           <w:tcPr>
             <w:tcW w:w="720" w:type="dxa"/>
+            <w:vMerge w:val="restart"/>
+            <w:hideMark/>
+          </w:tcPr>
+          <w:p>
+            <w:pPr>
+              <w:spacing w:after="160" w:line="259" w:lineRule="auto"/>
+            </w:pPr>
+            <w:r>
+              <w:lastRenderedPageBreak/>
+              <w:t>TC03</w:t>
+            </w:r>
+          </w:p>
+        </w:tc>
+        <w:tc>
+          <w:tcPr>
+            <w:tcW w:w="1260" w:type="dxa"/>
+            <w:vMerge w:val="restart"/>
+            <w:hideMark/>
+          </w:tcPr>
+          <w:p>
+            <w:pPr>
+              <w:spacing w:after="160" w:line="259" w:lineRule="auto"/>
+            </w:pPr>
+            <w:r>
+              <w:t>Boundary</w:t>
+            </w:r>
+          </w:p>
+        </w:tc>
+        <w:tc>
+          <w:tcPr>
+            <w:tcW w:w="3150" w:type="dxa"/>
+            <w:vMerge w:val="restart"/>
+            <w:hideMark/>
+          </w:tcPr>
+          <w:p>
+            <w:pPr>
+              <w:spacing w:after="160" w:line="259" w:lineRule="auto"/>
+            </w:pPr>
+            <w:r>
+              <w:t>An upload accepts PDF files only, with a maximum size of 5,000,000 bytes inclusive. Empty files are rejected. A rejected file must not be stored. Other file-validation rules are outside this requirement.</w:t>
+            </w:r>
+          </w:p>
+        </w:tc>
+        <w:tc>
+          <w:tcPr>
+            <w:tcW w:w="2430" w:type="dxa"/>
+            <w:vMerge w:val="restart"/>
+            <w:hideMark/>
+          </w:tcPr>
+          <w:p>
+            <w:pPr>
+              <w:spacing w:after="160" w:line="259" w:lineRule="auto"/>
+            </w:pPr>
+            <w:r>
+              <w:t>Cover a non-empty PDF below and exactly at the limit, a PDF one byte above it, an empty PDF and a non-PDF. Rejected files must not be stored. Do not invent MIME-detection methods or error wording.</w:t>
+            </w:r>
+          </w:p>
+        </w:tc>
+        <w:tc>
+          <w:tcPr>
+            <w:tcW w:w="2340" w:type="dxa"/>
+            <w:hideMark/>
+          </w:tcPr>
+          <w:p>
+            <w:pPr>
+              <w:spacing w:after="160" w:line="259" w:lineRule="auto"/>
+            </w:pPr>
+            <w:r>
+              <w:t>v1.0  Covered PDF type, inclusive size limit, oversize, empty files and rejection without storage.</w:t>
+            </w:r>
+          </w:p>
+        </w:tc>
+        <w:tc>
+          <w:tcPr>
+            <w:tcW w:w="1620" w:type="dxa"/>
+            <w:hideMark/>
+          </w:tcPr>
+          <w:p>
+            <w:pPr>
+              <w:spacing w:after="160" w:line="259" w:lineRule="auto"/>
+            </w:pPr>
+            <w:r>
+              <w:t>FAIL</w:t>
+            </w:r>
+          </w:p>
+        </w:tc>
+        <w:tc>
+          <w:tcPr>
+            <w:tcW w:w="3330" w:type="dxa"/>
+            <w:hideMark/>
+          </w:tcPr>
+          <w:p>
+            <w:pPr>
+              <w:spacing w:after="160" w:line="259" w:lineRule="auto"/>
+            </w:pPr>
+            <w:r>
+              <w:t>Adds mandatory rejection for an invalid PDF header despite other validation being outside scope. Accepted-file storage is a reasonable interpretation of a successful upload and is not counted as hallucination.</w:t>
+            </w:r>
+          </w:p>
+        </w:tc>
+      </w:tr>
+      <w:tr>
+        <w:tc>
+          <w:tcPr>
+            <w:tcW w:w="720" w:type="dxa"/>
+            <w:vMerge/>
+            <w:hideMark/>
+          </w:tcPr>
+          <w:p/>
+        </w:tc>
+        <w:tc>
+          <w:tcPr>
+            <w:tcW w:w="1260" w:type="dxa"/>
+            <w:vMerge/>
+            <w:hideMark/>
+          </w:tcPr>
+          <w:p/>
+        </w:tc>
+        <w:tc>
+          <w:tcPr>
+            <w:tcW w:w="3150" w:type="dxa"/>
+            <w:vMerge/>
+            <w:hideMark/>
+          </w:tcPr>
+          <w:p/>
+        </w:tc>
+        <w:tc>
+          <w:tcPr>
+            <w:tcW w:w="2430" w:type="dxa"/>
+            <w:vMerge/>
+            <w:hideMark/>
+          </w:tcPr>
+          <w:p/>
+        </w:tc>
+        <w:tc>
+          <w:tcPr>
+            <w:tcW w:w="2340" w:type="dxa"/>
+            <w:hideMark/>
+          </w:tcPr>
+          <w:p>
+            <w:pPr>
+              <w:spacing w:after="160" w:line="259" w:lineRule="auto"/>
+            </w:pPr>
+            <w:r>
+              <w:t>v1.1  Covered file type, size and empty-file rejection; left structural validation unresolved.</w:t>
+            </w:r>
+          </w:p>
+        </w:tc>
+        <w:tc>
+          <w:tcPr>
+            <w:tcW w:w="1620" w:type="dxa"/>
+            <w:hideMark/>
+          </w:tcPr>
+          <w:p>
+            <w:pPr>
+              <w:spacing w:after="160" w:line="259" w:lineRule="auto"/>
+            </w:pPr>
+            <w:r>
+              <w:t>PARTIAL</w:t>
+            </w:r>
+          </w:p>
+        </w:tc>
+        <w:tc>
+          <w:tcPr>
+            <w:tcW w:w="3330" w:type="dxa"/>
+            <w:hideMark/>
+          </w:tcPr>
+          <w:p>
+            <w:pPr>
+              <w:spacing w:after="160" w:line="259" w:lineRule="auto"/>
+            </w:pPr>
+            <w:r>
+              <w:t>Core expected outcomes follow the requirement. The one-byte PDF is questionable sample data, so fixture selection needs review. Structural validation remains a question, not an invented rejection rule. Storage after acceptance is a reasonable contextual interpretation.</w:t>
+            </w:r>
+          </w:p>
+        </w:tc>
+      </w:tr>
+      <w:tr>
+        <w:tc>
+          <w:tcPr>
+            <w:tcW w:w="720" w:type="dxa"/>
+            <w:vMerge/>
+            <w:hideMark/>
+          </w:tcPr>
+          <w:p/>
+        </w:tc>
+        <w:tc>
+          <w:tcPr>
+            <w:tcW w:w="1260" w:type="dxa"/>
+            <w:vMerge/>
+            <w:hideMark/>
+          </w:tcPr>
+          <w:p/>
+        </w:tc>
+        <w:tc>
+          <w:tcPr>
+            <w:tcW w:w="3150" w:type="dxa"/>
+            <w:vMerge/>
+            <w:hideMark/>
+          </w:tcPr>
+          <w:p/>
+        </w:tc>
+        <w:tc>
+          <w:tcPr>
+            <w:tcW w:w="2430" w:type="dxa"/>
+            <w:vMerge/>
+            <w:hideMark/>
+          </w:tcPr>
+          <w:p/>
+        </w:tc>
+        <w:tc>
+          <w:tcPr>
+            <w:tcW w:w="2340" w:type="dxa"/>
+            <w:hideMark/>
+          </w:tcPr>
+          <w:p>
+            <w:pPr>
+              <w:spacing w:after="160" w:line="259" w:lineRule="auto"/>
+            </w:pPr>
+            <w:r>
+              <w:t>v1.2  Generated six tests covering valid sizes, the exact maximum, oversize, non-PDF and empty-file rejection.</w:t>
+            </w:r>
+          </w:p>
+        </w:tc>
+        <w:tc>
+          <w:tcPr>
+            <w:tcW w:w="1620" w:type="dxa"/>
+            <w:hideMark/>
+          </w:tcPr>
+          <w:p>
+            <w:pPr>
+              <w:spacing w:after="160" w:line="259" w:lineRule="auto"/>
+            </w:pPr>
+            <w:r>
+              <w:t>PASS</w:t>
+            </w:r>
+          </w:p>
+        </w:tc>
+        <w:tc>
+          <w:tcPr>
+            <w:tcW w:w="3330" w:type="dxa"/>
+            <w:hideMark/>
+          </w:tcPr>
+          <w:p>
+            <w:pPr>
+              <w:spacing w:after="160" w:line="259" w:lineRule="auto"/>
+            </w:pPr>
+            <w:r>
+              <w:t>Covers PDF type, the inclusive size limit, empty files and rejection without storage. Accepted and stored is a reasonable interpretation of successful upload in this context. No clear invented validation rule, error message or mandatory outcome identified.</w:t>
+            </w:r>
+          </w:p>
+        </w:tc>
+      </w:tr>
+      <w:tr>
+        <w:tc>
+          <w:tcPr>
+            <w:tcW w:w="720" w:type="dxa"/>
+            <w:vMerge w:val="restart"/>
+            <w:hideMark/>
+          </w:tcPr>
+          <w:p>
+            <w:pPr>
+              <w:spacing w:after="160" w:line="259" w:lineRule="auto"/>
+            </w:pPr>
+            <w:r>
+              <w:t>TC04</w:t>
+            </w:r>
+          </w:p>
+        </w:tc>
+        <w:tc>
+          <w:tcPr>
+            <w:tcW w:w="1260" w:type="dxa"/>
+            <w:vMerge w:val="restart"/>
+            <w:hideMark/>
+          </w:tcPr>
+          <w:p>
+            <w:pPr>
+              <w:spacing w:after="160" w:line="259" w:lineRule="auto"/>
+            </w:pPr>
+            <w:r>
+              <w:t>Access control</w:t>
+            </w:r>
+          </w:p>
+        </w:tc>
+        <w:tc>
+          <w:tcPr>
+            <w:tcW w:w="3150" w:type="dxa"/>
+            <w:vMerge w:val="restart"/>
+            <w:hideMark/>
+          </w:tcPr>
+          <w:p>
+            <w:pPr>
+              <w:spacing w:after="160" w:line="259" w:lineRule="auto"/>
+            </w:pPr>
+            <w:r>
+              <w:t>In a project, an owner may invite members and remove other members. A member may view the member list but cannot invite or remove anyone. An unauthorised invite or removal must leave membership unchanged. The owner cannot remove their own membership.</w:t>
+            </w:r>
+          </w:p>
+        </w:tc>
+        <w:tc>
+          <w:tcPr>
+            <w:tcW w:w="2430" w:type="dxa"/>
+            <w:vMerge w:val="restart"/>
+            <w:hideMark/>
+          </w:tcPr>
+          <w:p>
+            <w:pPr>
+              <w:spacing w:after="160" w:line="259" w:lineRule="auto"/>
+            </w:pPr>
+            <w:r>
+              <w:t xml:space="preserve">Cover owner permissions, member viewing, blocked member invite/removal, unchanged membership after denial and blocked owner self-removal. Do not prescribe an HTTP </w:t>
+            </w:r>
+            <w:r>
+              <w:lastRenderedPageBreak/>
+              <w:t>status or interface unless supplied.</w:t>
+            </w:r>
+          </w:p>
+        </w:tc>
+        <w:tc>
+          <w:tcPr>
+            <w:tcW w:w="2340" w:type="dxa"/>
+            <w:hideMark/>
+          </w:tcPr>
+          <w:p>
+            <w:pPr>
+              <w:spacing w:after="160" w:line="259" w:lineRule="auto"/>
+            </w:pPr>
+            <w:r>
+              <w:lastRenderedPageBreak/>
+              <w:t>v1.0  Covered owner/member actions, owner self-removal and unchanged membership on denial.</w:t>
+            </w:r>
+          </w:p>
+        </w:tc>
+        <w:tc>
+          <w:tcPr>
+            <w:tcW w:w="1620" w:type="dxa"/>
+            <w:hideMark/>
+          </w:tcPr>
+          <w:p>
+            <w:pPr>
+              <w:spacing w:after="160" w:line="259" w:lineRule="auto"/>
+            </w:pPr>
+            <w:r>
+              <w:t>FAIL</w:t>
+            </w:r>
+          </w:p>
+        </w:tc>
+        <w:tc>
+          <w:tcPr>
+            <w:tcW w:w="3330" w:type="dxa"/>
+            <w:hideMark/>
+          </w:tcPr>
+          <w:p>
+            <w:pPr>
+              <w:spacing w:after="160" w:line="259" w:lineRule="auto"/>
+            </w:pPr>
+            <w:r>
+              <w:t>Assumes sending an invitation immediately adds the invitee to membership. The invitation acceptance process is not specified.</w:t>
+            </w:r>
+          </w:p>
+        </w:tc>
+      </w:tr>
+      <w:tr>
+        <w:tc>
+          <w:tcPr>
+            <w:tcW w:w="720" w:type="dxa"/>
+            <w:vMerge/>
+            <w:hideMark/>
+          </w:tcPr>
+          <w:p/>
+        </w:tc>
+        <w:tc>
+          <w:tcPr>
+            <w:tcW w:w="1260" w:type="dxa"/>
+            <w:vMerge/>
+            <w:hideMark/>
+          </w:tcPr>
+          <w:p/>
+        </w:tc>
+        <w:tc>
+          <w:tcPr>
+            <w:tcW w:w="3150" w:type="dxa"/>
+            <w:vMerge/>
+            <w:hideMark/>
+          </w:tcPr>
+          <w:p/>
+        </w:tc>
+        <w:tc>
+          <w:tcPr>
+            <w:tcW w:w="2430" w:type="dxa"/>
+            <w:vMerge/>
+            <w:hideMark/>
+          </w:tcPr>
+          <w:p/>
+        </w:tc>
+        <w:tc>
+          <w:tcPr>
+            <w:tcW w:w="2340" w:type="dxa"/>
+            <w:hideMark/>
+          </w:tcPr>
+          <w:p>
+            <w:pPr>
+              <w:spacing w:after="160" w:line="259" w:lineRule="auto"/>
+            </w:pPr>
+            <w:r>
+              <w:t>v1.1  Covered owner/member permissions, self-</w:t>
+            </w:r>
+            <w:r>
+              <w:lastRenderedPageBreak/>
+              <w:t>removal and unauthorised actions.</w:t>
+            </w:r>
+          </w:p>
+        </w:tc>
+        <w:tc>
+          <w:tcPr>
+            <w:tcW w:w="1620" w:type="dxa"/>
+            <w:hideMark/>
+          </w:tcPr>
+          <w:p>
+            <w:pPr>
+              <w:spacing w:after="160" w:line="259" w:lineRule="auto"/>
+            </w:pPr>
+            <w:r>
+              <w:lastRenderedPageBreak/>
+              <w:t>FAIL</w:t>
+            </w:r>
+          </w:p>
+        </w:tc>
+        <w:tc>
+          <w:tcPr>
+            <w:tcW w:w="3330" w:type="dxa"/>
+            <w:hideMark/>
+          </w:tcPr>
+          <w:p>
+            <w:pPr>
+              <w:spacing w:after="160" w:line="259" w:lineRule="auto"/>
+            </w:pPr>
+            <w:r>
+              <w:t xml:space="preserve">Again treats an invitation as immediate membership. Audit logging is clearly labelled as a </w:t>
+            </w:r>
+            <w:r>
+              <w:lastRenderedPageBreak/>
+              <w:t>proposal and is not the reason for failure.</w:t>
+            </w:r>
+          </w:p>
+        </w:tc>
+      </w:tr>
+      <w:tr>
+        <w:tc>
+          <w:tcPr>
+            <w:tcW w:w="720" w:type="dxa"/>
+            <w:vMerge/>
+            <w:hideMark/>
+          </w:tcPr>
+          <w:p/>
+        </w:tc>
+        <w:tc>
+          <w:tcPr>
+            <w:tcW w:w="1260" w:type="dxa"/>
+            <w:vMerge/>
+            <w:hideMark/>
+          </w:tcPr>
+          <w:p/>
+        </w:tc>
+        <w:tc>
+          <w:tcPr>
+            <w:tcW w:w="3150" w:type="dxa"/>
+            <w:vMerge/>
+            <w:hideMark/>
+          </w:tcPr>
+          <w:p/>
+        </w:tc>
+        <w:tc>
+          <w:tcPr>
+            <w:tcW w:w="2430" w:type="dxa"/>
+            <w:vMerge/>
+            <w:hideMark/>
+          </w:tcPr>
+          <w:p/>
+        </w:tc>
+        <w:tc>
+          <w:tcPr>
+            <w:tcW w:w="2340" w:type="dxa"/>
+            <w:hideMark/>
+          </w:tcPr>
+          <w:p>
+            <w:pPr>
+              <w:spacing w:after="160" w:line="259" w:lineRule="auto"/>
+            </w:pPr>
+            <w:r>
+              <w:t>v1.2  Generated six tests for owner invitations/removal, member viewing and blocked actions.</w:t>
+            </w:r>
+          </w:p>
+        </w:tc>
+        <w:tc>
+          <w:tcPr>
+            <w:tcW w:w="1620" w:type="dxa"/>
+            <w:hideMark/>
+          </w:tcPr>
+          <w:p>
+            <w:pPr>
+              <w:spacing w:after="160" w:line="259" w:lineRule="auto"/>
+            </w:pPr>
+            <w:r>
+              <w:t>FAIL</w:t>
+            </w:r>
+          </w:p>
+        </w:tc>
+        <w:tc>
+          <w:tcPr>
+            <w:tcW w:w="3330" w:type="dxa"/>
+            <w:hideMark/>
+          </w:tcPr>
+          <w:p>
+            <w:pPr>
+              <w:spacing w:after="160" w:line="259" w:lineRule="auto"/>
+            </w:pPr>
+            <w:r>
+              <w:t>T01 says the new user is added to project membership when invited. The requirement permits inviting, but does not state that invitation immediately creates membership. The remaining stated permission outcomes are grounded.</w:t>
+            </w:r>
+          </w:p>
+        </w:tc>
+      </w:tr>
+      <w:tr>
+        <w:tc>
+          <w:tcPr>
+            <w:tcW w:w="720" w:type="dxa"/>
+            <w:vMerge w:val="restart"/>
             <w:hideMark/>
           </w:tcPr>
           <w:p>
@@ -769,14 +1300,59 @@
         <w:tc>
           <w:tcPr>
             <w:tcW w:w="1260" w:type="dxa"/>
-            <w:hideMark/>
-          </w:tcPr>
-          <w:p>
-            <w:pPr>
-              <w:spacing w:after="160" w:line="259" w:lineRule="auto"/>
-            </w:pPr>
-            <w:r>
-              <w:t>Ambiguous</w:t>
+            <w:vMerge w:val="restart"/>
+            <w:hideMark/>
+          </w:tcPr>
+          <w:p>
+            <w:pPr>
+              <w:spacing w:after="160" w:line="259" w:lineRule="auto"/>
+            </w:pPr>
+            <w:r>
+              <w:t>State rules</w:t>
+            </w:r>
+          </w:p>
+        </w:tc>
+        <w:tc>
+          <w:tcPr>
+            <w:tcW w:w="3150" w:type="dxa"/>
+            <w:vMerge w:val="restart"/>
+            <w:hideMark/>
+          </w:tcPr>
+          <w:p>
+            <w:pPr>
+              <w:spacing w:after="160" w:line="259" w:lineRule="auto"/>
+            </w:pPr>
+            <w:r>
+              <w:t>A booking starts as Pending. Only Pending bookings may be confirmed or cancelled. Confirming changes the state to Confirmed; cancelling changes it to Cancelled. Confirmed and Cancelled bookings reject further confirmation or cancellation requests and retain their state.</w:t>
+            </w:r>
+          </w:p>
+        </w:tc>
+        <w:tc>
+          <w:tcPr>
+            <w:tcW w:w="2430" w:type="dxa"/>
+            <w:vMerge w:val="restart"/>
+            <w:hideMark/>
+          </w:tcPr>
+          <w:p>
+            <w:pPr>
+              <w:spacing w:after="160" w:line="259" w:lineRule="auto"/>
+            </w:pPr>
+            <w:r>
+              <w:t>Cover both allowed transitions and both actions from each terminal state. Check that rejected actions leave the state unchanged. Do not add refund or notification behaviour.</w:t>
+            </w:r>
+          </w:p>
+        </w:tc>
+        <w:tc>
+          <w:tcPr>
+            <w:tcW w:w="2340" w:type="dxa"/>
+            <w:hideMark/>
+          </w:tcPr>
+          <w:p>
+            <w:pPr>
+              <w:spacing w:after="160" w:line="259" w:lineRule="auto"/>
+            </w:pPr>
+            <w:r>
+              <w:t>v1.0  Covered both Pending transitions and all four rejected actions from terminal states.</w:t>
             </w:r>
           </w:p>
         </w:tc>
@@ -790,45 +1366,946 @@
               <w:spacing w:after="160" w:line="259" w:lineRule="auto"/>
             </w:pPr>
             <w:r>
-              <w:t>The system should be fast and easy to use.</w:t>
-            </w:r>
-          </w:p>
-        </w:tc>
-        <w:tc>
-          <w:tcPr>
-            <w:tcW w:w="1749" w:type="dxa"/>
-            <w:hideMark/>
-          </w:tcPr>
-          <w:p>
-            <w:pPr>
-              <w:spacing w:after="160" w:line="259" w:lineRule="auto"/>
-            </w:pPr>
-            <w:r>
-              <w:t>Determine whether the requirement is sufficiently testable. Identify the missing measurable criteria needed to create reliable tests.</w:t>
-            </w:r>
-          </w:p>
-        </w:tc>
-        <w:tc>
-          <w:tcPr>
-            <w:tcW w:w="1761" w:type="dxa"/>
-            <w:hideMark/>
-          </w:tcPr>
-          <w:p>
-            <w:pPr>
-              <w:spacing w:after="160" w:line="259" w:lineRule="auto"/>
-            </w:pPr>
-            <w:r>
-              <w:t xml:space="preserve">Qwen3 correctly determined that the requirement was ambiguous and not sufficiently testable. It identified the need for measurable performance criteria, usability criteria, expected outcomes, and </w:t>
+              <w:t>FAIL</w:t>
+            </w:r>
+          </w:p>
+        </w:tc>
+        <w:tc>
+          <w:tcPr>
+            <w:tcW w:w="3330" w:type="dxa"/>
+            <w:hideMark/>
+          </w:tcPr>
+          <w:p>
+            <w:pPr>
+              <w:spacing w:after="160" w:line="259" w:lineRule="auto"/>
+            </w:pPr>
+            <w:r>
+              <w:t>Adds a mandatory rejection/unchanged-state outcome for an unknown booking state. That state and its handling are not supplied.</w:t>
+            </w:r>
+          </w:p>
+        </w:tc>
+      </w:tr>
+      <w:tr>
+        <w:tc>
+          <w:tcPr>
+            <w:tcW w:w="720" w:type="dxa"/>
+            <w:vMerge/>
+            <w:hideMark/>
+          </w:tcPr>
+          <w:p/>
+        </w:tc>
+        <w:tc>
+          <w:tcPr>
+            <w:tcW w:w="1260" w:type="dxa"/>
+            <w:vMerge/>
+            <w:hideMark/>
+          </w:tcPr>
+          <w:p/>
+        </w:tc>
+        <w:tc>
+          <w:tcPr>
+            <w:tcW w:w="3150" w:type="dxa"/>
+            <w:vMerge/>
+            <w:hideMark/>
+          </w:tcPr>
+          <w:p/>
+        </w:tc>
+        <w:tc>
+          <w:tcPr>
+            <w:tcW w:w="2430" w:type="dxa"/>
+            <w:vMerge/>
+            <w:hideMark/>
+          </w:tcPr>
+          <w:p/>
+        </w:tc>
+        <w:tc>
+          <w:tcPr>
+            <w:tcW w:w="2340" w:type="dxa"/>
+            <w:hideMark/>
+          </w:tcPr>
+          <w:p>
+            <w:pPr>
+              <w:spacing w:after="160" w:line="259" w:lineRule="auto"/>
+            </w:pPr>
+            <w:r>
+              <w:t>v1.1  Covered initial Pending state, both allowed transitions and all four terminal-state rejections.</w:t>
+            </w:r>
+          </w:p>
+        </w:tc>
+        <w:tc>
+          <w:tcPr>
+            <w:tcW w:w="1620" w:type="dxa"/>
+            <w:hideMark/>
+          </w:tcPr>
+          <w:p>
+            <w:pPr>
+              <w:spacing w:after="160" w:line="259" w:lineRule="auto"/>
+            </w:pPr>
+            <w:r>
+              <w:t>PASS</w:t>
+            </w:r>
+          </w:p>
+        </w:tc>
+        <w:tc>
+          <w:tcPr>
+            <w:tcW w:w="3330" w:type="dxa"/>
+            <w:hideMark/>
+          </w:tcPr>
+          <w:p>
+            <w:pPr>
+              <w:spacing w:after="160" w:line="259" w:lineRule="auto"/>
+            </w:pPr>
+            <w:r>
+              <w:t>No unsupported mandatory outcome identified. The expected state retention follows the requirement.</w:t>
+            </w:r>
+          </w:p>
+        </w:tc>
+      </w:tr>
+      <w:tr>
+        <w:tc>
+          <w:tcPr>
+            <w:tcW w:w="720" w:type="dxa"/>
+            <w:vMerge/>
+            <w:hideMark/>
+          </w:tcPr>
+          <w:p/>
+        </w:tc>
+        <w:tc>
+          <w:tcPr>
+            <w:tcW w:w="1260" w:type="dxa"/>
+            <w:vMerge/>
+            <w:hideMark/>
+          </w:tcPr>
+          <w:p/>
+        </w:tc>
+        <w:tc>
+          <w:tcPr>
+            <w:tcW w:w="3150" w:type="dxa"/>
+            <w:vMerge/>
+            <w:hideMark/>
+          </w:tcPr>
+          <w:p/>
+        </w:tc>
+        <w:tc>
+          <w:tcPr>
+            <w:tcW w:w="2430" w:type="dxa"/>
+            <w:vMerge/>
+            <w:hideMark/>
+          </w:tcPr>
+          <w:p/>
+        </w:tc>
+        <w:tc>
+          <w:tcPr>
+            <w:tcW w:w="2340" w:type="dxa"/>
+            <w:hideMark/>
+          </w:tcPr>
+          <w:p>
+            <w:pPr>
+              <w:spacing w:after="160" w:line="259" w:lineRule="auto"/>
+            </w:pPr>
+            <w:r>
+              <w:t>v1.2  Generated six tests for both allowed transitions and both rejected actions from each terminal state.</w:t>
+            </w:r>
+          </w:p>
+        </w:tc>
+        <w:tc>
+          <w:tcPr>
+            <w:tcW w:w="1620" w:type="dxa"/>
+            <w:hideMark/>
+          </w:tcPr>
+          <w:p>
+            <w:pPr>
+              <w:spacing w:after="160" w:line="259" w:lineRule="auto"/>
+            </w:pPr>
+            <w:r>
+              <w:t>PASS</w:t>
+            </w:r>
+          </w:p>
+        </w:tc>
+        <w:tc>
+          <w:tcPr>
+            <w:tcW w:w="3330" w:type="dxa"/>
+            <w:hideMark/>
+          </w:tcPr>
+          <w:p>
+            <w:pPr>
+              <w:spacing w:after="160" w:line="259" w:lineRule="auto"/>
+            </w:pPr>
+            <w:r>
+              <w:t>No unsupported mandatory outcome identified. The initial Pending state is used as a precondition but is not independently checked; this is a coverage gap only.</w:t>
+            </w:r>
+          </w:p>
+        </w:tc>
+      </w:tr>
+      <w:tr>
+        <w:tc>
+          <w:tcPr>
+            <w:tcW w:w="720" w:type="dxa"/>
+            <w:vMerge w:val="restart"/>
+            <w:hideMark/>
+          </w:tcPr>
+          <w:p>
+            <w:pPr>
+              <w:spacing w:after="160" w:line="259" w:lineRule="auto"/>
+            </w:pPr>
+            <w:r>
+              <w:t>TC06</w:t>
+            </w:r>
+          </w:p>
+        </w:tc>
+        <w:tc>
+          <w:tcPr>
+            <w:tcW w:w="1260" w:type="dxa"/>
+            <w:vMerge w:val="restart"/>
+            <w:hideMark/>
+          </w:tcPr>
+          <w:p>
+            <w:pPr>
+              <w:spacing w:after="160" w:line="259" w:lineRule="auto"/>
+            </w:pPr>
+            <w:r>
+              <w:t>Missing procedure</w:t>
+            </w:r>
+          </w:p>
+        </w:tc>
+        <w:tc>
+          <w:tcPr>
+            <w:tcW w:w="3150" w:type="dxa"/>
+            <w:vMerge w:val="restart"/>
+            <w:hideMark/>
+          </w:tcPr>
+          <w:p>
+            <w:pPr>
+              <w:spacing w:after="160" w:line="259" w:lineRule="auto"/>
+            </w:pPr>
+            <w:r>
+              <w:t xml:space="preserve">A staff member can download an existing invoice as a PDF. The PDF must show the same invoice </w:t>
             </w:r>
             <w:r>
               <w:lastRenderedPageBreak/>
-              <w:t>additional information before reliable tests could be designed.</w:t>
-            </w:r>
-          </w:p>
-        </w:tc>
-        <w:tc>
-          <w:tcPr>
-            <w:tcW w:w="1440" w:type="dxa"/>
+              <w:t>number and total as the stored invoice. The interface, download procedure and storage location will be supplied later.</w:t>
+            </w:r>
+          </w:p>
+        </w:tc>
+        <w:tc>
+          <w:tcPr>
+            <w:tcW w:w="2430" w:type="dxa"/>
+            <w:vMerge w:val="restart"/>
+            <w:hideMark/>
+          </w:tcPr>
+          <w:p>
+            <w:pPr>
+              <w:spacing w:after="160" w:line="259" w:lineRule="auto"/>
+            </w:pPr>
+            <w:r>
+              <w:lastRenderedPageBreak/>
+              <w:t xml:space="preserve">Propose high-level download and content checks with a staff </w:t>
+            </w:r>
+            <w:r>
+              <w:lastRenderedPageBreak/>
+              <w:t>member and existing invoice as preconditions. Retain the known PDF and matching-value outcomes; ask for execution details without inventing buttons, URLs or paths.</w:t>
+            </w:r>
+          </w:p>
+        </w:tc>
+        <w:tc>
+          <w:tcPr>
+            <w:tcW w:w="2340" w:type="dxa"/>
+            <w:hideMark/>
+          </w:tcPr>
+          <w:p>
+            <w:pPr>
+              <w:spacing w:after="160" w:line="259" w:lineRule="auto"/>
+            </w:pPr>
+            <w:r>
+              <w:lastRenderedPageBreak/>
+              <w:t xml:space="preserve">v1.0  Covered PDF download and </w:t>
+            </w:r>
+            <w:r>
+              <w:lastRenderedPageBreak/>
+              <w:t>matching invoice values.</w:t>
+            </w:r>
+          </w:p>
+        </w:tc>
+        <w:tc>
+          <w:tcPr>
+            <w:tcW w:w="1620" w:type="dxa"/>
+            <w:hideMark/>
+          </w:tcPr>
+          <w:p>
+            <w:pPr>
+              <w:spacing w:after="160" w:line="259" w:lineRule="auto"/>
+            </w:pPr>
+            <w:r>
+              <w:lastRenderedPageBreak/>
+              <w:t>FAIL</w:t>
+            </w:r>
+          </w:p>
+        </w:tc>
+        <w:tc>
+          <w:tcPr>
+            <w:tcW w:w="3330" w:type="dxa"/>
+            <w:hideMark/>
+          </w:tcPr>
+          <w:p>
+            <w:pPr>
+              <w:spacing w:after="160" w:line="259" w:lineRule="auto"/>
+            </w:pPr>
+            <w:r>
+              <w:t xml:space="preserve">Adds an error message and no-PDF outcome for a non-existent invoice. Also assumes maximum </w:t>
+            </w:r>
+            <w:r>
+              <w:lastRenderedPageBreak/>
+              <w:t>field lengths and rendering rules not supplied.</w:t>
+            </w:r>
+          </w:p>
+        </w:tc>
+      </w:tr>
+      <w:tr>
+        <w:tc>
+          <w:tcPr>
+            <w:tcW w:w="720" w:type="dxa"/>
+            <w:vMerge/>
+            <w:hideMark/>
+          </w:tcPr>
+          <w:p/>
+        </w:tc>
+        <w:tc>
+          <w:tcPr>
+            <w:tcW w:w="1260" w:type="dxa"/>
+            <w:vMerge/>
+            <w:hideMark/>
+          </w:tcPr>
+          <w:p/>
+        </w:tc>
+        <w:tc>
+          <w:tcPr>
+            <w:tcW w:w="3150" w:type="dxa"/>
+            <w:vMerge/>
+            <w:hideMark/>
+          </w:tcPr>
+          <w:p/>
+        </w:tc>
+        <w:tc>
+          <w:tcPr>
+            <w:tcW w:w="2430" w:type="dxa"/>
+            <w:vMerge/>
+            <w:hideMark/>
+          </w:tcPr>
+          <w:p/>
+        </w:tc>
+        <w:tc>
+          <w:tcPr>
+            <w:tcW w:w="2340" w:type="dxa"/>
+            <w:hideMark/>
+          </w:tcPr>
+          <w:p>
+            <w:pPr>
+              <w:spacing w:after="160" w:line="259" w:lineRule="auto"/>
+            </w:pPr>
+            <w:r>
+              <w:t>v1.1  Covered matching invoice number and total, with example values.</w:t>
+            </w:r>
+          </w:p>
+        </w:tc>
+        <w:tc>
+          <w:tcPr>
+            <w:tcW w:w="1620" w:type="dxa"/>
+            <w:hideMark/>
+          </w:tcPr>
+          <w:p>
+            <w:pPr>
+              <w:spacing w:after="160" w:line="259" w:lineRule="auto"/>
+            </w:pPr>
+            <w:r>
+              <w:t>PASS</w:t>
+            </w:r>
+          </w:p>
+        </w:tc>
+        <w:tc>
+          <w:tcPr>
+            <w:tcW w:w="3330" w:type="dxa"/>
+            <w:hideMark/>
+          </w:tcPr>
+          <w:p>
+            <w:pPr>
+              <w:spacing w:after="160" w:line="259" w:lineRule="auto"/>
+            </w:pPr>
+            <w:r>
+              <w:t>Non-existent invoice behaviour remains TBD. Maximum-field rendering is explicitly a Recommendation. No unsupported mandatory expected outcome identified; the optional scenario needs agreed field limits.</w:t>
+            </w:r>
+          </w:p>
+        </w:tc>
+      </w:tr>
+      <w:tr>
+        <w:tc>
+          <w:tcPr>
+            <w:tcW w:w="720" w:type="dxa"/>
+            <w:vMerge/>
+            <w:hideMark/>
+          </w:tcPr>
+          <w:p/>
+        </w:tc>
+        <w:tc>
+          <w:tcPr>
+            <w:tcW w:w="1260" w:type="dxa"/>
+            <w:vMerge/>
+            <w:hideMark/>
+          </w:tcPr>
+          <w:p/>
+        </w:tc>
+        <w:tc>
+          <w:tcPr>
+            <w:tcW w:w="3150" w:type="dxa"/>
+            <w:vMerge/>
+            <w:hideMark/>
+          </w:tcPr>
+          <w:p/>
+        </w:tc>
+        <w:tc>
+          <w:tcPr>
+            <w:tcW w:w="2430" w:type="dxa"/>
+            <w:vMerge/>
+            <w:hideMark/>
+          </w:tcPr>
+          <w:p/>
+        </w:tc>
+        <w:tc>
+          <w:tcPr>
+            <w:tcW w:w="2340" w:type="dxa"/>
+            <w:hideMark/>
+          </w:tcPr>
+          <w:p>
+            <w:pPr>
+              <w:spacing w:after="160" w:line="259" w:lineRule="auto"/>
+            </w:pPr>
+            <w:r>
+              <w:t>v1.2  Kept the known PDF-download and matching-value outcome despite missing execution steps.</w:t>
+            </w:r>
+          </w:p>
+        </w:tc>
+        <w:tc>
+          <w:tcPr>
+            <w:tcW w:w="1620" w:type="dxa"/>
+            <w:hideMark/>
+          </w:tcPr>
+          <w:p>
+            <w:pPr>
+              <w:spacing w:after="160" w:line="259" w:lineRule="auto"/>
+            </w:pPr>
+            <w:r>
+              <w:t>PASS</w:t>
+            </w:r>
+          </w:p>
+        </w:tc>
+        <w:tc>
+          <w:tcPr>
+            <w:tcW w:w="3330" w:type="dxa"/>
+            <w:hideMark/>
+          </w:tcPr>
+          <w:p>
+            <w:pPr>
+              <w:spacing w:after="160" w:line="259" w:lineRule="auto"/>
+            </w:pPr>
+            <w:r>
+              <w:t>A non-existent invoice scenario remains TBD with a clarification question. It adds scope but no invented expected result. Staff and an existing invoice are retained in the main test.</w:t>
+            </w:r>
+          </w:p>
+        </w:tc>
+      </w:tr>
+      <w:tr>
+        <w:tc>
+          <w:tcPr>
+            <w:tcW w:w="720" w:type="dxa"/>
+            <w:vMerge w:val="restart"/>
+            <w:hideMark/>
+          </w:tcPr>
+          <w:p>
+            <w:pPr>
+              <w:spacing w:after="160" w:line="259" w:lineRule="auto"/>
+            </w:pPr>
+            <w:r>
+              <w:t>TC07</w:t>
+            </w:r>
+          </w:p>
+        </w:tc>
+        <w:tc>
+          <w:tcPr>
+            <w:tcW w:w="1260" w:type="dxa"/>
+            <w:vMerge w:val="restart"/>
+            <w:hideMark/>
+          </w:tcPr>
+          <w:p>
+            <w:pPr>
+              <w:spacing w:after="160" w:line="259" w:lineRule="auto"/>
+            </w:pPr>
+            <w:r>
+              <w:t>Missing rule</w:t>
+            </w:r>
+          </w:p>
+        </w:tc>
+        <w:tc>
+          <w:tcPr>
+            <w:tcW w:w="3150" w:type="dxa"/>
+            <w:vMerge w:val="restart"/>
+            <w:hideMark/>
+          </w:tcPr>
+          <w:p>
+            <w:pPr>
+              <w:spacing w:after="160" w:line="259" w:lineRule="auto"/>
+            </w:pPr>
+            <w:r>
+              <w:t>A user can submit an expense claim with an amount and receipt. A positive amount and attached receipt are required; otherwise reject the claim without storing it. Valid claims are stored as Pending. Treatment of a second submission with the same receipt has not been decided.</w:t>
+            </w:r>
+          </w:p>
+        </w:tc>
+        <w:tc>
+          <w:tcPr>
+            <w:tcW w:w="2430" w:type="dxa"/>
+            <w:vMerge w:val="restart"/>
+            <w:hideMark/>
+          </w:tcPr>
+          <w:p>
+            <w:pPr>
+              <w:spacing w:after="160" w:line="259" w:lineRule="auto"/>
+            </w:pPr>
+            <w:r>
+              <w:t>Cover valid Pending storage, non-positive amounts and missing receipts with no storage. Ask what should happen to duplicate receipts; do not prescribe rejection or acceptance for duplicates.</w:t>
+            </w:r>
+          </w:p>
+        </w:tc>
+        <w:tc>
+          <w:tcPr>
+            <w:tcW w:w="2340" w:type="dxa"/>
+            <w:hideMark/>
+          </w:tcPr>
+          <w:p>
+            <w:pPr>
+              <w:spacing w:after="160" w:line="259" w:lineRule="auto"/>
+            </w:pPr>
+            <w:r>
+              <w:t>v1.0  Covered Pending storage, invalid amounts, missing receipts and asked about duplicates.</w:t>
+            </w:r>
+          </w:p>
+        </w:tc>
+        <w:tc>
+          <w:tcPr>
+            <w:tcW w:w="1620" w:type="dxa"/>
+            <w:hideMark/>
+          </w:tcPr>
+          <w:p>
+            <w:pPr>
+              <w:spacing w:after="160" w:line="259" w:lineRule="auto"/>
+            </w:pPr>
+            <w:r>
+              <w:t>PARTIAL</w:t>
+            </w:r>
+          </w:p>
+        </w:tc>
+        <w:tc>
+          <w:tcPr>
+            <w:tcW w:w="3330" w:type="dxa"/>
+            <w:hideMark/>
+          </w:tcPr>
+          <w:p>
+            <w:pPr>
+              <w:spacing w:after="160" w:line="259" w:lineRule="auto"/>
+            </w:pPr>
+            <w:r>
+              <w:t>Calls 0.01 the smallest valid positive amount without a precision rule. The maximum-amount scenario is conditional, not a stated numeric limit. Unclear boundary assumptions warrant review, without treating the example 0.01 itself as hallucination.</w:t>
+            </w:r>
+          </w:p>
+        </w:tc>
+      </w:tr>
+      <w:tr>
+        <w:tc>
+          <w:tcPr>
+            <w:tcW w:w="720" w:type="dxa"/>
+            <w:vMerge/>
+            <w:hideMark/>
+          </w:tcPr>
+          <w:p/>
+        </w:tc>
+        <w:tc>
+          <w:tcPr>
+            <w:tcW w:w="1260" w:type="dxa"/>
+            <w:vMerge/>
+            <w:hideMark/>
+          </w:tcPr>
+          <w:p/>
+        </w:tc>
+        <w:tc>
+          <w:tcPr>
+            <w:tcW w:w="3150" w:type="dxa"/>
+            <w:vMerge/>
+            <w:hideMark/>
+          </w:tcPr>
+          <w:p/>
+        </w:tc>
+        <w:tc>
+          <w:tcPr>
+            <w:tcW w:w="2430" w:type="dxa"/>
+            <w:vMerge/>
+            <w:hideMark/>
+          </w:tcPr>
+          <w:p/>
+        </w:tc>
+        <w:tc>
+          <w:tcPr>
+            <w:tcW w:w="2340" w:type="dxa"/>
+            <w:hideMark/>
+          </w:tcPr>
+          <w:p>
+            <w:pPr>
+              <w:spacing w:after="160" w:line="259" w:lineRule="auto"/>
+            </w:pPr>
+            <w:r>
+              <w:t>v1.1  Covered valid storage, zero/negative amounts, missing receipts and unresolved duplicates.</w:t>
+            </w:r>
+          </w:p>
+        </w:tc>
+        <w:tc>
+          <w:tcPr>
+            <w:tcW w:w="1620" w:type="dxa"/>
+            <w:hideMark/>
+          </w:tcPr>
+          <w:p>
+            <w:pPr>
+              <w:spacing w:after="160" w:line="259" w:lineRule="auto"/>
+            </w:pPr>
+            <w:r>
+              <w:t>PARTIAL</w:t>
+            </w:r>
+          </w:p>
+        </w:tc>
+        <w:tc>
+          <w:tcPr>
+            <w:tcW w:w="3330" w:type="dxa"/>
+            <w:hideMark/>
+          </w:tcPr>
+          <w:p>
+            <w:pPr>
+              <w:spacing w:after="160" w:line="259" w:lineRule="auto"/>
+            </w:pPr>
+            <w:r>
+              <w:t xml:space="preserve">Again calls 0.01 the smallest positive amount without specifying precision. Its acceptance follows positivity; the </w:t>
+            </w:r>
+            <w:r>
+              <w:lastRenderedPageBreak/>
+              <w:t>unsupported minimum-boundary framing remains questionable.</w:t>
+            </w:r>
+          </w:p>
+        </w:tc>
+      </w:tr>
+      <w:tr>
+        <w:tc>
+          <w:tcPr>
+            <w:tcW w:w="720" w:type="dxa"/>
+            <w:vMerge/>
+            <w:hideMark/>
+          </w:tcPr>
+          <w:p/>
+        </w:tc>
+        <w:tc>
+          <w:tcPr>
+            <w:tcW w:w="1260" w:type="dxa"/>
+            <w:vMerge/>
+            <w:hideMark/>
+          </w:tcPr>
+          <w:p/>
+        </w:tc>
+        <w:tc>
+          <w:tcPr>
+            <w:tcW w:w="3150" w:type="dxa"/>
+            <w:vMerge/>
+            <w:hideMark/>
+          </w:tcPr>
+          <w:p/>
+        </w:tc>
+        <w:tc>
+          <w:tcPr>
+            <w:tcW w:w="2430" w:type="dxa"/>
+            <w:vMerge/>
+            <w:hideMark/>
+          </w:tcPr>
+          <w:p/>
+        </w:tc>
+        <w:tc>
+          <w:tcPr>
+            <w:tcW w:w="2340" w:type="dxa"/>
+            <w:hideMark/>
+          </w:tcPr>
+          <w:p>
+            <w:pPr>
+              <w:spacing w:after="160" w:line="259" w:lineRule="auto"/>
+            </w:pPr>
+            <w:r>
+              <w:t>v1.2  Covered Pending storage, invalid amounts and missing receipts; left duplicate handling TBD.</w:t>
+            </w:r>
+          </w:p>
+        </w:tc>
+        <w:tc>
+          <w:tcPr>
+            <w:tcW w:w="1620" w:type="dxa"/>
+            <w:hideMark/>
+          </w:tcPr>
+          <w:p>
+            <w:pPr>
+              <w:spacing w:after="160" w:line="259" w:lineRule="auto"/>
+            </w:pPr>
+            <w:r>
+              <w:t>PARTIAL</w:t>
+            </w:r>
+          </w:p>
+        </w:tc>
+        <w:tc>
+          <w:tcPr>
+            <w:tcW w:w="3330" w:type="dxa"/>
+            <w:hideMark/>
+          </w:tcPr>
+          <w:p>
+            <w:pPr>
+              <w:spacing w:after="160" w:line="259" w:lineRule="auto"/>
+            </w:pPr>
+            <w:r>
+              <w:t>Adds authenticated-user preconditions although authentication is not specified. It does not explicitly reject unauthenticated users, so this is a questionable setup assumption rather than a definite invented mandatory outcome. Requests for error wording are unnecessary.</w:t>
+            </w:r>
+          </w:p>
+        </w:tc>
+      </w:tr>
+      <w:tr>
+        <w:tc>
+          <w:tcPr>
+            <w:tcW w:w="720" w:type="dxa"/>
+            <w:vMerge w:val="restart"/>
+            <w:hideMark/>
+          </w:tcPr>
+          <w:p>
+            <w:pPr>
+              <w:spacing w:after="160" w:line="259" w:lineRule="auto"/>
+            </w:pPr>
+            <w:r>
+              <w:t>TC08</w:t>
+            </w:r>
+          </w:p>
+        </w:tc>
+        <w:tc>
+          <w:tcPr>
+            <w:tcW w:w="1260" w:type="dxa"/>
+            <w:vMerge w:val="restart"/>
+            <w:hideMark/>
+          </w:tcPr>
+          <w:p>
+            <w:pPr>
+              <w:spacing w:after="160" w:line="259" w:lineRule="auto"/>
+            </w:pPr>
+            <w:r>
+              <w:t>Conflicting rules</w:t>
+            </w:r>
+          </w:p>
+        </w:tc>
+        <w:tc>
+          <w:tcPr>
+            <w:tcW w:w="3150" w:type="dxa"/>
+            <w:vMerge w:val="restart"/>
+            <w:hideMark/>
+          </w:tcPr>
+          <w:p>
+            <w:pPr>
+              <w:spacing w:after="160" w:line="259" w:lineRule="auto"/>
+            </w:pPr>
+            <w:r>
+              <w:t>Two current documents describe report access. Requirement A says only managers may download monthly reports. Requirement B says all signed-in users may download them. No precedence is specified. Both documents agree that signed-out users must be denied access.</w:t>
+            </w:r>
+          </w:p>
+        </w:tc>
+        <w:tc>
+          <w:tcPr>
+            <w:tcW w:w="2430" w:type="dxa"/>
+            <w:vMerge w:val="restart"/>
+            <w:hideMark/>
+          </w:tcPr>
+          <w:p>
+            <w:pPr>
+              <w:spacing w:after="160" w:line="259" w:lineRule="auto"/>
+            </w:pPr>
+            <w:r>
+              <w:t>Test manager access and signed-out denial where the sources agree. Identify the conflict for signed-in non-managers and ask which rule applies. Leave that outcome unresolved rather than choosing a document.</w:t>
+            </w:r>
+          </w:p>
+        </w:tc>
+        <w:tc>
+          <w:tcPr>
+            <w:tcW w:w="2340" w:type="dxa"/>
+            <w:hideMark/>
+          </w:tcPr>
+          <w:p>
+            <w:pPr>
+              <w:spacing w:after="160" w:line="259" w:lineRule="auto"/>
+            </w:pPr>
+            <w:r>
+              <w:t>v1.0  Covered signed-out denial, manager access and the disputed non-manager case.</w:t>
+            </w:r>
+          </w:p>
+        </w:tc>
+        <w:tc>
+          <w:tcPr>
+            <w:tcW w:w="1620" w:type="dxa"/>
+            <w:hideMark/>
+          </w:tcPr>
+          <w:p>
+            <w:pPr>
+              <w:spacing w:after="160" w:line="259" w:lineRule="auto"/>
+            </w:pPr>
+            <w:r>
+              <w:t>FAIL</w:t>
+            </w:r>
+          </w:p>
+        </w:tc>
+        <w:tc>
+          <w:tcPr>
+            <w:tcW w:w="3330" w:type="dxa"/>
+            <w:hideMark/>
+          </w:tcPr>
+          <w:p>
+            <w:pPr>
+              <w:spacing w:after="160" w:line="259" w:lineRule="auto"/>
+            </w:pPr>
+            <w:r>
+              <w:t>Gives a definite successful download for signed-in non-managers by choosing Requirement B despite no precedence. Also adds sign-in/error feedback and an invented button label.</w:t>
+            </w:r>
+          </w:p>
+        </w:tc>
+      </w:tr>
+      <w:tr>
+        <w:tc>
+          <w:tcPr>
+            <w:tcW w:w="720" w:type="dxa"/>
+            <w:vMerge/>
+            <w:hideMark/>
+          </w:tcPr>
+          <w:p/>
+        </w:tc>
+        <w:tc>
+          <w:tcPr>
+            <w:tcW w:w="1260" w:type="dxa"/>
+            <w:vMerge/>
+            <w:hideMark/>
+          </w:tcPr>
+          <w:p/>
+        </w:tc>
+        <w:tc>
+          <w:tcPr>
+            <w:tcW w:w="3150" w:type="dxa"/>
+            <w:vMerge/>
+            <w:hideMark/>
+          </w:tcPr>
+          <w:p/>
+        </w:tc>
+        <w:tc>
+          <w:tcPr>
+            <w:tcW w:w="2430" w:type="dxa"/>
+            <w:vMerge/>
+            <w:hideMark/>
+          </w:tcPr>
+          <w:p/>
+        </w:tc>
+        <w:tc>
+          <w:tcPr>
+            <w:tcW w:w="2340" w:type="dxa"/>
+            <w:hideMark/>
+          </w:tcPr>
+          <w:p>
+            <w:pPr>
+              <w:spacing w:after="160" w:line="259" w:lineRule="auto"/>
+            </w:pPr>
+            <w:r>
+              <w:t>v1.1  Preserved signed-out denial and left signed-in role outcomes unresolved.</w:t>
+            </w:r>
+          </w:p>
+        </w:tc>
+        <w:tc>
+          <w:tcPr>
+            <w:tcW w:w="1620" w:type="dxa"/>
+            <w:hideMark/>
+          </w:tcPr>
+          <w:p>
+            <w:pPr>
+              <w:spacing w:after="160" w:line="259" w:lineRule="auto"/>
+            </w:pPr>
+            <w:r>
+              <w:t>PARTIAL</w:t>
+            </w:r>
+          </w:p>
+        </w:tc>
+        <w:tc>
+          <w:tcPr>
+            <w:tcW w:w="3330" w:type="dxa"/>
+            <w:hideMark/>
+          </w:tcPr>
+          <w:p>
+            <w:pPr>
+              <w:spacing w:after="160" w:line="259" w:lineRule="auto"/>
+            </w:pPr>
+            <w:r>
+              <w:t>Incorrectly treats manager access as disputed even though both rules allow it. The button label is an assumed execution detail. No definite unsupported access outcome is asserted, but conflict handling is unclear.</w:t>
+            </w:r>
+          </w:p>
+        </w:tc>
+      </w:tr>
+      <w:tr>
+        <w:tc>
+          <w:tcPr>
+            <w:tcW w:w="720" w:type="dxa"/>
+            <w:vMerge/>
+            <w:hideMark/>
+          </w:tcPr>
+          <w:p/>
+        </w:tc>
+        <w:tc>
+          <w:tcPr>
+            <w:tcW w:w="1260" w:type="dxa"/>
+            <w:vMerge/>
+            <w:hideMark/>
+          </w:tcPr>
+          <w:p/>
+        </w:tc>
+        <w:tc>
+          <w:tcPr>
+            <w:tcW w:w="3150" w:type="dxa"/>
+            <w:vMerge/>
+            <w:hideMark/>
+          </w:tcPr>
+          <w:p/>
+        </w:tc>
+        <w:tc>
+          <w:tcPr>
+            <w:tcW w:w="2430" w:type="dxa"/>
+            <w:vMerge/>
+            <w:hideMark/>
+          </w:tcPr>
+          <w:p/>
+        </w:tc>
+        <w:tc>
+          <w:tcPr>
+            <w:tcW w:w="2340" w:type="dxa"/>
+            <w:hideMark/>
+          </w:tcPr>
+          <w:p>
+            <w:pPr>
+              <w:spacing w:after="160" w:line="259" w:lineRule="auto"/>
+            </w:pPr>
+            <w:r>
+              <w:t xml:space="preserve">v1.2  Covered signed-out denial and signed-in manager access; left </w:t>
+            </w:r>
+            <w:r>
+              <w:lastRenderedPageBreak/>
+              <w:t>non-manager access TBD.</w:t>
+            </w:r>
+          </w:p>
+        </w:tc>
+        <w:tc>
+          <w:tcPr>
+            <w:tcW w:w="1620" w:type="dxa"/>
             <w:hideMark/>
           </w:tcPr>
           <w:p>
@@ -843,15 +2320,15 @@
         </w:tc>
         <w:tc>
           <w:tcPr>
-            <w:tcW w:w="2749" w:type="dxa"/>
-            <w:hideMark/>
-          </w:tcPr>
-          <w:p>
-            <w:pPr>
-              <w:spacing w:after="160" w:line="259" w:lineRule="auto"/>
-            </w:pPr>
-            <w:r>
-              <w:t>The model handled ambiguity appropriately and did not treat example criteria as established requirements.</w:t>
+            <w:tcW w:w="3330" w:type="dxa"/>
+            <w:hideMark/>
+          </w:tcPr>
+          <w:p>
+            <w:pPr>
+              <w:spacing w:after="160" w:line="259" w:lineRule="auto"/>
+            </w:pPr>
+            <w:r>
+              <w:t>No unsupported mandatory outcome identified. Correctly isolates the conflict and asks which rule takes precedence.</w:t>
             </w:r>
           </w:p>
         </w:tc>
@@ -860,28 +2337,74 @@
         <w:tc>
           <w:tcPr>
             <w:tcW w:w="720" w:type="dxa"/>
-            <w:hideMark/>
-          </w:tcPr>
-          <w:p>
-            <w:pPr>
-              <w:spacing w:after="160" w:line="259" w:lineRule="auto"/>
-            </w:pPr>
-            <w:r>
-              <w:t>TC06</w:t>
+            <w:vMerge w:val="restart"/>
+            <w:hideMark/>
+          </w:tcPr>
+          <w:p>
+            <w:pPr>
+              <w:spacing w:after="160" w:line="259" w:lineRule="auto"/>
+            </w:pPr>
+            <w:r>
+              <w:t>TC09</w:t>
             </w:r>
           </w:p>
         </w:tc>
         <w:tc>
           <w:tcPr>
             <w:tcW w:w="1260" w:type="dxa"/>
-            <w:hideMark/>
-          </w:tcPr>
-          <w:p>
-            <w:pPr>
-              <w:spacing w:after="160" w:line="259" w:lineRule="auto"/>
-            </w:pPr>
-            <w:r>
-              <w:t>Incomplete</w:t>
+            <w:vMerge w:val="restart"/>
+            <w:hideMark/>
+          </w:tcPr>
+          <w:p>
+            <w:pPr>
+              <w:spacing w:after="160" w:line="259" w:lineRule="auto"/>
+            </w:pPr>
+            <w:r>
+              <w:t>Performance</w:t>
+            </w:r>
+          </w:p>
+        </w:tc>
+        <w:tc>
+          <w:tcPr>
+            <w:tcW w:w="3150" w:type="dxa"/>
+            <w:vMerge w:val="restart"/>
+            <w:hideMark/>
+          </w:tcPr>
+          <w:p>
+            <w:pPr>
+              <w:spacing w:after="160" w:line="259" w:lineRule="auto"/>
+            </w:pPr>
+            <w:r>
+              <w:t>In staging with 10,000 seeded products, run 100 concurrent virtual users for 10 minutes after a 2-minute warm-up. Each user sends one catalogue-search request every 5 seconds. During the measured 10 minutes, the 95th-percentile response time must be at most 800 ms and fewer than 1% of requests may fail.</w:t>
+            </w:r>
+          </w:p>
+        </w:tc>
+        <w:tc>
+          <w:tcPr>
+            <w:tcW w:w="2430" w:type="dxa"/>
+            <w:vMerge w:val="restart"/>
+            <w:hideMark/>
+          </w:tcPr>
+          <w:p>
+            <w:pPr>
+              <w:spacing w:after="160" w:line="259" w:lineRule="auto"/>
+            </w:pPr>
+            <w:r>
+              <w:t>Preserve the dataset, concurrency, request interval, warm-up and measured duration. Use p95 &lt;= 800 ms and failure rate &lt; 1%, not averages or altered boundaries. Ask for endpoint and failure definition if absent. Do not claim measured results.</w:t>
+            </w:r>
+          </w:p>
+        </w:tc>
+        <w:tc>
+          <w:tcPr>
+            <w:tcW w:w="2340" w:type="dxa"/>
+            <w:hideMark/>
+          </w:tcPr>
+          <w:p>
+            <w:pPr>
+              <w:spacing w:after="160" w:line="259" w:lineRule="auto"/>
+            </w:pPr>
+            <w:r>
+              <w:t>v1.0  Preserved p95 and failure-rate thresholds and the main load profile.</w:t>
             </w:r>
           </w:p>
         </w:tc>
@@ -895,81 +2418,21 @@
               <w:spacing w:after="160" w:line="259" w:lineRule="auto"/>
             </w:pPr>
             <w:r>
-              <w:t>The system shall send a notification when a transaction is completed.</w:t>
-            </w:r>
-          </w:p>
-        </w:tc>
-        <w:tc>
-          <w:tcPr>
-            <w:tcW w:w="1749" w:type="dxa"/>
-            <w:hideMark/>
-          </w:tcPr>
-          <w:p>
-            <w:pPr>
-              <w:spacing w:after="160" w:line="259" w:lineRule="auto"/>
-            </w:pPr>
-            <w:r>
-              <w:t xml:space="preserve">Identify the directly supported notification </w:t>
-            </w:r>
-            <w:r>
-              <w:t>behavior</w:t>
-            </w:r>
-            <w:r>
-              <w:t xml:space="preserve"> and explain what information is missing. Do not assume the notification channel, recipient, timing, or content.</w:t>
-            </w:r>
-          </w:p>
-        </w:tc>
-        <w:tc>
-          <w:tcPr>
-            <w:tcW w:w="1761" w:type="dxa"/>
-            <w:hideMark/>
-          </w:tcPr>
-          <w:p>
-            <w:pPr>
-              <w:spacing w:after="160" w:line="259" w:lineRule="auto"/>
-            </w:pPr>
-            <w:r>
-              <w:t xml:space="preserve">Qwen3 correctly determined that the requirement was incomplete. It identified the missing notification channel, recipient, timing, content, and failure handling. It separated the directly supported </w:t>
-            </w:r>
-            <w:r>
-              <w:t>behavior</w:t>
-            </w:r>
-            <w:r>
-              <w:t xml:space="preserve"> from tests that would require assumptions.</w:t>
-            </w:r>
-          </w:p>
-        </w:tc>
-        <w:tc>
-          <w:tcPr>
-            <w:tcW w:w="1440" w:type="dxa"/>
-            <w:hideMark/>
-          </w:tcPr>
-          <w:p>
-            <w:pPr>
-              <w:spacing w:after="160" w:line="259" w:lineRule="auto"/>
-            </w:pPr>
-            <w:r>
-              <w:t>PASS</w:t>
-            </w:r>
-          </w:p>
-        </w:tc>
-        <w:tc>
-          <w:tcPr>
-            <w:tcW w:w="2749" w:type="dxa"/>
-            <w:hideMark/>
-          </w:tcPr>
-          <w:p>
-            <w:pPr>
-              <w:spacing w:after="160" w:line="259" w:lineRule="auto"/>
-            </w:pPr>
-            <w:r>
-              <w:t xml:space="preserve">Good distinction between supported </w:t>
-            </w:r>
-            <w:r>
-              <w:t>behavior</w:t>
-            </w:r>
-            <w:r>
-              <w:t xml:space="preserve"> and missing information. The model followed the no-guessing constraint well.</w:t>
+              <w:t>FAIL</w:t>
+            </w:r>
+          </w:p>
+        </w:tc>
+        <w:tc>
+          <w:tcPr>
+            <w:tcW w:w="3330" w:type="dxa"/>
+            <w:hideMark/>
+          </w:tcPr>
+          <w:p>
+            <w:pPr>
+              <w:spacing w:after="160" w:line="259" w:lineRule="auto"/>
+            </w:pPr>
+            <w:r>
+              <w:t>Adds mandatory absence of crashes, out-of-memory errors and connection-pool exhaustion. A failure rate below 1% does not establish those extra guarantees.</w:t>
             </w:r>
           </w:p>
         </w:tc>
@@ -978,28 +2441,46 @@
         <w:tc>
           <w:tcPr>
             <w:tcW w:w="720" w:type="dxa"/>
-            <w:hideMark/>
-          </w:tcPr>
-          <w:p>
-            <w:pPr>
-              <w:spacing w:after="160" w:line="259" w:lineRule="auto"/>
-            </w:pPr>
-            <w:r>
-              <w:t>TC07</w:t>
-            </w:r>
-          </w:p>
+            <w:vMerge/>
+            <w:hideMark/>
+          </w:tcPr>
+          <w:p/>
         </w:tc>
         <w:tc>
           <w:tcPr>
             <w:tcW w:w="1260" w:type="dxa"/>
-            <w:hideMark/>
-          </w:tcPr>
-          <w:p>
-            <w:pPr>
-              <w:spacing w:after="160" w:line="259" w:lineRule="auto"/>
-            </w:pPr>
-            <w:r>
-              <w:t>Conditional / Conflicting</w:t>
+            <w:vMerge/>
+            <w:hideMark/>
+          </w:tcPr>
+          <w:p/>
+        </w:tc>
+        <w:tc>
+          <w:tcPr>
+            <w:tcW w:w="3150" w:type="dxa"/>
+            <w:vMerge/>
+            <w:hideMark/>
+          </w:tcPr>
+          <w:p/>
+        </w:tc>
+        <w:tc>
+          <w:tcPr>
+            <w:tcW w:w="2430" w:type="dxa"/>
+            <w:vMerge/>
+            <w:hideMark/>
+          </w:tcPr>
+          <w:p/>
+        </w:tc>
+        <w:tc>
+          <w:tcPr>
+            <w:tcW w:w="2340" w:type="dxa"/>
+            <w:hideMark/>
+          </w:tcPr>
+          <w:p>
+            <w:pPr>
+              <w:spacing w:after="160" w:line="259" w:lineRule="auto"/>
+            </w:pPr>
+            <w:r>
+              <w:t>v1.1  Preserved the load profile, p95 &lt;= 800 ms and failure rate &lt; 1%; calculated approximately 1,200 requests/minute.</w:t>
             </w:r>
           </w:p>
         </w:tc>
@@ -1013,80 +2494,21 @@
               <w:spacing w:after="160" w:line="259" w:lineRule="auto"/>
             </w:pPr>
             <w:r>
-              <w:t>The system shall allow users to cancel an order at any time. Orders that have already been shipped cannot be cancelled.</w:t>
-            </w:r>
-          </w:p>
-        </w:tc>
-        <w:tc>
-          <w:tcPr>
-            <w:tcW w:w="1749" w:type="dxa"/>
-            <w:hideMark/>
-          </w:tcPr>
-          <w:p>
-            <w:pPr>
-              <w:spacing w:after="160" w:line="259" w:lineRule="auto"/>
-            </w:pPr>
-            <w:r>
-              <w:t xml:space="preserve">Identify the two conditional </w:t>
-            </w:r>
-            <w:r>
-              <w:t>behaviors</w:t>
-            </w:r>
-            <w:r>
-              <w:t xml:space="preserve"> and test the boundary between shipped and non-shipped orders without inventing order states or cancellation rules.</w:t>
-            </w:r>
-          </w:p>
-        </w:tc>
-        <w:tc>
-          <w:tcPr>
-            <w:tcW w:w="1761" w:type="dxa"/>
-            <w:hideMark/>
-          </w:tcPr>
-          <w:p>
-            <w:pPr>
-              <w:spacing w:after="160" w:line="259" w:lineRule="auto"/>
-            </w:pPr>
-            <w:r>
-              <w:t xml:space="preserve">Qwen3 correctly identified that cancellation is allowed for non-shipped orders and denied for shipped orders. It identified ambiguities around the meaning of shipped, order states, timing, and failure </w:t>
-            </w:r>
-            <w:r>
-              <w:t>behavior</w:t>
-            </w:r>
-            <w:r>
-              <w:t xml:space="preserve">. It also labelled scenarios involving transitional states, partial </w:t>
-            </w:r>
-            <w:r>
-              <w:lastRenderedPageBreak/>
-              <w:t>shipments, and time-based cancellation as assumptions. Some expected outcomes, such as displaying an error message and marking the order as cancelled, were not explicitly supported.</w:t>
-            </w:r>
-          </w:p>
-        </w:tc>
-        <w:tc>
-          <w:tcPr>
-            <w:tcW w:w="1440" w:type="dxa"/>
-            <w:hideMark/>
-          </w:tcPr>
-          <w:p>
-            <w:pPr>
-              <w:spacing w:after="160" w:line="259" w:lineRule="auto"/>
-            </w:pPr>
-            <w:r>
-              <w:lastRenderedPageBreak/>
-              <w:t>PASS with observations</w:t>
-            </w:r>
-          </w:p>
-        </w:tc>
-        <w:tc>
-          <w:tcPr>
-            <w:tcW w:w="2749" w:type="dxa"/>
-            <w:hideMark/>
-          </w:tcPr>
-          <w:p>
-            <w:pPr>
-              <w:spacing w:after="160" w:line="259" w:lineRule="auto"/>
-            </w:pPr>
-            <w:r>
-              <w:t>Strong conditional reasoning and better separation of assumptions, although some expected outcomes were still unsupported.</w:t>
+              <w:t>PASS</w:t>
+            </w:r>
+          </w:p>
+        </w:tc>
+        <w:tc>
+          <w:tcPr>
+            <w:tcW w:w="3330" w:type="dxa"/>
+            <w:hideMark/>
+          </w:tcPr>
+          <w:p>
+            <w:pPr>
+              <w:spacing w:after="160" w:line="259" w:lineRule="auto"/>
+            </w:pPr>
+            <w:r>
+              <w:t>No unsupported mandatory outcome identified. The known failure threshold is unnecessarily labelled Needs clarification because failure needs defining. Warm-up exclusion is mislabelled Recommendation. These are classification issues.</w:t>
             </w:r>
           </w:p>
         </w:tc>
@@ -1095,28 +2517,46 @@
         <w:tc>
           <w:tcPr>
             <w:tcW w:w="720" w:type="dxa"/>
-            <w:hideMark/>
-          </w:tcPr>
-          <w:p>
-            <w:pPr>
-              <w:spacing w:after="160" w:line="259" w:lineRule="auto"/>
-            </w:pPr>
-            <w:r>
-              <w:t>TC08</w:t>
-            </w:r>
-          </w:p>
+            <w:vMerge/>
+            <w:hideMark/>
+          </w:tcPr>
+          <w:p/>
         </w:tc>
         <w:tc>
           <w:tcPr>
             <w:tcW w:w="1260" w:type="dxa"/>
-            <w:hideMark/>
-          </w:tcPr>
-          <w:p>
-            <w:pPr>
-              <w:spacing w:after="160" w:line="259" w:lineRule="auto"/>
-            </w:pPr>
-            <w:r>
-              <w:t>Security</w:t>
+            <w:vMerge/>
+            <w:hideMark/>
+          </w:tcPr>
+          <w:p/>
+        </w:tc>
+        <w:tc>
+          <w:tcPr>
+            <w:tcW w:w="3150" w:type="dxa"/>
+            <w:vMerge/>
+            <w:hideMark/>
+          </w:tcPr>
+          <w:p/>
+        </w:tc>
+        <w:tc>
+          <w:tcPr>
+            <w:tcW w:w="2430" w:type="dxa"/>
+            <w:vMerge/>
+            <w:hideMark/>
+          </w:tcPr>
+          <w:p/>
+        </w:tc>
+        <w:tc>
+          <w:tcPr>
+            <w:tcW w:w="2340" w:type="dxa"/>
+            <w:hideMark/>
+          </w:tcPr>
+          <w:p>
+            <w:pPr>
+              <w:spacing w:after="160" w:line="259" w:lineRule="auto"/>
+            </w:pPr>
+            <w:r>
+              <w:t>v1.2  Kept staging, 10,000 products, 100 users, 5-second intervals, 2-minute warm-up and 10-minute measurement, with both exact thresholds.</w:t>
             </w:r>
           </w:p>
         </w:tc>
@@ -1130,74 +2570,21 @@
               <w:spacing w:after="160" w:line="259" w:lineRule="auto"/>
             </w:pPr>
             <w:r>
-              <w:t>All user passwords must be securely stored.</w:t>
-            </w:r>
-          </w:p>
-        </w:tc>
-        <w:tc>
-          <w:tcPr>
-            <w:tcW w:w="1749" w:type="dxa"/>
-            <w:hideMark/>
-          </w:tcPr>
-          <w:p>
-            <w:pPr>
-              <w:spacing w:after="160" w:line="259" w:lineRule="auto"/>
-            </w:pPr>
-            <w:r>
-              <w:t>Identify what can be tested from the requirement and avoid inventing specific encryption algorithms, hashing methods, password policies, or implementation details.</w:t>
-            </w:r>
-          </w:p>
-        </w:tc>
-        <w:tc>
-          <w:tcPr>
-            <w:tcW w:w="1761" w:type="dxa"/>
-            <w:hideMark/>
-          </w:tcPr>
-          <w:p>
-            <w:pPr>
-              <w:spacing w:after="160" w:line="259" w:lineRule="auto"/>
-            </w:pPr>
-            <w:r>
-              <w:t xml:space="preserve">Qwen3 correctly recognized that securely stored is ambiguous and that the requirement does not specify a particular hashing or encryption mechanism. It generated relevant security-focused tests and identified missing information. However, it classified some additional </w:t>
-            </w:r>
-            <w:r>
-              <w:t>behaviors</w:t>
-            </w:r>
-            <w:r>
-              <w:t xml:space="preserve">, such as preventing password exposure in logs or APIs and requiring password hashing, as requirement-supported. It </w:t>
-            </w:r>
-            <w:r>
-              <w:lastRenderedPageBreak/>
-              <w:t>also introduced assumptions about salts, key derivation, work factors, and key management.</w:t>
-            </w:r>
-          </w:p>
-        </w:tc>
-        <w:tc>
-          <w:tcPr>
-            <w:tcW w:w="1440" w:type="dxa"/>
-            <w:hideMark/>
-          </w:tcPr>
-          <w:p>
-            <w:pPr>
-              <w:spacing w:after="160" w:line="259" w:lineRule="auto"/>
-            </w:pPr>
-            <w:r>
-              <w:lastRenderedPageBreak/>
-              <w:t>PASS with significant observations</w:t>
-            </w:r>
-          </w:p>
-        </w:tc>
-        <w:tc>
-          <w:tcPr>
-            <w:tcW w:w="2749" w:type="dxa"/>
-            <w:hideMark/>
-          </w:tcPr>
-          <w:p>
-            <w:pPr>
-              <w:spacing w:after="160" w:line="259" w:lineRule="auto"/>
-            </w:pPr>
-            <w:r>
-              <w:t>Strong security reasoning, but the model needs to distinguish more carefully between the stated requirement and security best practices.</w:t>
+              <w:t>PASS</w:t>
+            </w:r>
+          </w:p>
+        </w:tc>
+        <w:tc>
+          <w:tcPr>
+            <w:tcW w:w="3330" w:type="dxa"/>
+            <w:hideMark/>
+          </w:tcPr>
+          <w:p>
+            <w:pPr>
+              <w:spacing w:after="160" w:line="259" w:lineRule="auto"/>
+            </w:pPr>
+            <w:r>
+              <w:t>No unsupported mandatory outcome identified. Uses a shortened table and says percentage instead of percentile, but the 95th response-time intent is identifiable. Endpoint, query details and failure definition still need clarification. No measurements are claimed.</w:t>
             </w:r>
           </w:p>
         </w:tc>
@@ -1206,28 +2593,88 @@
         <w:tc>
           <w:tcPr>
             <w:tcW w:w="720" w:type="dxa"/>
-            <w:hideMark/>
-          </w:tcPr>
-          <w:p>
-            <w:pPr>
-              <w:spacing w:after="160" w:line="259" w:lineRule="auto"/>
-            </w:pPr>
-            <w:r>
-              <w:t>TC09</w:t>
+            <w:vMerge w:val="restart"/>
+            <w:hideMark/>
+          </w:tcPr>
+          <w:p>
+            <w:pPr>
+              <w:spacing w:after="160" w:line="259" w:lineRule="auto"/>
+            </w:pPr>
+            <w:r>
+              <w:t>TC10</w:t>
             </w:r>
           </w:p>
         </w:tc>
         <w:tc>
           <w:tcPr>
             <w:tcW w:w="1260" w:type="dxa"/>
-            <w:hideMark/>
-          </w:tcPr>
-          <w:p>
-            <w:pPr>
-              <w:spacing w:after="160" w:line="259" w:lineRule="auto"/>
-            </w:pPr>
-            <w:r>
-              <w:t>Performance</w:t>
+            <w:vMerge w:val="restart"/>
+            <w:hideMark/>
+          </w:tcPr>
+          <w:p>
+            <w:pPr>
+              <w:spacing w:after="160" w:line="259" w:lineRule="auto"/>
+            </w:pPr>
+            <w:r>
+              <w:t>Insufficient evidence</w:t>
+            </w:r>
+          </w:p>
+        </w:tc>
+        <w:tc>
+          <w:tcPr>
+            <w:tcW w:w="3150" w:type="dxa"/>
+            <w:vMerge w:val="restart"/>
+            <w:hideMark/>
+          </w:tcPr>
+          <w:p>
+            <w:pPr>
+              <w:spacing w:after="160" w:line="259" w:lineRule="auto"/>
+            </w:pPr>
+            <w:r>
+              <w:t xml:space="preserve">The checkout service should be reliable and easy to use. No workflows, measurable targets, implementation or execution evidence are supplied. Suggest </w:t>
+            </w:r>
+            <w:r>
+              <w:lastRenderedPageBreak/>
+              <w:t>what is needed to test it and say whether its quality can currently be confirmed.</w:t>
+            </w:r>
+          </w:p>
+        </w:tc>
+        <w:tc>
+          <w:tcPr>
+            <w:tcW w:w="2430" w:type="dxa"/>
+            <w:vMerge w:val="restart"/>
+            <w:hideMark/>
+          </w:tcPr>
+          <w:p>
+            <w:pPr>
+              <w:spacing w:after="160" w:line="259" w:lineRule="auto"/>
+            </w:pPr>
+            <w:r>
+              <w:lastRenderedPageBreak/>
+              <w:t xml:space="preserve">Ask for checkout workflows, operating conditions, reliability targets and usability criteria. State that </w:t>
+            </w:r>
+            <w:r>
+              <w:lastRenderedPageBreak/>
+              <w:t>quality cannot yet be confirmed. Do not invent thresholds, payment methods, test results or an executable test table.</w:t>
+            </w:r>
+          </w:p>
+        </w:tc>
+        <w:tc>
+          <w:tcPr>
+            <w:tcW w:w="2340" w:type="dxa"/>
+            <w:hideMark/>
+          </w:tcPr>
+          <w:p>
+            <w:pPr>
+              <w:spacing w:after="160" w:line="259" w:lineRule="auto"/>
+            </w:pPr>
+            <w:r>
+              <w:lastRenderedPageBreak/>
+              <w:t xml:space="preserve">v1.0  Asked for workflows and measurable reliability/usability criteria instead of </w:t>
+            </w:r>
+            <w:r>
+              <w:lastRenderedPageBreak/>
+              <w:t>inventing executable tests.</w:t>
             </w:r>
           </w:p>
         </w:tc>
@@ -1241,69 +2688,26 @@
               <w:spacing w:after="160" w:line="259" w:lineRule="auto"/>
             </w:pPr>
             <w:r>
-              <w:t>The system shall support 500 concurrent users with acceptable performance.</w:t>
-            </w:r>
-          </w:p>
-        </w:tc>
-        <w:tc>
-          <w:tcPr>
-            <w:tcW w:w="1749" w:type="dxa"/>
-            <w:hideMark/>
-          </w:tcPr>
-          <w:p>
-            <w:pPr>
-              <w:spacing w:after="160" w:line="259" w:lineRule="auto"/>
-            </w:pPr>
-            <w:r>
-              <w:t>Identify the concrete 500-user requirement and explain why acceptable performance is ambiguous. Do not invent response-time, throughput, hardware, or workload thresholds.</w:t>
-            </w:r>
-          </w:p>
-        </w:tc>
-        <w:tc>
-          <w:tcPr>
-            <w:tcW w:w="1761" w:type="dxa"/>
-            <w:hideMark/>
-          </w:tcPr>
-          <w:p>
-            <w:pPr>
-              <w:spacing w:after="160" w:line="259" w:lineRule="auto"/>
-            </w:pPr>
-            <w:r>
-              <w:t xml:space="preserve">Qwen3 correctly identified that 500 concurrent users </w:t>
-            </w:r>
-            <w:r>
-              <w:t>are</w:t>
-            </w:r>
-            <w:r>
-              <w:t xml:space="preserve"> the concrete capacity requirement while acceptable performance is ambiguous. It avoided treating response-time, throughput, spike-load, and resource thresholds as established requirements and labelled specific values as assumptions. However, it interpreted acceptable performance as remaining responsive, avoiding degradation, and monitoring resources without those criteria being explicitly defined.</w:t>
-            </w:r>
-          </w:p>
-        </w:tc>
-        <w:tc>
-          <w:tcPr>
-            <w:tcW w:w="1440" w:type="dxa"/>
-            <w:hideMark/>
-          </w:tcPr>
-          <w:p>
-            <w:pPr>
-              <w:spacing w:after="160" w:line="259" w:lineRule="auto"/>
-            </w:pPr>
-            <w:r>
-              <w:t>PASS with observations</w:t>
-            </w:r>
-          </w:p>
-        </w:tc>
-        <w:tc>
-          <w:tcPr>
-            <w:tcW w:w="2749" w:type="dxa"/>
-            <w:hideMark/>
-          </w:tcPr>
-          <w:p>
-            <w:pPr>
-              <w:spacing w:after="160" w:line="259" w:lineRule="auto"/>
-            </w:pPr>
-            <w:r>
-              <w:t>Good handling of an ambiguous performance requirement, with a remaining need to distinguish the literal requirement from reasonable QA interpretations.</w:t>
+              <w:lastRenderedPageBreak/>
+              <w:t>PASS</w:t>
+            </w:r>
+          </w:p>
+        </w:tc>
+        <w:tc>
+          <w:tcPr>
+            <w:tcW w:w="3330" w:type="dxa"/>
+            <w:hideMark/>
+          </w:tcPr>
+          <w:p>
+            <w:pPr>
+              <w:spacing w:after="160" w:line="259" w:lineRule="auto"/>
+            </w:pPr>
+            <w:r>
+              <w:t xml:space="preserve">No unsupported mandatory outcome identified. Numeric targets appear as examples inside questions, not agreed requirements. The N/A table is </w:t>
+            </w:r>
+            <w:r>
+              <w:lastRenderedPageBreak/>
+              <w:t>unnecessary and quality cannot yet be confirmed should be stated directly.</w:t>
             </w:r>
           </w:p>
         </w:tc>
@@ -1312,29 +2716,46 @@
         <w:tc>
           <w:tcPr>
             <w:tcW w:w="720" w:type="dxa"/>
-            <w:hideMark/>
-          </w:tcPr>
-          <w:p>
-            <w:pPr>
-              <w:spacing w:after="160" w:line="259" w:lineRule="auto"/>
-            </w:pPr>
-            <w:r>
-              <w:lastRenderedPageBreak/>
-              <w:t>TC10</w:t>
-            </w:r>
-          </w:p>
+            <w:vMerge/>
+            <w:hideMark/>
+          </w:tcPr>
+          <w:p/>
         </w:tc>
         <w:tc>
           <w:tcPr>
             <w:tcW w:w="1260" w:type="dxa"/>
-            <w:hideMark/>
-          </w:tcPr>
-          <w:p>
-            <w:pPr>
-              <w:spacing w:after="160" w:line="259" w:lineRule="auto"/>
-            </w:pPr>
-            <w:r>
-              <w:t>Insufficient Evidence</w:t>
+            <w:vMerge/>
+            <w:hideMark/>
+          </w:tcPr>
+          <w:p/>
+        </w:tc>
+        <w:tc>
+          <w:tcPr>
+            <w:tcW w:w="3150" w:type="dxa"/>
+            <w:vMerge/>
+            <w:hideMark/>
+          </w:tcPr>
+          <w:p/>
+        </w:tc>
+        <w:tc>
+          <w:tcPr>
+            <w:tcW w:w="2430" w:type="dxa"/>
+            <w:vMerge/>
+            <w:hideMark/>
+          </w:tcPr>
+          <w:p/>
+        </w:tc>
+        <w:tc>
+          <w:tcPr>
+            <w:tcW w:w="2340" w:type="dxa"/>
+            <w:hideMark/>
+          </w:tcPr>
+          <w:p>
+            <w:pPr>
+              <w:spacing w:after="160" w:line="259" w:lineRule="auto"/>
+            </w:pPr>
+            <w:r>
+              <w:t>v1.1  Stated that quality cannot currently be confirmed and requested measurable criteria and checkout behaviour.</w:t>
             </w:r>
           </w:p>
         </w:tc>
@@ -1348,66 +2769,97 @@
               <w:spacing w:after="160" w:line="259" w:lineRule="auto"/>
             </w:pPr>
             <w:r>
-              <w:t>Determine whether the payment feature is secure.</w:t>
-            </w:r>
-          </w:p>
-        </w:tc>
-        <w:tc>
-          <w:tcPr>
-            <w:tcW w:w="1749" w:type="dxa"/>
-            <w:hideMark/>
-          </w:tcPr>
-          <w:p>
-            <w:pPr>
-              <w:spacing w:after="160" w:line="259" w:lineRule="auto"/>
-            </w:pPr>
-            <w:r>
-              <w:t>Determine whether the requirement is testable. If it is not, identify the missing security criteria without inventing controls, workflows, compliance standards, or implementation details.</w:t>
-            </w:r>
-          </w:p>
-        </w:tc>
-        <w:tc>
-          <w:tcPr>
-            <w:tcW w:w="1761" w:type="dxa"/>
-            <w:hideMark/>
-          </w:tcPr>
-          <w:p>
-            <w:pPr>
-              <w:spacing w:after="160" w:line="259" w:lineRule="auto"/>
-            </w:pPr>
-            <w:r>
-              <w:t>Qwen3 correctly determined that the requirement was not sufficiently testable because secure was not defined. It identified missing security criteria, controls, workflows, environment details, and measurable outcomes. It avoided presenting specific security controls or compliance standards as established requirements. A minor issue was the inclusion of performance metrics, which were not necessarily relevant.</w:t>
-            </w:r>
-          </w:p>
-        </w:tc>
-        <w:tc>
-          <w:tcPr>
-            <w:tcW w:w="1440" w:type="dxa"/>
-            <w:hideMark/>
-          </w:tcPr>
-          <w:p>
-            <w:pPr>
-              <w:spacing w:after="160" w:line="259" w:lineRule="auto"/>
-            </w:pPr>
-            <w:r>
               <w:t>PASS</w:t>
             </w:r>
           </w:p>
         </w:tc>
         <w:tc>
           <w:tcPr>
-            <w:tcW w:w="2749" w:type="dxa"/>
-            <w:hideMark/>
-          </w:tcPr>
-          <w:p>
-            <w:pPr>
-              <w:spacing w:after="160" w:line="259" w:lineRule="auto"/>
-            </w:pPr>
-            <w:r>
-              <w:t>Strong handling of an underspecified security requirement. The model appropriately identified the need for clearer acceptance criteria instead of manufacturing test cr</w:t>
-            </w:r>
-            <w:r>
-              <w:t>iteria</w:t>
+            <w:tcW w:w="3330" w:type="dxa"/>
+            <w:hideMark/>
+          </w:tcPr>
+          <w:p>
+            <w:pPr>
+              <w:spacing w:after="160" w:line="259" w:lineRule="auto"/>
+            </w:pPr>
+            <w:r>
+              <w:t>No unsupported mandatory outcome identified. Numeric examples are questions, not established thresholds.</w:t>
+            </w:r>
+          </w:p>
+        </w:tc>
+      </w:tr>
+      <w:tr>
+        <w:tc>
+          <w:tcPr>
+            <w:tcW w:w="720" w:type="dxa"/>
+            <w:vMerge/>
+            <w:hideMark/>
+          </w:tcPr>
+          <w:p/>
+        </w:tc>
+        <w:tc>
+          <w:tcPr>
+            <w:tcW w:w="1260" w:type="dxa"/>
+            <w:vMerge/>
+            <w:hideMark/>
+          </w:tcPr>
+          <w:p/>
+        </w:tc>
+        <w:tc>
+          <w:tcPr>
+            <w:tcW w:w="3150" w:type="dxa"/>
+            <w:vMerge/>
+            <w:hideMark/>
+          </w:tcPr>
+          <w:p/>
+        </w:tc>
+        <w:tc>
+          <w:tcPr>
+            <w:tcW w:w="2430" w:type="dxa"/>
+            <w:vMerge/>
+            <w:hideMark/>
+          </w:tcPr>
+          <w:p/>
+        </w:tc>
+        <w:tc>
+          <w:tcPr>
+            <w:tcW w:w="2340" w:type="dxa"/>
+            <w:hideMark/>
+          </w:tcPr>
+          <w:p>
+            <w:pPr>
+              <w:spacing w:after="160" w:line="259" w:lineRule="auto"/>
+            </w:pPr>
+            <w:r>
+              <w:t>v1.2  Explicitly said quality cannot be confirmed and requested behaviours, criteria and context.</w:t>
+            </w:r>
+          </w:p>
+        </w:tc>
+        <w:tc>
+          <w:tcPr>
+            <w:tcW w:w="1620" w:type="dxa"/>
+            <w:hideMark/>
+          </w:tcPr>
+          <w:p>
+            <w:pPr>
+              <w:spacing w:after="160" w:line="259" w:lineRule="auto"/>
+            </w:pPr>
+            <w:r>
+              <w:t>PASS</w:t>
+            </w:r>
+          </w:p>
+        </w:tc>
+        <w:tc>
+          <w:tcPr>
+            <w:tcW w:w="3330" w:type="dxa"/>
+            <w:hideMark/>
+          </w:tcPr>
+          <w:p>
+            <w:pPr>
+              <w:spacing w:after="160" w:line="259" w:lineRule="auto"/>
+            </w:pPr>
+            <w:r>
+              <w:t>No unsupported mandatory outcome identified. Workflow examples are suggestions in questions. The N/A table is a formatting weakness, not an executed test or invented result.</w:t>
             </w:r>
           </w:p>
         </w:tc>
@@ -1432,35 +2884,17 @@
     </w:p>
     <w:p>
       <w:r>
-        <w:t xml:space="preserve">All 10 cases passed at the baseline level. Qwen3 8B showed that it can </w:t>
-      </w:r>
-      <w:r>
-        <w:t>analyze</w:t>
-      </w:r>
-      <w:r>
-        <w:t xml:space="preserve"> requirements, identify testable </w:t>
-      </w:r>
-      <w:r>
-        <w:t>behavior</w:t>
-      </w:r>
-      <w:r>
-        <w:t>, generate candidate QA tests, and recognize ambiguous or incomplete requirements.</w:t>
+        <w:t>Using a practical hallucination assessment, v1.0 has 2 PASS, 1 PARTIAL and 7 FAIL; v1.1 has 5 PASS, 4 PARTIAL and 1 FAIL; v1.2 has 7 PASS, 2 PARTIAL and 1 FAIL. Most v1.2 cases pass. Its remaining clear failure assumes that an invitation immediately creates membership. These saved single runs do not establish repeatable improvement.</w:t>
       </w:r>
     </w:p>
     <w:p>
       <w:r>
-        <w:t xml:space="preserve">The main weakness was assumption leakage. In several cases, the model introduced reasonable QA expectations or common implementation practices and sometimes treated them as requirement-supported </w:t>
-      </w:r>
-      <w:r>
-        <w:t>behavior</w:t>
-      </w:r>
-      <w:r>
-        <w:t>. This was most noticeable in TC02 and TC08.</w:t>
+        <w:t>PASS: no clear unsupported mandatory behaviour or expected result identified. PARTIAL: no definite invented mandatory outcome, but a material assumption or unclear distinction needs review. FAIL: a clear invented mandatory rule, unsupported expected outcome or contradiction of a stated rule. Missing coverage alone does not lower the result. Accept reasonable contextual interpretations, sensible example data and clearly labelled proposals or questions; do not penalise minor wording differences.</w:t>
       </w:r>
     </w:p>
     <w:p>
       <w:r>
-        <w:t>The model performed better when the prompt explicitly required a distinction between requirement-supported tests and assumption-based tests. This was particularly clear in TC05, TC06, TC07, and TC10.</w:t>
+        <w:t>Evidence: tests/results/groq_results_20261016_124714.json and 130624.json supply v1.0 (TC10 uses the successful rerun); 131810.json supplies v1.1; 134219.json supplies v1.2, all dated 16 October 2026. Full responses remain in those files. Current script settings are temperature 0.1, reasoning effort none and maximum completion tokens 1500; saved JSON does not embed immutable prompt snapshots or all settings.</w:t>
       </w:r>
     </w:p>
     <w:p>
@@ -1477,7 +2911,7 @@
           <w:bCs/>
         </w:rPr>
         <w:lastRenderedPageBreak/>
-        <w:t>Implications for Prompt v1.1</w:t>
+        <w:t>Implications for Prompt Evaluation</w:t>
       </w:r>
     </w:p>
     <w:p>
@@ -1490,7 +2924,7 @@
         <w:spacing w:line="360" w:lineRule="auto"/>
       </w:pPr>
       <w:r>
-        <w:t>Classify each proposed test as requirement-supported, assumption-dependent, or recommendation.</w:t>
+        <w:t>Keep supported outcomes distinct from unresolved rules and optional recommendations.</w:t>
       </w:r>
     </w:p>
     <w:p>
@@ -1503,7 +2937,7 @@
         <w:spacing w:line="360" w:lineRule="auto"/>
       </w:pPr>
       <w:r>
-        <w:t>Keep unsupported best practices in a separate recommendations section.</w:t>
+        <w:t>Record coverage omissions and formatting weaknesses separately from hallucination results.</w:t>
       </w:r>
     </w:p>
     <w:p>
@@ -1516,7 +2950,7 @@
         <w:spacing w:line="360" w:lineRule="auto"/>
       </w:pPr>
       <w:r>
-        <w:t>Do not include an expected result unless it is stated or directly implied by the requirement.</w:t>
+        <w:t>Do not include a mandatory expected result unless supplied information or a necessary logical consequence supports it.</w:t>
       </w:r>
     </w:p>
     <w:p>
@@ -1529,7 +2963,7 @@
         <w:spacing w:line="360" w:lineRule="auto"/>
       </w:pPr>
       <w:r>
-        <w:t>When a requirement is vague, ask for clarification instead of filling the gap with assumed criteria.</w:t>
+        <w:t>Treat missing procedures as execution questions. Leave only genuinely undecided or conflicting outcomes unresolved.</w:t>
       </w:r>
     </w:p>
     <w:p>
@@ -1542,12 +2976,12 @@
         <w:spacing w:line="360" w:lineRule="auto"/>
       </w:pPr>
       <w:r>
-        <w:t>Make the connection between each test and the requirement explicit so coverage can be traced.</w:t>
+        <w:t>Retain full responses and fixed inputs for comparisons. No new Groq requests or application tests were run for this review.</w:t>
       </w:r>
     </w:p>
     <w:p/>
     <w:sectPr>
-      <w:pgSz w:w="12240" w:h="15840"/>
+      <w:pgSz w:w="15840" w:h="12240" w:orient="landscape"/>
       <w:pgMar w:top="1440" w:right="1440" w:bottom="1440" w:left="1440" w:header="720" w:footer="720" w:gutter="0"/>
       <w:cols w:space="720"/>
       <w:docGrid w:linePitch="360"/>
@@ -2276,6 +3710,7 @@
   <w:style w:type="character" w:default="1" w:styleId="DefaultParagraphFont">
     <w:name w:val="Default Paragraph Font"/>
     <w:uiPriority w:val="1"/>
+    <w:semiHidden/>
     <w:unhideWhenUsed/>
   </w:style>
   <w:style w:type="table" w:default="1" w:styleId="TableNormal">

--- a/docs/evaluation/prompt-evaluation.docx
+++ b/docs/evaluation/prompt-evaluation.docx
@@ -5,6 +5,7 @@
     <w:p>
       <w:pPr>
         <w:pStyle w:val="Heading1"/>
+        <w:jc w:val="center"/>
         <w:rPr>
           <w:b/>
           <w:bCs/>
@@ -15,24 +16,31 @@
           <w:b/>
           <w:bCs/>
         </w:rPr>
-        <w:t>10-Case Prompt Evaluation</w:t>
+        <w:t xml:space="preserve"> Prompt Evaluation</w:t>
       </w:r>
     </w:p>
     <w:p>
       <w:pPr>
+        <w:jc w:val="center"/>
         <w:rPr>
           <w:bCs/>
+          <w:sz w:val="24"/>
+          <w:szCs w:val="24"/>
         </w:rPr>
       </w:pPr>
       <w:r>
         <w:rPr>
           <w:b/>
+          <w:sz w:val="24"/>
+          <w:szCs w:val="24"/>
         </w:rPr>
         <w:t>Project: Software Engineering QA Agent</w:t>
       </w:r>
       <w:r>
         <w:rPr>
           <w:b/>
+          <w:sz w:val="24"/>
+          <w:szCs w:val="24"/>
         </w:rPr>
         <w:br/>
         <w:t>Prompts under evaluation: v1.0, v1.1 and v1.2</w:t>
@@ -40,6 +48,8 @@
       <w:r>
         <w:rPr>
           <w:b/>
+          <w:sz w:val="24"/>
+          <w:szCs w:val="24"/>
         </w:rPr>
         <w:br/>
         <w:t>Model: qwen/qwen3.8-27b</w:t>
@@ -47,6 +57,8 @@
       <w:r>
         <w:rPr>
           <w:b/>
+          <w:sz w:val="24"/>
+          <w:szCs w:val="24"/>
         </w:rPr>
         <w:br/>
         <w:t>Provider: GroqCloud</w:t>
@@ -54,16 +66,26 @@
       <w:r>
         <w:rPr>
           <w:b/>
+          <w:sz w:val="24"/>
+          <w:szCs w:val="24"/>
         </w:rPr>
         <w:br/>
         <w:t>API: Groq API</w:t>
       </w:r>
     </w:p>
     <w:p>
+      <w:pPr>
+        <w:rPr>
+          <w:sz w:val="24"/>
+          <w:szCs w:val="24"/>
+        </w:rPr>
+      </w:pPr>
       <w:r>
         <w:rPr>
           <w:b/>
           <w:bCs/>
+          <w:sz w:val="24"/>
+          <w:szCs w:val="24"/>
         </w:rPr>
         <w:t>Evaluation focus: Hallucination in generated expected results</w:t>
       </w:r>
@@ -71,6 +93,8 @@
         <w:rPr>
           <w:b/>
           <w:bCs/>
+          <w:sz w:val="24"/>
+          <w:szCs w:val="24"/>
         </w:rPr>
         <w:t>,</w:t>
       </w:r>
@@ -78,13 +102,25 @@
         <w:rPr>
           <w:b/>
           <w:bCs/>
+          <w:sz w:val="24"/>
+          <w:szCs w:val="24"/>
         </w:rPr>
         <w:t xml:space="preserve"> coverage and clarity </w:t>
       </w:r>
     </w:p>
     <w:p>
+      <w:pPr>
+        <w:rPr>
+          <w:sz w:val="24"/>
+          <w:szCs w:val="24"/>
+        </w:rPr>
+      </w:pPr>
       <w:r>
-        <w:t>Purpose: Compare saved responses to the same ten requirements. Only Requirement text is sent to the model; Expected Behavior remains reference criteria. These are candidate tests, not executed application tests. This is an AI-assisted review of saved outputs, not a new model run or claimed human approval.</w:t>
+        <w:rPr>
+          <w:sz w:val="24"/>
+          <w:szCs w:val="24"/>
+        </w:rPr>
+        <w:t>Purpose: We compare saved responses to the same ten requirements. Only Requirement text is sent to the model; Expected Behavior remains reference criteria. These are candidate tests, not executed application tests. We used AI assistance to assess these saved outputs. This assessment did not run the model again or establish human acceptance.</w:t>
       </w:r>
     </w:p>
     <w:tbl>
@@ -113,11 +149,17 @@
           <w:p>
             <w:pPr>
               <w:spacing w:after="160" w:line="259" w:lineRule="auto"/>
+              <w:rPr>
+                <w:sz w:val="24"/>
+                <w:szCs w:val="24"/>
+              </w:rPr>
             </w:pPr>
             <w:r>
               <w:rPr>
                 <w:b/>
                 <w:bCs/>
+                <w:sz w:val="24"/>
+                <w:szCs w:val="24"/>
               </w:rPr>
               <w:t>Test Case</w:t>
             </w:r>
@@ -131,11 +173,17 @@
           <w:p>
             <w:pPr>
               <w:spacing w:after="160" w:line="259" w:lineRule="auto"/>
+              <w:rPr>
+                <w:sz w:val="24"/>
+                <w:szCs w:val="24"/>
+              </w:rPr>
             </w:pPr>
             <w:r>
               <w:rPr>
                 <w:b/>
                 <w:bCs/>
+                <w:sz w:val="24"/>
+                <w:szCs w:val="24"/>
               </w:rPr>
               <w:t>Category</w:t>
             </w:r>
@@ -149,11 +197,17 @@
           <w:p>
             <w:pPr>
               <w:spacing w:after="160" w:line="259" w:lineRule="auto"/>
+              <w:rPr>
+                <w:sz w:val="24"/>
+                <w:szCs w:val="24"/>
+              </w:rPr>
             </w:pPr>
             <w:r>
               <w:rPr>
                 <w:b/>
                 <w:bCs/>
+                <w:sz w:val="24"/>
+                <w:szCs w:val="24"/>
               </w:rPr>
               <w:t>Requirement</w:t>
             </w:r>
@@ -167,11 +221,17 @@
           <w:p>
             <w:pPr>
               <w:spacing w:after="160" w:line="259" w:lineRule="auto"/>
+              <w:rPr>
+                <w:sz w:val="24"/>
+                <w:szCs w:val="24"/>
+              </w:rPr>
             </w:pPr>
             <w:r>
               <w:rPr>
                 <w:b/>
                 <w:bCs/>
+                <w:sz w:val="24"/>
+                <w:szCs w:val="24"/>
               </w:rPr>
               <w:t>Expected Behavior</w:t>
             </w:r>
@@ -185,11 +245,17 @@
           <w:p>
             <w:pPr>
               <w:spacing w:after="160" w:line="259" w:lineRule="auto"/>
+              <w:rPr>
+                <w:sz w:val="24"/>
+                <w:szCs w:val="24"/>
+              </w:rPr>
             </w:pPr>
             <w:r>
               <w:rPr>
                 <w:b/>
                 <w:bCs/>
+                <w:sz w:val="24"/>
+                <w:szCs w:val="24"/>
               </w:rPr>
               <w:t>Actual Behavior</w:t>
             </w:r>
@@ -203,11 +269,17 @@
           <w:p>
             <w:pPr>
               <w:spacing w:after="160" w:line="259" w:lineRule="auto"/>
+              <w:rPr>
+                <w:sz w:val="24"/>
+                <w:szCs w:val="24"/>
+              </w:rPr>
             </w:pPr>
             <w:r>
               <w:rPr>
                 <w:b/>
                 <w:bCs/>
+                <w:sz w:val="24"/>
+                <w:szCs w:val="24"/>
               </w:rPr>
               <w:t>Result</w:t>
             </w:r>
@@ -221,11 +293,17 @@
           <w:p>
             <w:pPr>
               <w:spacing w:after="160" w:line="259" w:lineRule="auto"/>
+              <w:rPr>
+                <w:sz w:val="24"/>
+                <w:szCs w:val="24"/>
+              </w:rPr>
             </w:pPr>
             <w:r>
               <w:rPr>
                 <w:b/>
                 <w:bCs/>
+                <w:sz w:val="24"/>
+                <w:szCs w:val="24"/>
               </w:rPr>
               <w:t>Observation</w:t>
             </w:r>
@@ -242,8 +320,16 @@
           <w:p>
             <w:pPr>
               <w:spacing w:after="160" w:line="259" w:lineRule="auto"/>
-            </w:pPr>
-            <w:r>
+              <w:rPr>
+                <w:sz w:val="24"/>
+                <w:szCs w:val="24"/>
+              </w:rPr>
+            </w:pPr>
+            <w:r>
+              <w:rPr>
+                <w:sz w:val="24"/>
+                <w:szCs w:val="24"/>
+              </w:rPr>
               <w:t>TC01</w:t>
             </w:r>
           </w:p>
@@ -257,8 +343,16 @@
           <w:p>
             <w:pPr>
               <w:spacing w:after="160" w:line="259" w:lineRule="auto"/>
-            </w:pPr>
-            <w:r>
+              <w:rPr>
+                <w:sz w:val="24"/>
+                <w:szCs w:val="24"/>
+              </w:rPr>
+            </w:pPr>
+            <w:r>
+              <w:rPr>
+                <w:sz w:val="24"/>
+                <w:szCs w:val="24"/>
+              </w:rPr>
               <w:t>Functional</w:t>
             </w:r>
           </w:p>
@@ -272,8 +366,16 @@
           <w:p>
             <w:pPr>
               <w:spacing w:after="160" w:line="259" w:lineRule="auto"/>
-            </w:pPr>
-            <w:r>
+              <w:rPr>
+                <w:sz w:val="24"/>
+                <w:szCs w:val="24"/>
+              </w:rPr>
+            </w:pPr>
+            <w:r>
+              <w:rPr>
+                <w:sz w:val="24"/>
+                <w:szCs w:val="24"/>
+              </w:rPr>
               <w:t>An active registered user requests a password reset. Send a single-use link to their verified email. The link is valid for 15 minutes and expires at 15 minutes. A valid link lets the user set a new password. After success, the old password no longer works and the user must log in again.</w:t>
             </w:r>
           </w:p>
@@ -287,8 +389,16 @@
           <w:p>
             <w:pPr>
               <w:spacing w:after="160" w:line="259" w:lineRule="auto"/>
-            </w:pPr>
-            <w:r>
+              <w:rPr>
+                <w:sz w:val="24"/>
+                <w:szCs w:val="24"/>
+              </w:rPr>
+            </w:pPr>
+            <w:r>
+              <w:rPr>
+                <w:sz w:val="24"/>
+                <w:szCs w:val="24"/>
+              </w:rPr>
               <w:t>Cover link delivery, a valid reset, expiry just before and at 15 minutes, reuse after success, rejection of the old password and no automatic login. Ask about password rules if needed; do not invent them.</w:t>
             </w:r>
           </w:p>
@@ -301,8 +411,16 @@
           <w:p>
             <w:pPr>
               <w:spacing w:after="160" w:line="259" w:lineRule="auto"/>
-            </w:pPr>
-            <w:r>
+              <w:rPr>
+                <w:sz w:val="24"/>
+                <w:szCs w:val="24"/>
+              </w:rPr>
+            </w:pPr>
+            <w:r>
+              <w:rPr>
+                <w:sz w:val="24"/>
+                <w:szCs w:val="24"/>
+              </w:rPr>
               <w:t>v1.0  Generated seven reset tests, including expiry and reuse.</w:t>
             </w:r>
           </w:p>
@@ -315,8 +433,16 @@
           <w:p>
             <w:pPr>
               <w:spacing w:after="160" w:line="259" w:lineRule="auto"/>
-            </w:pPr>
-            <w:r>
+              <w:rPr>
+                <w:sz w:val="24"/>
+                <w:szCs w:val="24"/>
+              </w:rPr>
+            </w:pPr>
+            <w:r>
+              <w:rPr>
+                <w:sz w:val="24"/>
+                <w:szCs w:val="24"/>
+              </w:rPr>
               <w:t>FAIL</w:t>
             </w:r>
           </w:p>
@@ -329,8 +455,16 @@
           <w:p>
             <w:pPr>
               <w:spacing w:after="160" w:line="259" w:lineRule="auto"/>
-            </w:pPr>
-            <w:r>
+              <w:rPr>
+                <w:sz w:val="24"/>
+                <w:szCs w:val="24"/>
+              </w:rPr>
+            </w:pPr>
+            <w:r>
+              <w:rPr>
+                <w:sz w:val="24"/>
+                <w:szCs w:val="24"/>
+              </w:rPr>
               <w:t>Invented rejection of unverified-email requests and a prompt to request a new link. These are definite outcomes absent from the requirement.</w:t>
             </w:r>
           </w:p>
@@ -377,8 +511,16 @@
           <w:p>
             <w:pPr>
               <w:spacing w:after="160" w:line="259" w:lineRule="auto"/>
-            </w:pPr>
-            <w:r>
+              <w:rPr>
+                <w:sz w:val="24"/>
+                <w:szCs w:val="24"/>
+              </w:rPr>
+            </w:pPr>
+            <w:r>
+              <w:rPr>
+                <w:sz w:val="24"/>
+                <w:szCs w:val="24"/>
+              </w:rPr>
               <w:t>v1.1  Covered delivery, reset, expiry, reuse and post-reset login.</w:t>
             </w:r>
           </w:p>
@@ -391,8 +533,16 @@
           <w:p>
             <w:pPr>
               <w:spacing w:after="160" w:line="259" w:lineRule="auto"/>
-            </w:pPr>
-            <w:r>
+              <w:rPr>
+                <w:sz w:val="24"/>
+                <w:szCs w:val="24"/>
+              </w:rPr>
+            </w:pPr>
+            <w:r>
+              <w:rPr>
+                <w:sz w:val="24"/>
+                <w:szCs w:val="24"/>
+              </w:rPr>
               <w:t>PARTIAL</w:t>
             </w:r>
           </w:p>
@@ -405,9 +555,25 @@
           <w:p>
             <w:pPr>
               <w:spacing w:after="160" w:line="259" w:lineRule="auto"/>
-            </w:pPr>
-            <w:r>
-              <w:t>The other-password-change row gives definite link invalidation while labelled Needs clarification. The label and question express uncertainty, but the expected-result cell does not. Security suggestions are explicitly recommendations.</w:t>
+              <w:rPr>
+                <w:sz w:val="24"/>
+                <w:szCs w:val="24"/>
+              </w:rPr>
+            </w:pPr>
+            <w:r>
+              <w:rPr>
+                <w:sz w:val="24"/>
+                <w:szCs w:val="24"/>
+              </w:rPr>
+              <w:t xml:space="preserve">The other-password-change row gives definite link invalidation while labelled Needs clarification. The label and question express uncertainty, but the expected-result cell does not. Security </w:t>
+            </w:r>
+            <w:r>
+              <w:rPr>
+                <w:sz w:val="24"/>
+                <w:szCs w:val="24"/>
+              </w:rPr>
+              <w:lastRenderedPageBreak/>
+              <w:t>suggestions are explicitly recommendations.</w:t>
             </w:r>
           </w:p>
         </w:tc>
@@ -453,13 +619,385 @@
           <w:p>
             <w:pPr>
               <w:spacing w:after="160" w:line="259" w:lineRule="auto"/>
-            </w:pPr>
-            <w:r>
-              <w:t>v1.2  Covered successful reset, old-</w:t>
-            </w:r>
-            <w:r>
+              <w:rPr>
+                <w:sz w:val="24"/>
+                <w:szCs w:val="24"/>
+              </w:rPr>
+            </w:pPr>
+            <w:r>
+              <w:rPr>
+                <w:sz w:val="24"/>
+                <w:szCs w:val="24"/>
+              </w:rPr>
+              <w:t>v1.2  Covered successful reset, old-password invalidation, re-login, expiry and reuse.</w:t>
+            </w:r>
+          </w:p>
+        </w:tc>
+        <w:tc>
+          <w:tcPr>
+            <w:tcW w:w="1620" w:type="dxa"/>
+            <w:hideMark/>
+          </w:tcPr>
+          <w:p>
+            <w:pPr>
+              <w:spacing w:after="160" w:line="259" w:lineRule="auto"/>
+              <w:rPr>
+                <w:sz w:val="24"/>
+                <w:szCs w:val="24"/>
+              </w:rPr>
+            </w:pPr>
+            <w:r>
+              <w:rPr>
+                <w:sz w:val="24"/>
+                <w:szCs w:val="24"/>
+              </w:rPr>
+              <w:t>PARTIAL</w:t>
+            </w:r>
+          </w:p>
+        </w:tc>
+        <w:tc>
+          <w:tcPr>
+            <w:tcW w:w="3330" w:type="dxa"/>
+            <w:hideMark/>
+          </w:tcPr>
+          <w:p>
+            <w:pPr>
+              <w:spacing w:after="160" w:line="259" w:lineRule="auto"/>
+              <w:rPr>
+                <w:sz w:val="24"/>
+                <w:szCs w:val="24"/>
+              </w:rPr>
+            </w:pPr>
+            <w:r>
+              <w:rPr>
+                <w:sz w:val="24"/>
+                <w:szCs w:val="24"/>
+              </w:rPr>
+              <w:t>Leaves the exact 15-minute boundary unresolved even though it is specified. This is an interpretation/clarity problem, not an invented mandatory outcome. Unverified-email handling is clearly a proposal requiring agreement. No distinct just-before-expiry or delivery check.</w:t>
+            </w:r>
+          </w:p>
+        </w:tc>
+      </w:tr>
+      <w:tr>
+        <w:tc>
+          <w:tcPr>
+            <w:tcW w:w="720" w:type="dxa"/>
+            <w:vMerge w:val="restart"/>
+            <w:hideMark/>
+          </w:tcPr>
+          <w:p>
+            <w:pPr>
+              <w:spacing w:after="160" w:line="259" w:lineRule="auto"/>
+              <w:rPr>
+                <w:sz w:val="24"/>
+                <w:szCs w:val="24"/>
+              </w:rPr>
+            </w:pPr>
+            <w:r>
+              <w:rPr>
+                <w:sz w:val="24"/>
+                <w:szCs w:val="24"/>
+              </w:rPr>
+              <w:t>TC02</w:t>
+            </w:r>
+          </w:p>
+        </w:tc>
+        <w:tc>
+          <w:tcPr>
+            <w:tcW w:w="1260" w:type="dxa"/>
+            <w:vMerge w:val="restart"/>
+            <w:hideMark/>
+          </w:tcPr>
+          <w:p>
+            <w:pPr>
+              <w:spacing w:after="160" w:line="259" w:lineRule="auto"/>
+              <w:rPr>
+                <w:sz w:val="24"/>
+                <w:szCs w:val="24"/>
+              </w:rPr>
+            </w:pPr>
+            <w:r>
+              <w:rPr>
+                <w:sz w:val="24"/>
+                <w:szCs w:val="24"/>
+              </w:rPr>
+              <w:t>Functional</w:t>
+            </w:r>
+          </w:p>
+        </w:tc>
+        <w:tc>
+          <w:tcPr>
+            <w:tcW w:w="3150" w:type="dxa"/>
+            <w:vMerge w:val="restart"/>
+            <w:hideMark/>
+          </w:tcPr>
+          <w:p>
+            <w:pPr>
+              <w:spacing w:after="160" w:line="259" w:lineRule="auto"/>
+              <w:rPr>
+                <w:sz w:val="24"/>
+                <w:szCs w:val="24"/>
+              </w:rPr>
+            </w:pPr>
+            <w:r>
+              <w:rPr>
+                <w:sz w:val="24"/>
+                <w:szCs w:val="24"/>
+              </w:rPr>
+              <w:t>A guest can use a cart. Adding a new product sets quantity to 1; adding it again increases quantity by 1. Quantities are whole numbers from 1 to 10. Updating to 0 removes the product. Other invalid quantities are rejected without changing the cart. Total equals unit price times quantity, summed across items; no tax, shipping or discounts apply.</w:t>
+            </w:r>
+          </w:p>
+        </w:tc>
+        <w:tc>
+          <w:tcPr>
+            <w:tcW w:w="2430" w:type="dxa"/>
+            <w:vMerge w:val="restart"/>
+            <w:hideMark/>
+          </w:tcPr>
+          <w:p>
+            <w:pPr>
+              <w:spacing w:after="160" w:line="259" w:lineRule="auto"/>
+              <w:rPr>
+                <w:sz w:val="24"/>
+                <w:szCs w:val="24"/>
+              </w:rPr>
+            </w:pPr>
+            <w:r>
+              <w:rPr>
+                <w:sz w:val="24"/>
+                <w:szCs w:val="24"/>
+              </w:rPr>
+              <w:t>Cover guest access, first and repeat addition, quantity updates, removal at zero, invalid quantities and recalculated totals. Use labelled example prices with correct arithmetic. Do not require login.</w:t>
+            </w:r>
+          </w:p>
+        </w:tc>
+        <w:tc>
+          <w:tcPr>
+            <w:tcW w:w="2340" w:type="dxa"/>
+            <w:hideMark/>
+          </w:tcPr>
+          <w:p>
+            <w:pPr>
+              <w:spacing w:after="160" w:line="259" w:lineRule="auto"/>
+              <w:rPr>
+                <w:sz w:val="24"/>
+                <w:szCs w:val="24"/>
+              </w:rPr>
+            </w:pPr>
+            <w:r>
+              <w:rPr>
+                <w:sz w:val="24"/>
+                <w:szCs w:val="24"/>
+              </w:rPr>
+              <w:t>v1.0  Covered additions, updates, quantity boundaries, zero removal, invalid values and example totals.</w:t>
+            </w:r>
+          </w:p>
+        </w:tc>
+        <w:tc>
+          <w:tcPr>
+            <w:tcW w:w="1620" w:type="dxa"/>
+            <w:hideMark/>
+          </w:tcPr>
+          <w:p>
+            <w:pPr>
+              <w:spacing w:after="160" w:line="259" w:lineRule="auto"/>
+              <w:rPr>
+                <w:sz w:val="24"/>
+                <w:szCs w:val="24"/>
+              </w:rPr>
+            </w:pPr>
+            <w:r>
+              <w:rPr>
+                <w:sz w:val="24"/>
+                <w:szCs w:val="24"/>
+              </w:rPr>
+              <w:t>PASS</w:t>
+            </w:r>
+          </w:p>
+        </w:tc>
+        <w:tc>
+          <w:tcPr>
+            <w:tcW w:w="3330" w:type="dxa"/>
+            <w:hideMark/>
+          </w:tcPr>
+          <w:p>
+            <w:pPr>
+              <w:spacing w:after="160" w:line="259" w:lineRule="auto"/>
+              <w:rPr>
+                <w:sz w:val="24"/>
+                <w:szCs w:val="24"/>
+              </w:rPr>
+            </w:pPr>
+            <w:r>
+              <w:rPr>
+                <w:sz w:val="24"/>
+                <w:szCs w:val="24"/>
+              </w:rPr>
+              <w:t>No unsupported mandatory outcome identified. Guest access and the explicit exclusion of fees are not separately checked; those are coverage observations. Questions about the add limit are unnecessary.</w:t>
+            </w:r>
+          </w:p>
+        </w:tc>
+      </w:tr>
+      <w:tr>
+        <w:tc>
+          <w:tcPr>
+            <w:tcW w:w="720" w:type="dxa"/>
+            <w:vMerge/>
+            <w:hideMark/>
+          </w:tcPr>
+          <w:p/>
+        </w:tc>
+        <w:tc>
+          <w:tcPr>
+            <w:tcW w:w="1260" w:type="dxa"/>
+            <w:vMerge/>
+            <w:hideMark/>
+          </w:tcPr>
+          <w:p/>
+        </w:tc>
+        <w:tc>
+          <w:tcPr>
+            <w:tcW w:w="3150" w:type="dxa"/>
+            <w:vMerge/>
+            <w:hideMark/>
+          </w:tcPr>
+          <w:p/>
+        </w:tc>
+        <w:tc>
+          <w:tcPr>
+            <w:tcW w:w="2430" w:type="dxa"/>
+            <w:vMerge/>
+            <w:hideMark/>
+          </w:tcPr>
+          <w:p/>
+        </w:tc>
+        <w:tc>
+          <w:tcPr>
+            <w:tcW w:w="2340" w:type="dxa"/>
+            <w:hideMark/>
+          </w:tcPr>
+          <w:p>
+            <w:pPr>
+              <w:spacing w:after="160" w:line="259" w:lineRule="auto"/>
+              <w:rPr>
+                <w:sz w:val="24"/>
+                <w:szCs w:val="24"/>
+              </w:rPr>
+            </w:pPr>
+            <w:r>
+              <w:rPr>
+                <w:sz w:val="24"/>
+                <w:szCs w:val="24"/>
+              </w:rPr>
+              <w:t>v1.1  Covered cart operations, invalid quantities and correct example totals.</w:t>
+            </w:r>
+          </w:p>
+        </w:tc>
+        <w:tc>
+          <w:tcPr>
+            <w:tcW w:w="1620" w:type="dxa"/>
+            <w:hideMark/>
+          </w:tcPr>
+          <w:p>
+            <w:pPr>
+              <w:spacing w:after="160" w:line="259" w:lineRule="auto"/>
+              <w:rPr>
+                <w:sz w:val="24"/>
+                <w:szCs w:val="24"/>
+              </w:rPr>
+            </w:pPr>
+            <w:r>
+              <w:rPr>
+                <w:sz w:val="24"/>
+                <w:szCs w:val="24"/>
+              </w:rPr>
+              <w:t>PASS</w:t>
+            </w:r>
+          </w:p>
+        </w:tc>
+        <w:tc>
+          <w:tcPr>
+            <w:tcW w:w="3330" w:type="dxa"/>
+            <w:hideMark/>
+          </w:tcPr>
+          <w:p>
+            <w:pPr>
+              <w:spacing w:after="160" w:line="259" w:lineRule="auto"/>
+              <w:rPr>
+                <w:sz w:val="24"/>
+                <w:szCs w:val="24"/>
+              </w:rPr>
+            </w:pPr>
+            <w:r>
+              <w:rPr>
+                <w:sz w:val="24"/>
+                <w:szCs w:val="24"/>
+              </w:rPr>
+              <w:t xml:space="preserve">No unsupported mandatory outcome identified. The stated no-tax/shipping/discount rule is incorrectly labelled Recommendation. Guest access is not explicit. These classification and coverage </w:t>
+            </w:r>
+            <w:r>
+              <w:rPr>
+                <w:sz w:val="24"/>
+                <w:szCs w:val="24"/>
+              </w:rPr>
               <w:lastRenderedPageBreak/>
-              <w:t>password invalidation, re-login, expiry and reuse.</w:t>
+              <w:t>issues do not create a new expected behaviour.</w:t>
+            </w:r>
+          </w:p>
+        </w:tc>
+      </w:tr>
+      <w:tr>
+        <w:tc>
+          <w:tcPr>
+            <w:tcW w:w="720" w:type="dxa"/>
+            <w:vMerge/>
+            <w:hideMark/>
+          </w:tcPr>
+          <w:p/>
+        </w:tc>
+        <w:tc>
+          <w:tcPr>
+            <w:tcW w:w="1260" w:type="dxa"/>
+            <w:vMerge/>
+            <w:hideMark/>
+          </w:tcPr>
+          <w:p/>
+        </w:tc>
+        <w:tc>
+          <w:tcPr>
+            <w:tcW w:w="3150" w:type="dxa"/>
+            <w:vMerge/>
+            <w:hideMark/>
+          </w:tcPr>
+          <w:p/>
+        </w:tc>
+        <w:tc>
+          <w:tcPr>
+            <w:tcW w:w="2430" w:type="dxa"/>
+            <w:vMerge/>
+            <w:hideMark/>
+          </w:tcPr>
+          <w:p/>
+        </w:tc>
+        <w:tc>
+          <w:tcPr>
+            <w:tcW w:w="2340" w:type="dxa"/>
+            <w:hideMark/>
+          </w:tcPr>
+          <w:p>
+            <w:pPr>
+              <w:spacing w:after="160" w:line="259" w:lineRule="auto"/>
+              <w:rPr>
+                <w:sz w:val="24"/>
+                <w:szCs w:val="24"/>
+              </w:rPr>
+            </w:pPr>
+            <w:r>
+              <w:rPr>
+                <w:sz w:val="24"/>
+                <w:szCs w:val="24"/>
+              </w:rPr>
+              <w:t>v1.2  Generated nine tests with guest preconditions, quantity rules, zero removal and a correct multi-item total of $25.</w:t>
             </w:r>
           </w:p>
         </w:tc>
@@ -471,8 +1009,1751 @@
           <w:p>
             <w:pPr>
               <w:spacing w:after="160" w:line="259" w:lineRule="auto"/>
-            </w:pPr>
-            <w:r>
+              <w:rPr>
+                <w:sz w:val="24"/>
+                <w:szCs w:val="24"/>
+              </w:rPr>
+            </w:pPr>
+            <w:r>
+              <w:rPr>
+                <w:sz w:val="24"/>
+                <w:szCs w:val="24"/>
+              </w:rPr>
+              <w:t>PASS</w:t>
+            </w:r>
+          </w:p>
+        </w:tc>
+        <w:tc>
+          <w:tcPr>
+            <w:tcW w:w="3330" w:type="dxa"/>
+            <w:hideMark/>
+          </w:tcPr>
+          <w:p>
+            <w:pPr>
+              <w:spacing w:after="160" w:line="259" w:lineRule="auto"/>
+              <w:rPr>
+                <w:sz w:val="24"/>
+                <w:szCs w:val="24"/>
+              </w:rPr>
+            </w:pPr>
+            <w:r>
+              <w:rPr>
+                <w:sz w:val="24"/>
+                <w:szCs w:val="24"/>
+              </w:rPr>
+              <w:t>No unsupported mandatory outcome identified. Example prices exercise the stated arithmetic. The exclusion of tax, shipping and discounts is not separately checked.</w:t>
+            </w:r>
+          </w:p>
+        </w:tc>
+      </w:tr>
+      <w:tr>
+        <w:tc>
+          <w:tcPr>
+            <w:tcW w:w="720" w:type="dxa"/>
+            <w:vMerge w:val="restart"/>
+            <w:hideMark/>
+          </w:tcPr>
+          <w:p>
+            <w:pPr>
+              <w:spacing w:after="160" w:line="259" w:lineRule="auto"/>
+              <w:rPr>
+                <w:sz w:val="24"/>
+                <w:szCs w:val="24"/>
+              </w:rPr>
+            </w:pPr>
+            <w:r>
+              <w:rPr>
+                <w:sz w:val="24"/>
+                <w:szCs w:val="24"/>
+              </w:rPr>
+              <w:t>TC03</w:t>
+            </w:r>
+          </w:p>
+        </w:tc>
+        <w:tc>
+          <w:tcPr>
+            <w:tcW w:w="1260" w:type="dxa"/>
+            <w:vMerge w:val="restart"/>
+            <w:hideMark/>
+          </w:tcPr>
+          <w:p>
+            <w:pPr>
+              <w:spacing w:after="160" w:line="259" w:lineRule="auto"/>
+              <w:rPr>
+                <w:sz w:val="24"/>
+                <w:szCs w:val="24"/>
+              </w:rPr>
+            </w:pPr>
+            <w:r>
+              <w:rPr>
+                <w:sz w:val="24"/>
+                <w:szCs w:val="24"/>
+              </w:rPr>
+              <w:t>Boundary</w:t>
+            </w:r>
+          </w:p>
+        </w:tc>
+        <w:tc>
+          <w:tcPr>
+            <w:tcW w:w="3150" w:type="dxa"/>
+            <w:vMerge w:val="restart"/>
+            <w:hideMark/>
+          </w:tcPr>
+          <w:p>
+            <w:pPr>
+              <w:spacing w:after="160" w:line="259" w:lineRule="auto"/>
+              <w:rPr>
+                <w:sz w:val="24"/>
+                <w:szCs w:val="24"/>
+              </w:rPr>
+            </w:pPr>
+            <w:r>
+              <w:rPr>
+                <w:sz w:val="24"/>
+                <w:szCs w:val="24"/>
+              </w:rPr>
+              <w:t>An upload accepts PDF files only, with a maximum size of 5,000,000 bytes inclusive. Empty files are rejected. A rejected file must not be stored. Other file-validation rules are outside this requirement.</w:t>
+            </w:r>
+          </w:p>
+        </w:tc>
+        <w:tc>
+          <w:tcPr>
+            <w:tcW w:w="2430" w:type="dxa"/>
+            <w:vMerge w:val="restart"/>
+            <w:hideMark/>
+          </w:tcPr>
+          <w:p>
+            <w:pPr>
+              <w:spacing w:after="160" w:line="259" w:lineRule="auto"/>
+              <w:rPr>
+                <w:sz w:val="24"/>
+                <w:szCs w:val="24"/>
+              </w:rPr>
+            </w:pPr>
+            <w:r>
+              <w:rPr>
+                <w:sz w:val="24"/>
+                <w:szCs w:val="24"/>
+              </w:rPr>
+              <w:t>Cover a non-empty PDF below and exactly at the limit, a PDF one byte above it, an empty PDF and a non-PDF. Rejected files must not be stored. Do not invent MIME-detection methods or error wording.</w:t>
+            </w:r>
+          </w:p>
+        </w:tc>
+        <w:tc>
+          <w:tcPr>
+            <w:tcW w:w="2340" w:type="dxa"/>
+            <w:hideMark/>
+          </w:tcPr>
+          <w:p>
+            <w:pPr>
+              <w:spacing w:after="160" w:line="259" w:lineRule="auto"/>
+              <w:rPr>
+                <w:sz w:val="24"/>
+                <w:szCs w:val="24"/>
+              </w:rPr>
+            </w:pPr>
+            <w:r>
+              <w:rPr>
+                <w:sz w:val="24"/>
+                <w:szCs w:val="24"/>
+              </w:rPr>
+              <w:t>v1.0  Covered PDF type, inclusive size limit, oversize, empty files and rejection without storage.</w:t>
+            </w:r>
+          </w:p>
+        </w:tc>
+        <w:tc>
+          <w:tcPr>
+            <w:tcW w:w="1620" w:type="dxa"/>
+            <w:hideMark/>
+          </w:tcPr>
+          <w:p>
+            <w:pPr>
+              <w:spacing w:after="160" w:line="259" w:lineRule="auto"/>
+              <w:rPr>
+                <w:sz w:val="24"/>
+                <w:szCs w:val="24"/>
+              </w:rPr>
+            </w:pPr>
+            <w:r>
+              <w:rPr>
+                <w:sz w:val="24"/>
+                <w:szCs w:val="24"/>
+              </w:rPr>
+              <w:t>FAIL</w:t>
+            </w:r>
+          </w:p>
+        </w:tc>
+        <w:tc>
+          <w:tcPr>
+            <w:tcW w:w="3330" w:type="dxa"/>
+            <w:hideMark/>
+          </w:tcPr>
+          <w:p>
+            <w:pPr>
+              <w:spacing w:after="160" w:line="259" w:lineRule="auto"/>
+              <w:rPr>
+                <w:sz w:val="24"/>
+                <w:szCs w:val="24"/>
+              </w:rPr>
+            </w:pPr>
+            <w:r>
+              <w:rPr>
+                <w:sz w:val="24"/>
+                <w:szCs w:val="24"/>
+              </w:rPr>
+              <w:t>Adds mandatory rejection for an invalid PDF header despite other validation being outside scope. Accepted-file storage is a reasonable interpretation of a successful upload and is not counted as hallucination.</w:t>
+            </w:r>
+          </w:p>
+        </w:tc>
+      </w:tr>
+      <w:tr>
+        <w:tc>
+          <w:tcPr>
+            <w:tcW w:w="720" w:type="dxa"/>
+            <w:vMerge/>
+            <w:hideMark/>
+          </w:tcPr>
+          <w:p/>
+        </w:tc>
+        <w:tc>
+          <w:tcPr>
+            <w:tcW w:w="1260" w:type="dxa"/>
+            <w:vMerge/>
+            <w:hideMark/>
+          </w:tcPr>
+          <w:p/>
+        </w:tc>
+        <w:tc>
+          <w:tcPr>
+            <w:tcW w:w="3150" w:type="dxa"/>
+            <w:vMerge/>
+            <w:hideMark/>
+          </w:tcPr>
+          <w:p/>
+        </w:tc>
+        <w:tc>
+          <w:tcPr>
+            <w:tcW w:w="2430" w:type="dxa"/>
+            <w:vMerge/>
+            <w:hideMark/>
+          </w:tcPr>
+          <w:p/>
+        </w:tc>
+        <w:tc>
+          <w:tcPr>
+            <w:tcW w:w="2340" w:type="dxa"/>
+            <w:hideMark/>
+          </w:tcPr>
+          <w:p>
+            <w:pPr>
+              <w:spacing w:after="160" w:line="259" w:lineRule="auto"/>
+              <w:rPr>
+                <w:sz w:val="24"/>
+                <w:szCs w:val="24"/>
+              </w:rPr>
+            </w:pPr>
+            <w:r>
+              <w:rPr>
+                <w:sz w:val="24"/>
+                <w:szCs w:val="24"/>
+              </w:rPr>
+              <w:t>v1.1  Covered file type, size and empty-file rejection; left structural validation unresolved.</w:t>
+            </w:r>
+          </w:p>
+        </w:tc>
+        <w:tc>
+          <w:tcPr>
+            <w:tcW w:w="1620" w:type="dxa"/>
+            <w:hideMark/>
+          </w:tcPr>
+          <w:p>
+            <w:pPr>
+              <w:spacing w:after="160" w:line="259" w:lineRule="auto"/>
+              <w:rPr>
+                <w:sz w:val="24"/>
+                <w:szCs w:val="24"/>
+              </w:rPr>
+            </w:pPr>
+            <w:r>
+              <w:rPr>
+                <w:sz w:val="24"/>
+                <w:szCs w:val="24"/>
+              </w:rPr>
+              <w:t>PARTIAL</w:t>
+            </w:r>
+          </w:p>
+        </w:tc>
+        <w:tc>
+          <w:tcPr>
+            <w:tcW w:w="3330" w:type="dxa"/>
+            <w:hideMark/>
+          </w:tcPr>
+          <w:p>
+            <w:pPr>
+              <w:spacing w:after="160" w:line="259" w:lineRule="auto"/>
+              <w:rPr>
+                <w:sz w:val="24"/>
+                <w:szCs w:val="24"/>
+              </w:rPr>
+            </w:pPr>
+            <w:r>
+              <w:rPr>
+                <w:sz w:val="24"/>
+                <w:szCs w:val="24"/>
+              </w:rPr>
+              <w:t>Core expected outcomes follow the requirement. The one-byte PDF is questionable sample data, so fixture selection needs review. Structural validation remains a question, not an invented rejection rule. Storage after acceptance is a reasonable contextual interpretation.</w:t>
+            </w:r>
+          </w:p>
+        </w:tc>
+      </w:tr>
+      <w:tr>
+        <w:tc>
+          <w:tcPr>
+            <w:tcW w:w="720" w:type="dxa"/>
+            <w:vMerge/>
+            <w:hideMark/>
+          </w:tcPr>
+          <w:p/>
+        </w:tc>
+        <w:tc>
+          <w:tcPr>
+            <w:tcW w:w="1260" w:type="dxa"/>
+            <w:vMerge/>
+            <w:hideMark/>
+          </w:tcPr>
+          <w:p/>
+        </w:tc>
+        <w:tc>
+          <w:tcPr>
+            <w:tcW w:w="3150" w:type="dxa"/>
+            <w:vMerge/>
+            <w:hideMark/>
+          </w:tcPr>
+          <w:p/>
+        </w:tc>
+        <w:tc>
+          <w:tcPr>
+            <w:tcW w:w="2430" w:type="dxa"/>
+            <w:vMerge/>
+            <w:hideMark/>
+          </w:tcPr>
+          <w:p/>
+        </w:tc>
+        <w:tc>
+          <w:tcPr>
+            <w:tcW w:w="2340" w:type="dxa"/>
+            <w:hideMark/>
+          </w:tcPr>
+          <w:p>
+            <w:pPr>
+              <w:spacing w:after="160" w:line="259" w:lineRule="auto"/>
+              <w:rPr>
+                <w:sz w:val="24"/>
+                <w:szCs w:val="24"/>
+              </w:rPr>
+            </w:pPr>
+            <w:r>
+              <w:rPr>
+                <w:sz w:val="24"/>
+                <w:szCs w:val="24"/>
+              </w:rPr>
+              <w:t>v1.2  Generated six tests covering valid sizes, the exact maximum, oversize, non-PDF and empty-file rejection.</w:t>
+            </w:r>
+          </w:p>
+        </w:tc>
+        <w:tc>
+          <w:tcPr>
+            <w:tcW w:w="1620" w:type="dxa"/>
+            <w:hideMark/>
+          </w:tcPr>
+          <w:p>
+            <w:pPr>
+              <w:spacing w:after="160" w:line="259" w:lineRule="auto"/>
+              <w:rPr>
+                <w:sz w:val="24"/>
+                <w:szCs w:val="24"/>
+              </w:rPr>
+            </w:pPr>
+            <w:r>
+              <w:rPr>
+                <w:sz w:val="24"/>
+                <w:szCs w:val="24"/>
+              </w:rPr>
+              <w:t>PASS</w:t>
+            </w:r>
+          </w:p>
+        </w:tc>
+        <w:tc>
+          <w:tcPr>
+            <w:tcW w:w="3330" w:type="dxa"/>
+            <w:hideMark/>
+          </w:tcPr>
+          <w:p>
+            <w:pPr>
+              <w:spacing w:after="160" w:line="259" w:lineRule="auto"/>
+              <w:rPr>
+                <w:sz w:val="24"/>
+                <w:szCs w:val="24"/>
+              </w:rPr>
+            </w:pPr>
+            <w:r>
+              <w:rPr>
+                <w:sz w:val="24"/>
+                <w:szCs w:val="24"/>
+              </w:rPr>
+              <w:t>Covers PDF type, the inclusive size limit, empty files and rejection without storage. Accepted and stored is a reasonable interpretation of successful upload in this context. No clear invented validation rule, error message or mandatory outcome identified.</w:t>
+            </w:r>
+          </w:p>
+        </w:tc>
+      </w:tr>
+      <w:tr>
+        <w:tc>
+          <w:tcPr>
+            <w:tcW w:w="720" w:type="dxa"/>
+            <w:vMerge w:val="restart"/>
+            <w:hideMark/>
+          </w:tcPr>
+          <w:p>
+            <w:pPr>
+              <w:spacing w:after="160" w:line="259" w:lineRule="auto"/>
+              <w:rPr>
+                <w:sz w:val="24"/>
+                <w:szCs w:val="24"/>
+              </w:rPr>
+            </w:pPr>
+            <w:r>
+              <w:rPr>
+                <w:sz w:val="24"/>
+                <w:szCs w:val="24"/>
+              </w:rPr>
+              <w:t>TC04</w:t>
+            </w:r>
+          </w:p>
+        </w:tc>
+        <w:tc>
+          <w:tcPr>
+            <w:tcW w:w="1260" w:type="dxa"/>
+            <w:vMerge w:val="restart"/>
+            <w:hideMark/>
+          </w:tcPr>
+          <w:p>
+            <w:pPr>
+              <w:spacing w:after="160" w:line="259" w:lineRule="auto"/>
+              <w:rPr>
+                <w:sz w:val="24"/>
+                <w:szCs w:val="24"/>
+              </w:rPr>
+            </w:pPr>
+            <w:r>
+              <w:rPr>
+                <w:sz w:val="24"/>
+                <w:szCs w:val="24"/>
+              </w:rPr>
+              <w:t>Access control</w:t>
+            </w:r>
+          </w:p>
+        </w:tc>
+        <w:tc>
+          <w:tcPr>
+            <w:tcW w:w="3150" w:type="dxa"/>
+            <w:vMerge w:val="restart"/>
+            <w:hideMark/>
+          </w:tcPr>
+          <w:p>
+            <w:pPr>
+              <w:spacing w:after="160" w:line="259" w:lineRule="auto"/>
+              <w:rPr>
+                <w:sz w:val="24"/>
+                <w:szCs w:val="24"/>
+              </w:rPr>
+            </w:pPr>
+            <w:r>
+              <w:rPr>
+                <w:sz w:val="24"/>
+                <w:szCs w:val="24"/>
+              </w:rPr>
+              <w:t>In a project, an owner may invite members and remove other members. A member may view the member list but cannot invite or remove anyone. An unauthorised invite or removal must leave membership unchanged. The owner cannot remove their own membership.</w:t>
+            </w:r>
+          </w:p>
+        </w:tc>
+        <w:tc>
+          <w:tcPr>
+            <w:tcW w:w="2430" w:type="dxa"/>
+            <w:vMerge w:val="restart"/>
+            <w:hideMark/>
+          </w:tcPr>
+          <w:p>
+            <w:pPr>
+              <w:spacing w:after="160" w:line="259" w:lineRule="auto"/>
+              <w:rPr>
+                <w:sz w:val="24"/>
+                <w:szCs w:val="24"/>
+              </w:rPr>
+            </w:pPr>
+            <w:r>
+              <w:rPr>
+                <w:sz w:val="24"/>
+                <w:szCs w:val="24"/>
+              </w:rPr>
+              <w:t>Cover owner permissions, member viewing, blocked member invite/removal, unchanged membership after denial and blocked owner self-removal. Do not prescribe an HTTP status or interface unless supplied.</w:t>
+            </w:r>
+          </w:p>
+        </w:tc>
+        <w:tc>
+          <w:tcPr>
+            <w:tcW w:w="2340" w:type="dxa"/>
+            <w:hideMark/>
+          </w:tcPr>
+          <w:p>
+            <w:pPr>
+              <w:spacing w:after="160" w:line="259" w:lineRule="auto"/>
+              <w:rPr>
+                <w:sz w:val="24"/>
+                <w:szCs w:val="24"/>
+              </w:rPr>
+            </w:pPr>
+            <w:r>
+              <w:rPr>
+                <w:sz w:val="24"/>
+                <w:szCs w:val="24"/>
+              </w:rPr>
+              <w:t>v1.0  Covered owner/member actions, owner self-removal and unchanged membership on denial.</w:t>
+            </w:r>
+          </w:p>
+        </w:tc>
+        <w:tc>
+          <w:tcPr>
+            <w:tcW w:w="1620" w:type="dxa"/>
+            <w:hideMark/>
+          </w:tcPr>
+          <w:p>
+            <w:pPr>
+              <w:spacing w:after="160" w:line="259" w:lineRule="auto"/>
+              <w:rPr>
+                <w:sz w:val="24"/>
+                <w:szCs w:val="24"/>
+              </w:rPr>
+            </w:pPr>
+            <w:r>
+              <w:rPr>
+                <w:sz w:val="24"/>
+                <w:szCs w:val="24"/>
+              </w:rPr>
+              <w:t>FAIL</w:t>
+            </w:r>
+          </w:p>
+        </w:tc>
+        <w:tc>
+          <w:tcPr>
+            <w:tcW w:w="3330" w:type="dxa"/>
+            <w:hideMark/>
+          </w:tcPr>
+          <w:p>
+            <w:pPr>
+              <w:spacing w:after="160" w:line="259" w:lineRule="auto"/>
+              <w:rPr>
+                <w:sz w:val="24"/>
+                <w:szCs w:val="24"/>
+              </w:rPr>
+            </w:pPr>
+            <w:r>
+              <w:rPr>
+                <w:sz w:val="24"/>
+                <w:szCs w:val="24"/>
+              </w:rPr>
+              <w:t>Assumes sending an invitation immediately adds the invitee to membership. The invitation acceptance process is not specified.</w:t>
+            </w:r>
+          </w:p>
+        </w:tc>
+      </w:tr>
+      <w:tr>
+        <w:tc>
+          <w:tcPr>
+            <w:tcW w:w="720" w:type="dxa"/>
+            <w:vMerge/>
+            <w:hideMark/>
+          </w:tcPr>
+          <w:p/>
+        </w:tc>
+        <w:tc>
+          <w:tcPr>
+            <w:tcW w:w="1260" w:type="dxa"/>
+            <w:vMerge/>
+            <w:hideMark/>
+          </w:tcPr>
+          <w:p/>
+        </w:tc>
+        <w:tc>
+          <w:tcPr>
+            <w:tcW w:w="3150" w:type="dxa"/>
+            <w:vMerge/>
+            <w:hideMark/>
+          </w:tcPr>
+          <w:p/>
+        </w:tc>
+        <w:tc>
+          <w:tcPr>
+            <w:tcW w:w="2430" w:type="dxa"/>
+            <w:vMerge/>
+            <w:hideMark/>
+          </w:tcPr>
+          <w:p/>
+        </w:tc>
+        <w:tc>
+          <w:tcPr>
+            <w:tcW w:w="2340" w:type="dxa"/>
+            <w:hideMark/>
+          </w:tcPr>
+          <w:p>
+            <w:pPr>
+              <w:spacing w:after="160" w:line="259" w:lineRule="auto"/>
+              <w:rPr>
+                <w:sz w:val="24"/>
+                <w:szCs w:val="24"/>
+              </w:rPr>
+            </w:pPr>
+            <w:r>
+              <w:rPr>
+                <w:sz w:val="24"/>
+                <w:szCs w:val="24"/>
+              </w:rPr>
+              <w:t>v1.1  Covered owner/member permissions, self-removal and unauthorised actions.</w:t>
+            </w:r>
+          </w:p>
+        </w:tc>
+        <w:tc>
+          <w:tcPr>
+            <w:tcW w:w="1620" w:type="dxa"/>
+            <w:hideMark/>
+          </w:tcPr>
+          <w:p>
+            <w:pPr>
+              <w:spacing w:after="160" w:line="259" w:lineRule="auto"/>
+              <w:rPr>
+                <w:sz w:val="24"/>
+                <w:szCs w:val="24"/>
+              </w:rPr>
+            </w:pPr>
+            <w:r>
+              <w:rPr>
+                <w:sz w:val="24"/>
+                <w:szCs w:val="24"/>
+              </w:rPr>
+              <w:t>FAIL</w:t>
+            </w:r>
+          </w:p>
+        </w:tc>
+        <w:tc>
+          <w:tcPr>
+            <w:tcW w:w="3330" w:type="dxa"/>
+            <w:hideMark/>
+          </w:tcPr>
+          <w:p>
+            <w:pPr>
+              <w:spacing w:after="160" w:line="259" w:lineRule="auto"/>
+              <w:rPr>
+                <w:sz w:val="24"/>
+                <w:szCs w:val="24"/>
+              </w:rPr>
+            </w:pPr>
+            <w:r>
+              <w:rPr>
+                <w:sz w:val="24"/>
+                <w:szCs w:val="24"/>
+              </w:rPr>
+              <w:t>Again treats an invitation as immediate membership. Audit logging is clearly labelled as a proposal and is not the reason for failure.</w:t>
+            </w:r>
+          </w:p>
+        </w:tc>
+      </w:tr>
+      <w:tr>
+        <w:tc>
+          <w:tcPr>
+            <w:tcW w:w="720" w:type="dxa"/>
+            <w:vMerge/>
+            <w:hideMark/>
+          </w:tcPr>
+          <w:p/>
+        </w:tc>
+        <w:tc>
+          <w:tcPr>
+            <w:tcW w:w="1260" w:type="dxa"/>
+            <w:vMerge/>
+            <w:hideMark/>
+          </w:tcPr>
+          <w:p/>
+        </w:tc>
+        <w:tc>
+          <w:tcPr>
+            <w:tcW w:w="3150" w:type="dxa"/>
+            <w:vMerge/>
+            <w:hideMark/>
+          </w:tcPr>
+          <w:p/>
+        </w:tc>
+        <w:tc>
+          <w:tcPr>
+            <w:tcW w:w="2430" w:type="dxa"/>
+            <w:vMerge/>
+            <w:hideMark/>
+          </w:tcPr>
+          <w:p/>
+        </w:tc>
+        <w:tc>
+          <w:tcPr>
+            <w:tcW w:w="2340" w:type="dxa"/>
+            <w:hideMark/>
+          </w:tcPr>
+          <w:p>
+            <w:pPr>
+              <w:spacing w:after="160" w:line="259" w:lineRule="auto"/>
+              <w:rPr>
+                <w:sz w:val="24"/>
+                <w:szCs w:val="24"/>
+              </w:rPr>
+            </w:pPr>
+            <w:r>
+              <w:rPr>
+                <w:sz w:val="24"/>
+                <w:szCs w:val="24"/>
+              </w:rPr>
+              <w:t>v1.2  Generated six tests for owner invitations/removal, member viewing and blocked actions.</w:t>
+            </w:r>
+          </w:p>
+        </w:tc>
+        <w:tc>
+          <w:tcPr>
+            <w:tcW w:w="1620" w:type="dxa"/>
+            <w:hideMark/>
+          </w:tcPr>
+          <w:p>
+            <w:pPr>
+              <w:spacing w:after="160" w:line="259" w:lineRule="auto"/>
+              <w:rPr>
+                <w:sz w:val="24"/>
+                <w:szCs w:val="24"/>
+              </w:rPr>
+            </w:pPr>
+            <w:r>
+              <w:rPr>
+                <w:sz w:val="24"/>
+                <w:szCs w:val="24"/>
+              </w:rPr>
+              <w:t>FAIL</w:t>
+            </w:r>
+          </w:p>
+        </w:tc>
+        <w:tc>
+          <w:tcPr>
+            <w:tcW w:w="3330" w:type="dxa"/>
+            <w:hideMark/>
+          </w:tcPr>
+          <w:p>
+            <w:pPr>
+              <w:spacing w:after="160" w:line="259" w:lineRule="auto"/>
+              <w:rPr>
+                <w:sz w:val="24"/>
+                <w:szCs w:val="24"/>
+              </w:rPr>
+            </w:pPr>
+            <w:r>
+              <w:rPr>
+                <w:sz w:val="24"/>
+                <w:szCs w:val="24"/>
+              </w:rPr>
+              <w:t xml:space="preserve">T01 says the new user is added to project membership when invited. The requirement permits inviting, but does not state that invitation </w:t>
+            </w:r>
+            <w:r>
+              <w:rPr>
+                <w:sz w:val="24"/>
+                <w:szCs w:val="24"/>
+              </w:rPr>
+              <w:lastRenderedPageBreak/>
+              <w:t>immediately creates membership. The remaining stated permission outcomes are grounded.</w:t>
+            </w:r>
+          </w:p>
+        </w:tc>
+      </w:tr>
+      <w:tr>
+        <w:tc>
+          <w:tcPr>
+            <w:tcW w:w="720" w:type="dxa"/>
+            <w:vMerge w:val="restart"/>
+            <w:hideMark/>
+          </w:tcPr>
+          <w:p>
+            <w:pPr>
+              <w:spacing w:after="160" w:line="259" w:lineRule="auto"/>
+              <w:rPr>
+                <w:sz w:val="24"/>
+                <w:szCs w:val="24"/>
+              </w:rPr>
+            </w:pPr>
+            <w:r>
+              <w:rPr>
+                <w:sz w:val="24"/>
+                <w:szCs w:val="24"/>
+              </w:rPr>
+              <w:lastRenderedPageBreak/>
+              <w:t>TC05</w:t>
+            </w:r>
+          </w:p>
+        </w:tc>
+        <w:tc>
+          <w:tcPr>
+            <w:tcW w:w="1260" w:type="dxa"/>
+            <w:vMerge w:val="restart"/>
+            <w:hideMark/>
+          </w:tcPr>
+          <w:p>
+            <w:pPr>
+              <w:spacing w:after="160" w:line="259" w:lineRule="auto"/>
+              <w:rPr>
+                <w:sz w:val="24"/>
+                <w:szCs w:val="24"/>
+              </w:rPr>
+            </w:pPr>
+            <w:r>
+              <w:rPr>
+                <w:sz w:val="24"/>
+                <w:szCs w:val="24"/>
+              </w:rPr>
+              <w:t>State rules</w:t>
+            </w:r>
+          </w:p>
+        </w:tc>
+        <w:tc>
+          <w:tcPr>
+            <w:tcW w:w="3150" w:type="dxa"/>
+            <w:vMerge w:val="restart"/>
+            <w:hideMark/>
+          </w:tcPr>
+          <w:p>
+            <w:pPr>
+              <w:spacing w:after="160" w:line="259" w:lineRule="auto"/>
+              <w:rPr>
+                <w:sz w:val="24"/>
+                <w:szCs w:val="24"/>
+              </w:rPr>
+            </w:pPr>
+            <w:r>
+              <w:rPr>
+                <w:sz w:val="24"/>
+                <w:szCs w:val="24"/>
+              </w:rPr>
+              <w:t>A booking starts as Pending. Only Pending bookings may be confirmed or cancelled. Confirming changes the state to Confirmed; cancelling changes it to Cancelled. Confirmed and Cancelled bookings reject further confirmation or cancellation requests and retain their state.</w:t>
+            </w:r>
+          </w:p>
+        </w:tc>
+        <w:tc>
+          <w:tcPr>
+            <w:tcW w:w="2430" w:type="dxa"/>
+            <w:vMerge w:val="restart"/>
+            <w:hideMark/>
+          </w:tcPr>
+          <w:p>
+            <w:pPr>
+              <w:spacing w:after="160" w:line="259" w:lineRule="auto"/>
+              <w:rPr>
+                <w:sz w:val="24"/>
+                <w:szCs w:val="24"/>
+              </w:rPr>
+            </w:pPr>
+            <w:r>
+              <w:rPr>
+                <w:sz w:val="24"/>
+                <w:szCs w:val="24"/>
+              </w:rPr>
+              <w:t>Cover both allowed transitions and both actions from each terminal state. Check that rejected actions leave the state unchanged. Do not add refund or notification behaviour.</w:t>
+            </w:r>
+          </w:p>
+        </w:tc>
+        <w:tc>
+          <w:tcPr>
+            <w:tcW w:w="2340" w:type="dxa"/>
+            <w:hideMark/>
+          </w:tcPr>
+          <w:p>
+            <w:pPr>
+              <w:spacing w:after="160" w:line="259" w:lineRule="auto"/>
+              <w:rPr>
+                <w:sz w:val="24"/>
+                <w:szCs w:val="24"/>
+              </w:rPr>
+            </w:pPr>
+            <w:r>
+              <w:rPr>
+                <w:sz w:val="24"/>
+                <w:szCs w:val="24"/>
+              </w:rPr>
+              <w:t>v1.0  Covered both Pending transitions and all four rejected actions from terminal states.</w:t>
+            </w:r>
+          </w:p>
+        </w:tc>
+        <w:tc>
+          <w:tcPr>
+            <w:tcW w:w="1620" w:type="dxa"/>
+            <w:hideMark/>
+          </w:tcPr>
+          <w:p>
+            <w:pPr>
+              <w:spacing w:after="160" w:line="259" w:lineRule="auto"/>
+              <w:rPr>
+                <w:sz w:val="24"/>
+                <w:szCs w:val="24"/>
+              </w:rPr>
+            </w:pPr>
+            <w:r>
+              <w:rPr>
+                <w:sz w:val="24"/>
+                <w:szCs w:val="24"/>
+              </w:rPr>
+              <w:t>FAIL</w:t>
+            </w:r>
+          </w:p>
+        </w:tc>
+        <w:tc>
+          <w:tcPr>
+            <w:tcW w:w="3330" w:type="dxa"/>
+            <w:hideMark/>
+          </w:tcPr>
+          <w:p>
+            <w:pPr>
+              <w:spacing w:after="160" w:line="259" w:lineRule="auto"/>
+              <w:rPr>
+                <w:sz w:val="24"/>
+                <w:szCs w:val="24"/>
+              </w:rPr>
+            </w:pPr>
+            <w:r>
+              <w:rPr>
+                <w:sz w:val="24"/>
+                <w:szCs w:val="24"/>
+              </w:rPr>
+              <w:t>Adds a mandatory rejection/unchanged-state outcome for an unknown booking state. That state and its handling are not supplied.</w:t>
+            </w:r>
+          </w:p>
+        </w:tc>
+      </w:tr>
+      <w:tr>
+        <w:tc>
+          <w:tcPr>
+            <w:tcW w:w="720" w:type="dxa"/>
+            <w:vMerge/>
+            <w:hideMark/>
+          </w:tcPr>
+          <w:p/>
+        </w:tc>
+        <w:tc>
+          <w:tcPr>
+            <w:tcW w:w="1260" w:type="dxa"/>
+            <w:vMerge/>
+            <w:hideMark/>
+          </w:tcPr>
+          <w:p/>
+        </w:tc>
+        <w:tc>
+          <w:tcPr>
+            <w:tcW w:w="3150" w:type="dxa"/>
+            <w:vMerge/>
+            <w:hideMark/>
+          </w:tcPr>
+          <w:p/>
+        </w:tc>
+        <w:tc>
+          <w:tcPr>
+            <w:tcW w:w="2430" w:type="dxa"/>
+            <w:vMerge/>
+            <w:hideMark/>
+          </w:tcPr>
+          <w:p/>
+        </w:tc>
+        <w:tc>
+          <w:tcPr>
+            <w:tcW w:w="2340" w:type="dxa"/>
+            <w:hideMark/>
+          </w:tcPr>
+          <w:p>
+            <w:pPr>
+              <w:spacing w:after="160" w:line="259" w:lineRule="auto"/>
+              <w:rPr>
+                <w:sz w:val="24"/>
+                <w:szCs w:val="24"/>
+              </w:rPr>
+            </w:pPr>
+            <w:r>
+              <w:rPr>
+                <w:sz w:val="24"/>
+                <w:szCs w:val="24"/>
+              </w:rPr>
+              <w:t>v1.1  Covered initial Pending state, both allowed transitions and all four terminal-state rejections.</w:t>
+            </w:r>
+          </w:p>
+        </w:tc>
+        <w:tc>
+          <w:tcPr>
+            <w:tcW w:w="1620" w:type="dxa"/>
+            <w:hideMark/>
+          </w:tcPr>
+          <w:p>
+            <w:pPr>
+              <w:spacing w:after="160" w:line="259" w:lineRule="auto"/>
+              <w:rPr>
+                <w:sz w:val="24"/>
+                <w:szCs w:val="24"/>
+              </w:rPr>
+            </w:pPr>
+            <w:r>
+              <w:rPr>
+                <w:sz w:val="24"/>
+                <w:szCs w:val="24"/>
+              </w:rPr>
+              <w:t>PASS</w:t>
+            </w:r>
+          </w:p>
+        </w:tc>
+        <w:tc>
+          <w:tcPr>
+            <w:tcW w:w="3330" w:type="dxa"/>
+            <w:hideMark/>
+          </w:tcPr>
+          <w:p>
+            <w:pPr>
+              <w:spacing w:after="160" w:line="259" w:lineRule="auto"/>
+              <w:rPr>
+                <w:sz w:val="24"/>
+                <w:szCs w:val="24"/>
+              </w:rPr>
+            </w:pPr>
+            <w:r>
+              <w:rPr>
+                <w:sz w:val="24"/>
+                <w:szCs w:val="24"/>
+              </w:rPr>
+              <w:t>No unsupported mandatory outcome identified. The expected state retention follows the requirement.</w:t>
+            </w:r>
+          </w:p>
+        </w:tc>
+      </w:tr>
+      <w:tr>
+        <w:tc>
+          <w:tcPr>
+            <w:tcW w:w="720" w:type="dxa"/>
+            <w:vMerge/>
+            <w:hideMark/>
+          </w:tcPr>
+          <w:p/>
+        </w:tc>
+        <w:tc>
+          <w:tcPr>
+            <w:tcW w:w="1260" w:type="dxa"/>
+            <w:vMerge/>
+            <w:hideMark/>
+          </w:tcPr>
+          <w:p/>
+        </w:tc>
+        <w:tc>
+          <w:tcPr>
+            <w:tcW w:w="3150" w:type="dxa"/>
+            <w:vMerge/>
+            <w:hideMark/>
+          </w:tcPr>
+          <w:p/>
+        </w:tc>
+        <w:tc>
+          <w:tcPr>
+            <w:tcW w:w="2430" w:type="dxa"/>
+            <w:vMerge/>
+            <w:hideMark/>
+          </w:tcPr>
+          <w:p/>
+        </w:tc>
+        <w:tc>
+          <w:tcPr>
+            <w:tcW w:w="2340" w:type="dxa"/>
+            <w:hideMark/>
+          </w:tcPr>
+          <w:p>
+            <w:pPr>
+              <w:spacing w:after="160" w:line="259" w:lineRule="auto"/>
+              <w:rPr>
+                <w:sz w:val="24"/>
+                <w:szCs w:val="24"/>
+              </w:rPr>
+            </w:pPr>
+            <w:r>
+              <w:rPr>
+                <w:sz w:val="24"/>
+                <w:szCs w:val="24"/>
+              </w:rPr>
+              <w:t>v1.2  Generated six tests for both allowed transitions and both rejected actions from each terminal state.</w:t>
+            </w:r>
+          </w:p>
+        </w:tc>
+        <w:tc>
+          <w:tcPr>
+            <w:tcW w:w="1620" w:type="dxa"/>
+            <w:hideMark/>
+          </w:tcPr>
+          <w:p>
+            <w:pPr>
+              <w:spacing w:after="160" w:line="259" w:lineRule="auto"/>
+              <w:rPr>
+                <w:sz w:val="24"/>
+                <w:szCs w:val="24"/>
+              </w:rPr>
+            </w:pPr>
+            <w:r>
+              <w:rPr>
+                <w:sz w:val="24"/>
+                <w:szCs w:val="24"/>
+              </w:rPr>
+              <w:t>PASS</w:t>
+            </w:r>
+          </w:p>
+        </w:tc>
+        <w:tc>
+          <w:tcPr>
+            <w:tcW w:w="3330" w:type="dxa"/>
+            <w:hideMark/>
+          </w:tcPr>
+          <w:p>
+            <w:pPr>
+              <w:spacing w:after="160" w:line="259" w:lineRule="auto"/>
+              <w:rPr>
+                <w:sz w:val="24"/>
+                <w:szCs w:val="24"/>
+              </w:rPr>
+            </w:pPr>
+            <w:r>
+              <w:rPr>
+                <w:sz w:val="24"/>
+                <w:szCs w:val="24"/>
+              </w:rPr>
+              <w:t>No unsupported mandatory outcome identified. The initial Pending state is used as a precondition but is not independently checked; this is a coverage gap only.</w:t>
+            </w:r>
+          </w:p>
+        </w:tc>
+      </w:tr>
+      <w:tr>
+        <w:tc>
+          <w:tcPr>
+            <w:tcW w:w="720" w:type="dxa"/>
+            <w:vMerge w:val="restart"/>
+            <w:hideMark/>
+          </w:tcPr>
+          <w:p>
+            <w:pPr>
+              <w:spacing w:after="160" w:line="259" w:lineRule="auto"/>
+              <w:rPr>
+                <w:sz w:val="24"/>
+                <w:szCs w:val="24"/>
+              </w:rPr>
+            </w:pPr>
+            <w:r>
+              <w:rPr>
+                <w:sz w:val="24"/>
+                <w:szCs w:val="24"/>
+              </w:rPr>
+              <w:t>TC06</w:t>
+            </w:r>
+          </w:p>
+        </w:tc>
+        <w:tc>
+          <w:tcPr>
+            <w:tcW w:w="1260" w:type="dxa"/>
+            <w:vMerge w:val="restart"/>
+            <w:hideMark/>
+          </w:tcPr>
+          <w:p>
+            <w:pPr>
+              <w:spacing w:after="160" w:line="259" w:lineRule="auto"/>
+              <w:rPr>
+                <w:sz w:val="24"/>
+                <w:szCs w:val="24"/>
+              </w:rPr>
+            </w:pPr>
+            <w:r>
+              <w:rPr>
+                <w:sz w:val="24"/>
+                <w:szCs w:val="24"/>
+              </w:rPr>
+              <w:t>Missing procedure</w:t>
+            </w:r>
+          </w:p>
+        </w:tc>
+        <w:tc>
+          <w:tcPr>
+            <w:tcW w:w="3150" w:type="dxa"/>
+            <w:vMerge w:val="restart"/>
+            <w:hideMark/>
+          </w:tcPr>
+          <w:p>
+            <w:pPr>
+              <w:spacing w:after="160" w:line="259" w:lineRule="auto"/>
+              <w:rPr>
+                <w:sz w:val="24"/>
+                <w:szCs w:val="24"/>
+              </w:rPr>
+            </w:pPr>
+            <w:r>
+              <w:rPr>
+                <w:sz w:val="24"/>
+                <w:szCs w:val="24"/>
+              </w:rPr>
+              <w:t xml:space="preserve">A staff member can download an existing invoice as a PDF. The PDF must show the same invoice number and total as the stored invoice. The </w:t>
+            </w:r>
+            <w:r>
+              <w:rPr>
+                <w:sz w:val="24"/>
+                <w:szCs w:val="24"/>
+              </w:rPr>
+              <w:lastRenderedPageBreak/>
+              <w:t>interface, download procedure and storage location will be supplied later.</w:t>
+            </w:r>
+          </w:p>
+        </w:tc>
+        <w:tc>
+          <w:tcPr>
+            <w:tcW w:w="2430" w:type="dxa"/>
+            <w:vMerge w:val="restart"/>
+            <w:hideMark/>
+          </w:tcPr>
+          <w:p>
+            <w:pPr>
+              <w:spacing w:after="160" w:line="259" w:lineRule="auto"/>
+              <w:rPr>
+                <w:sz w:val="24"/>
+                <w:szCs w:val="24"/>
+              </w:rPr>
+            </w:pPr>
+            <w:r>
+              <w:rPr>
+                <w:sz w:val="24"/>
+                <w:szCs w:val="24"/>
+              </w:rPr>
+              <w:lastRenderedPageBreak/>
+              <w:t xml:space="preserve">Propose high-level download and content checks with a staff member and existing invoice as </w:t>
+            </w:r>
+            <w:r>
+              <w:rPr>
+                <w:sz w:val="24"/>
+                <w:szCs w:val="24"/>
+              </w:rPr>
+              <w:lastRenderedPageBreak/>
+              <w:t>preconditions. Retain the known PDF and matching-value outcomes; ask for execution details without inventing buttons, URLs or paths.</w:t>
+            </w:r>
+          </w:p>
+        </w:tc>
+        <w:tc>
+          <w:tcPr>
+            <w:tcW w:w="2340" w:type="dxa"/>
+            <w:hideMark/>
+          </w:tcPr>
+          <w:p>
+            <w:pPr>
+              <w:spacing w:after="160" w:line="259" w:lineRule="auto"/>
+              <w:rPr>
+                <w:sz w:val="24"/>
+                <w:szCs w:val="24"/>
+              </w:rPr>
+            </w:pPr>
+            <w:r>
+              <w:rPr>
+                <w:sz w:val="24"/>
+                <w:szCs w:val="24"/>
+              </w:rPr>
+              <w:lastRenderedPageBreak/>
+              <w:t>v1.0  Covered PDF download and matching invoice values.</w:t>
+            </w:r>
+          </w:p>
+        </w:tc>
+        <w:tc>
+          <w:tcPr>
+            <w:tcW w:w="1620" w:type="dxa"/>
+            <w:hideMark/>
+          </w:tcPr>
+          <w:p>
+            <w:pPr>
+              <w:spacing w:after="160" w:line="259" w:lineRule="auto"/>
+              <w:rPr>
+                <w:sz w:val="24"/>
+                <w:szCs w:val="24"/>
+              </w:rPr>
+            </w:pPr>
+            <w:r>
+              <w:rPr>
+                <w:sz w:val="24"/>
+                <w:szCs w:val="24"/>
+              </w:rPr>
+              <w:t>FAIL</w:t>
+            </w:r>
+          </w:p>
+        </w:tc>
+        <w:tc>
+          <w:tcPr>
+            <w:tcW w:w="3330" w:type="dxa"/>
+            <w:hideMark/>
+          </w:tcPr>
+          <w:p>
+            <w:pPr>
+              <w:spacing w:after="160" w:line="259" w:lineRule="auto"/>
+              <w:rPr>
+                <w:sz w:val="24"/>
+                <w:szCs w:val="24"/>
+              </w:rPr>
+            </w:pPr>
+            <w:r>
+              <w:rPr>
+                <w:sz w:val="24"/>
+                <w:szCs w:val="24"/>
+              </w:rPr>
+              <w:t>Adds an error message and no-PDF outcome for a non-existent invoice. Also assumes maximum field lengths and rendering rules not supplied.</w:t>
+            </w:r>
+          </w:p>
+        </w:tc>
+      </w:tr>
+      <w:tr>
+        <w:tc>
+          <w:tcPr>
+            <w:tcW w:w="720" w:type="dxa"/>
+            <w:vMerge/>
+            <w:hideMark/>
+          </w:tcPr>
+          <w:p/>
+        </w:tc>
+        <w:tc>
+          <w:tcPr>
+            <w:tcW w:w="1260" w:type="dxa"/>
+            <w:vMerge/>
+            <w:hideMark/>
+          </w:tcPr>
+          <w:p/>
+        </w:tc>
+        <w:tc>
+          <w:tcPr>
+            <w:tcW w:w="3150" w:type="dxa"/>
+            <w:vMerge/>
+            <w:hideMark/>
+          </w:tcPr>
+          <w:p/>
+        </w:tc>
+        <w:tc>
+          <w:tcPr>
+            <w:tcW w:w="2430" w:type="dxa"/>
+            <w:vMerge/>
+            <w:hideMark/>
+          </w:tcPr>
+          <w:p/>
+        </w:tc>
+        <w:tc>
+          <w:tcPr>
+            <w:tcW w:w="2340" w:type="dxa"/>
+            <w:hideMark/>
+          </w:tcPr>
+          <w:p>
+            <w:pPr>
+              <w:spacing w:after="160" w:line="259" w:lineRule="auto"/>
+              <w:rPr>
+                <w:sz w:val="24"/>
+                <w:szCs w:val="24"/>
+              </w:rPr>
+            </w:pPr>
+            <w:r>
+              <w:rPr>
+                <w:sz w:val="24"/>
+                <w:szCs w:val="24"/>
+              </w:rPr>
+              <w:t>v1.1  Covered matching invoice number and total, with example values.</w:t>
+            </w:r>
+          </w:p>
+        </w:tc>
+        <w:tc>
+          <w:tcPr>
+            <w:tcW w:w="1620" w:type="dxa"/>
+            <w:hideMark/>
+          </w:tcPr>
+          <w:p>
+            <w:pPr>
+              <w:spacing w:after="160" w:line="259" w:lineRule="auto"/>
+              <w:rPr>
+                <w:sz w:val="24"/>
+                <w:szCs w:val="24"/>
+              </w:rPr>
+            </w:pPr>
+            <w:r>
+              <w:rPr>
+                <w:sz w:val="24"/>
+                <w:szCs w:val="24"/>
+              </w:rPr>
+              <w:t>PASS</w:t>
+            </w:r>
+          </w:p>
+        </w:tc>
+        <w:tc>
+          <w:tcPr>
+            <w:tcW w:w="3330" w:type="dxa"/>
+            <w:hideMark/>
+          </w:tcPr>
+          <w:p>
+            <w:pPr>
+              <w:spacing w:after="160" w:line="259" w:lineRule="auto"/>
+              <w:rPr>
+                <w:sz w:val="24"/>
+                <w:szCs w:val="24"/>
+              </w:rPr>
+            </w:pPr>
+            <w:r>
+              <w:rPr>
+                <w:sz w:val="24"/>
+                <w:szCs w:val="24"/>
+              </w:rPr>
+              <w:t>Non-existent invoice behaviour remains TBD. Maximum-field rendering is explicitly a Recommendation. No unsupported mandatory expected outcome identified; the optional scenario needs agreed field limits.</w:t>
+            </w:r>
+          </w:p>
+        </w:tc>
+      </w:tr>
+      <w:tr>
+        <w:tc>
+          <w:tcPr>
+            <w:tcW w:w="720" w:type="dxa"/>
+            <w:vMerge/>
+            <w:hideMark/>
+          </w:tcPr>
+          <w:p/>
+        </w:tc>
+        <w:tc>
+          <w:tcPr>
+            <w:tcW w:w="1260" w:type="dxa"/>
+            <w:vMerge/>
+            <w:hideMark/>
+          </w:tcPr>
+          <w:p/>
+        </w:tc>
+        <w:tc>
+          <w:tcPr>
+            <w:tcW w:w="3150" w:type="dxa"/>
+            <w:vMerge/>
+            <w:hideMark/>
+          </w:tcPr>
+          <w:p/>
+        </w:tc>
+        <w:tc>
+          <w:tcPr>
+            <w:tcW w:w="2430" w:type="dxa"/>
+            <w:vMerge/>
+            <w:hideMark/>
+          </w:tcPr>
+          <w:p/>
+        </w:tc>
+        <w:tc>
+          <w:tcPr>
+            <w:tcW w:w="2340" w:type="dxa"/>
+            <w:hideMark/>
+          </w:tcPr>
+          <w:p>
+            <w:pPr>
+              <w:spacing w:after="160" w:line="259" w:lineRule="auto"/>
+              <w:rPr>
+                <w:sz w:val="24"/>
+                <w:szCs w:val="24"/>
+              </w:rPr>
+            </w:pPr>
+            <w:r>
+              <w:rPr>
+                <w:sz w:val="24"/>
+                <w:szCs w:val="24"/>
+              </w:rPr>
+              <w:t>v1.2  Kept the known PDF-download and matching-value outcome despite missing execution steps.</w:t>
+            </w:r>
+          </w:p>
+        </w:tc>
+        <w:tc>
+          <w:tcPr>
+            <w:tcW w:w="1620" w:type="dxa"/>
+            <w:hideMark/>
+          </w:tcPr>
+          <w:p>
+            <w:pPr>
+              <w:spacing w:after="160" w:line="259" w:lineRule="auto"/>
+              <w:rPr>
+                <w:sz w:val="24"/>
+                <w:szCs w:val="24"/>
+              </w:rPr>
+            </w:pPr>
+            <w:r>
+              <w:rPr>
+                <w:sz w:val="24"/>
+                <w:szCs w:val="24"/>
+              </w:rPr>
+              <w:t>PASS</w:t>
+            </w:r>
+          </w:p>
+        </w:tc>
+        <w:tc>
+          <w:tcPr>
+            <w:tcW w:w="3330" w:type="dxa"/>
+            <w:hideMark/>
+          </w:tcPr>
+          <w:p>
+            <w:pPr>
+              <w:spacing w:after="160" w:line="259" w:lineRule="auto"/>
+              <w:rPr>
+                <w:sz w:val="24"/>
+                <w:szCs w:val="24"/>
+              </w:rPr>
+            </w:pPr>
+            <w:r>
+              <w:rPr>
+                <w:sz w:val="24"/>
+                <w:szCs w:val="24"/>
+              </w:rPr>
+              <w:t>A non-existent invoice scenario remains TBD with a clarification question. It adds scope but no invented expected result. Staff and an existing invoice are retained in the main test.</w:t>
+            </w:r>
+          </w:p>
+        </w:tc>
+      </w:tr>
+      <w:tr>
+        <w:tc>
+          <w:tcPr>
+            <w:tcW w:w="720" w:type="dxa"/>
+            <w:vMerge w:val="restart"/>
+            <w:hideMark/>
+          </w:tcPr>
+          <w:p>
+            <w:pPr>
+              <w:spacing w:after="160" w:line="259" w:lineRule="auto"/>
+              <w:rPr>
+                <w:sz w:val="24"/>
+                <w:szCs w:val="24"/>
+              </w:rPr>
+            </w:pPr>
+            <w:r>
+              <w:rPr>
+                <w:sz w:val="24"/>
+                <w:szCs w:val="24"/>
+              </w:rPr>
+              <w:t>TC07</w:t>
+            </w:r>
+          </w:p>
+        </w:tc>
+        <w:tc>
+          <w:tcPr>
+            <w:tcW w:w="1260" w:type="dxa"/>
+            <w:vMerge w:val="restart"/>
+            <w:hideMark/>
+          </w:tcPr>
+          <w:p>
+            <w:pPr>
+              <w:spacing w:after="160" w:line="259" w:lineRule="auto"/>
+              <w:rPr>
+                <w:sz w:val="24"/>
+                <w:szCs w:val="24"/>
+              </w:rPr>
+            </w:pPr>
+            <w:r>
+              <w:rPr>
+                <w:sz w:val="24"/>
+                <w:szCs w:val="24"/>
+              </w:rPr>
+              <w:t>Missing rule</w:t>
+            </w:r>
+          </w:p>
+        </w:tc>
+        <w:tc>
+          <w:tcPr>
+            <w:tcW w:w="3150" w:type="dxa"/>
+            <w:vMerge w:val="restart"/>
+            <w:hideMark/>
+          </w:tcPr>
+          <w:p>
+            <w:pPr>
+              <w:spacing w:after="160" w:line="259" w:lineRule="auto"/>
+              <w:rPr>
+                <w:sz w:val="24"/>
+                <w:szCs w:val="24"/>
+              </w:rPr>
+            </w:pPr>
+            <w:r>
+              <w:rPr>
+                <w:sz w:val="24"/>
+                <w:szCs w:val="24"/>
+              </w:rPr>
+              <w:t>A user can submit an expense claim with an amount and receipt. A positive amount and attached receipt are required; otherwise reject the claim without storing it. Valid claims are stored as Pending. Treatment of a second submission with the same receipt has not been decided.</w:t>
+            </w:r>
+          </w:p>
+        </w:tc>
+        <w:tc>
+          <w:tcPr>
+            <w:tcW w:w="2430" w:type="dxa"/>
+            <w:vMerge w:val="restart"/>
+            <w:hideMark/>
+          </w:tcPr>
+          <w:p>
+            <w:pPr>
+              <w:spacing w:after="160" w:line="259" w:lineRule="auto"/>
+              <w:rPr>
+                <w:sz w:val="24"/>
+                <w:szCs w:val="24"/>
+              </w:rPr>
+            </w:pPr>
+            <w:r>
+              <w:rPr>
+                <w:sz w:val="24"/>
+                <w:szCs w:val="24"/>
+              </w:rPr>
+              <w:t>Cover valid Pending storage, non-positive amounts and missing receipts with no storage. Ask what should happen to duplicate receipts; do not prescribe rejection or acceptance for duplicates.</w:t>
+            </w:r>
+          </w:p>
+        </w:tc>
+        <w:tc>
+          <w:tcPr>
+            <w:tcW w:w="2340" w:type="dxa"/>
+            <w:hideMark/>
+          </w:tcPr>
+          <w:p>
+            <w:pPr>
+              <w:spacing w:after="160" w:line="259" w:lineRule="auto"/>
+              <w:rPr>
+                <w:sz w:val="24"/>
+                <w:szCs w:val="24"/>
+              </w:rPr>
+            </w:pPr>
+            <w:r>
+              <w:rPr>
+                <w:sz w:val="24"/>
+                <w:szCs w:val="24"/>
+              </w:rPr>
+              <w:t>v1.0  Covered Pending storage, invalid amounts, missing receipts and asked about duplicates.</w:t>
+            </w:r>
+          </w:p>
+        </w:tc>
+        <w:tc>
+          <w:tcPr>
+            <w:tcW w:w="1620" w:type="dxa"/>
+            <w:hideMark/>
+          </w:tcPr>
+          <w:p>
+            <w:pPr>
+              <w:spacing w:after="160" w:line="259" w:lineRule="auto"/>
+              <w:rPr>
+                <w:sz w:val="24"/>
+                <w:szCs w:val="24"/>
+              </w:rPr>
+            </w:pPr>
+            <w:r>
+              <w:rPr>
+                <w:sz w:val="24"/>
+                <w:szCs w:val="24"/>
+              </w:rPr>
+              <w:t>PARTIAL</w:t>
+            </w:r>
+          </w:p>
+        </w:tc>
+        <w:tc>
+          <w:tcPr>
+            <w:tcW w:w="3330" w:type="dxa"/>
+            <w:hideMark/>
+          </w:tcPr>
+          <w:p>
+            <w:pPr>
+              <w:spacing w:after="160" w:line="259" w:lineRule="auto"/>
+              <w:rPr>
+                <w:sz w:val="24"/>
+                <w:szCs w:val="24"/>
+              </w:rPr>
+            </w:pPr>
+            <w:r>
+              <w:rPr>
+                <w:sz w:val="24"/>
+                <w:szCs w:val="24"/>
+              </w:rPr>
+              <w:t>Calls 0.01 the smallest valid positive amount without a precision rule. The maximum-amount scenario is conditional, not a stated numeric limit. Unclear boundary assumptions warrant review, without treating the example 0.01 itself as hallucination.</w:t>
+            </w:r>
+          </w:p>
+        </w:tc>
+      </w:tr>
+      <w:tr>
+        <w:tc>
+          <w:tcPr>
+            <w:tcW w:w="720" w:type="dxa"/>
+            <w:vMerge/>
+            <w:hideMark/>
+          </w:tcPr>
+          <w:p/>
+        </w:tc>
+        <w:tc>
+          <w:tcPr>
+            <w:tcW w:w="1260" w:type="dxa"/>
+            <w:vMerge/>
+            <w:hideMark/>
+          </w:tcPr>
+          <w:p/>
+        </w:tc>
+        <w:tc>
+          <w:tcPr>
+            <w:tcW w:w="3150" w:type="dxa"/>
+            <w:vMerge/>
+            <w:hideMark/>
+          </w:tcPr>
+          <w:p/>
+        </w:tc>
+        <w:tc>
+          <w:tcPr>
+            <w:tcW w:w="2430" w:type="dxa"/>
+            <w:vMerge/>
+            <w:hideMark/>
+          </w:tcPr>
+          <w:p/>
+        </w:tc>
+        <w:tc>
+          <w:tcPr>
+            <w:tcW w:w="2340" w:type="dxa"/>
+            <w:hideMark/>
+          </w:tcPr>
+          <w:p>
+            <w:pPr>
+              <w:spacing w:after="160" w:line="259" w:lineRule="auto"/>
+              <w:rPr>
+                <w:sz w:val="24"/>
+                <w:szCs w:val="24"/>
+              </w:rPr>
+            </w:pPr>
+            <w:r>
+              <w:rPr>
+                <w:sz w:val="24"/>
+                <w:szCs w:val="24"/>
+              </w:rPr>
+              <w:t xml:space="preserve">v1.1  Covered valid storage, zero/negative amounts, missing </w:t>
+            </w:r>
+            <w:r>
+              <w:rPr>
+                <w:sz w:val="24"/>
+                <w:szCs w:val="24"/>
+              </w:rPr>
+              <w:lastRenderedPageBreak/>
+              <w:t>receipts and unresolved duplicates.</w:t>
+            </w:r>
+          </w:p>
+        </w:tc>
+        <w:tc>
+          <w:tcPr>
+            <w:tcW w:w="1620" w:type="dxa"/>
+            <w:hideMark/>
+          </w:tcPr>
+          <w:p>
+            <w:pPr>
+              <w:spacing w:after="160" w:line="259" w:lineRule="auto"/>
+              <w:rPr>
+                <w:sz w:val="24"/>
+                <w:szCs w:val="24"/>
+              </w:rPr>
+            </w:pPr>
+            <w:r>
+              <w:rPr>
+                <w:sz w:val="24"/>
+                <w:szCs w:val="24"/>
+              </w:rPr>
               <w:lastRenderedPageBreak/>
               <w:t>PARTIAL</w:t>
             </w:r>
@@ -486,13 +2767,25 @@
           <w:p>
             <w:pPr>
               <w:spacing w:after="160" w:line="259" w:lineRule="auto"/>
-            </w:pPr>
-            <w:r>
-              <w:t xml:space="preserve">Leaves the exact 15-minute boundary unresolved even though </w:t>
-            </w:r>
-            <w:r>
+              <w:rPr>
+                <w:sz w:val="24"/>
+                <w:szCs w:val="24"/>
+              </w:rPr>
+            </w:pPr>
+            <w:r>
+              <w:rPr>
+                <w:sz w:val="24"/>
+                <w:szCs w:val="24"/>
+              </w:rPr>
+              <w:t xml:space="preserve">Again calls 0.01 the smallest positive amount without specifying precision. Its acceptance follows positivity; </w:t>
+            </w:r>
+            <w:r>
+              <w:rPr>
+                <w:sz w:val="24"/>
+                <w:szCs w:val="24"/>
+              </w:rPr>
               <w:lastRenderedPageBreak/>
-              <w:t>it is specified. This is an interpretation/clarity problem, not an invented mandatory outcome. Unverified-email handling is clearly a proposal requiring agreement. No distinct just-before-expiry or delivery check.</w:t>
+              <w:t>the unsupported minimum-boundary framing remains questionable.</w:t>
             </w:r>
           </w:p>
         </w:tc>
@@ -501,16 +2794,123 @@
         <w:tc>
           <w:tcPr>
             <w:tcW w:w="720" w:type="dxa"/>
+            <w:vMerge/>
+            <w:hideMark/>
+          </w:tcPr>
+          <w:p/>
+        </w:tc>
+        <w:tc>
+          <w:tcPr>
+            <w:tcW w:w="1260" w:type="dxa"/>
+            <w:vMerge/>
+            <w:hideMark/>
+          </w:tcPr>
+          <w:p/>
+        </w:tc>
+        <w:tc>
+          <w:tcPr>
+            <w:tcW w:w="3150" w:type="dxa"/>
+            <w:vMerge/>
+            <w:hideMark/>
+          </w:tcPr>
+          <w:p/>
+        </w:tc>
+        <w:tc>
+          <w:tcPr>
+            <w:tcW w:w="2430" w:type="dxa"/>
+            <w:vMerge/>
+            <w:hideMark/>
+          </w:tcPr>
+          <w:p/>
+        </w:tc>
+        <w:tc>
+          <w:tcPr>
+            <w:tcW w:w="2340" w:type="dxa"/>
+            <w:hideMark/>
+          </w:tcPr>
+          <w:p>
+            <w:pPr>
+              <w:spacing w:after="160" w:line="259" w:lineRule="auto"/>
+              <w:rPr>
+                <w:sz w:val="24"/>
+                <w:szCs w:val="24"/>
+              </w:rPr>
+            </w:pPr>
+            <w:r>
+              <w:rPr>
+                <w:sz w:val="24"/>
+                <w:szCs w:val="24"/>
+              </w:rPr>
+              <w:t>v1.2  Covered Pending storage, invalid amounts and missing receipts; left duplicate handling TBD.</w:t>
+            </w:r>
+          </w:p>
+        </w:tc>
+        <w:tc>
+          <w:tcPr>
+            <w:tcW w:w="1620" w:type="dxa"/>
+            <w:hideMark/>
+          </w:tcPr>
+          <w:p>
+            <w:pPr>
+              <w:spacing w:after="160" w:line="259" w:lineRule="auto"/>
+              <w:rPr>
+                <w:sz w:val="24"/>
+                <w:szCs w:val="24"/>
+              </w:rPr>
+            </w:pPr>
+            <w:r>
+              <w:rPr>
+                <w:sz w:val="24"/>
+                <w:szCs w:val="24"/>
+              </w:rPr>
+              <w:t>PARTIAL</w:t>
+            </w:r>
+          </w:p>
+        </w:tc>
+        <w:tc>
+          <w:tcPr>
+            <w:tcW w:w="3330" w:type="dxa"/>
+            <w:hideMark/>
+          </w:tcPr>
+          <w:p>
+            <w:pPr>
+              <w:spacing w:after="160" w:line="259" w:lineRule="auto"/>
+              <w:rPr>
+                <w:sz w:val="24"/>
+                <w:szCs w:val="24"/>
+              </w:rPr>
+            </w:pPr>
+            <w:r>
+              <w:rPr>
+                <w:sz w:val="24"/>
+                <w:szCs w:val="24"/>
+              </w:rPr>
+              <w:t>Adds authenticated-user preconditions although authentication is not specified. It does not explicitly reject unauthenticated users, so this is a questionable setup assumption rather than a definite invented mandatory outcome. Requests for error wording are unnecessary.</w:t>
+            </w:r>
+          </w:p>
+        </w:tc>
+      </w:tr>
+      <w:tr>
+        <w:tc>
+          <w:tcPr>
+            <w:tcW w:w="720" w:type="dxa"/>
             <w:vMerge w:val="restart"/>
             <w:hideMark/>
           </w:tcPr>
           <w:p>
             <w:pPr>
               <w:spacing w:after="160" w:line="259" w:lineRule="auto"/>
-            </w:pPr>
-            <w:r>
-              <w:lastRenderedPageBreak/>
-              <w:t>TC02</w:t>
+              <w:rPr>
+                <w:sz w:val="24"/>
+                <w:szCs w:val="24"/>
+              </w:rPr>
+            </w:pPr>
+            <w:r>
+              <w:rPr>
+                <w:sz w:val="24"/>
+                <w:szCs w:val="24"/>
+              </w:rPr>
+              <w:t>TC08</w:t>
             </w:r>
           </w:p>
         </w:tc>
@@ -523,9 +2923,17 @@
           <w:p>
             <w:pPr>
               <w:spacing w:after="160" w:line="259" w:lineRule="auto"/>
-            </w:pPr>
-            <w:r>
-              <w:t>Functional</w:t>
+              <w:rPr>
+                <w:sz w:val="24"/>
+                <w:szCs w:val="24"/>
+              </w:rPr>
+            </w:pPr>
+            <w:r>
+              <w:rPr>
+                <w:sz w:val="24"/>
+                <w:szCs w:val="24"/>
+              </w:rPr>
+              <w:t>Conflicting rules</w:t>
             </w:r>
           </w:p>
         </w:tc>
@@ -538,9 +2946,17 @@
           <w:p>
             <w:pPr>
               <w:spacing w:after="160" w:line="259" w:lineRule="auto"/>
-            </w:pPr>
-            <w:r>
-              <w:t>A guest can use a cart. Adding a new product sets quantity to 1; adding it again increases quantity by 1. Quantities are whole numbers from 1 to 10. Updating to 0 removes the product. Other invalid quantities are rejected without changing the cart. Total equals unit price times quantity, summed across items; no tax, shipping or discounts apply.</w:t>
+              <w:rPr>
+                <w:sz w:val="24"/>
+                <w:szCs w:val="24"/>
+              </w:rPr>
+            </w:pPr>
+            <w:r>
+              <w:rPr>
+                <w:sz w:val="24"/>
+                <w:szCs w:val="24"/>
+              </w:rPr>
+              <w:t>Two current documents describe report access. Requirement A says only managers may download monthly reports. Requirement B says all signed-in users may download them. No precedence is specified. Both documents agree that signed-out users must be denied access.</w:t>
             </w:r>
           </w:p>
         </w:tc>
@@ -553,9 +2969,17 @@
           <w:p>
             <w:pPr>
               <w:spacing w:after="160" w:line="259" w:lineRule="auto"/>
-            </w:pPr>
-            <w:r>
-              <w:t>Cover guest access, first and repeat addition, quantity updates, removal at zero, invalid quantities and recalculated totals. Use labelled example prices with correct arithmetic. Do not require login.</w:t>
+              <w:rPr>
+                <w:sz w:val="24"/>
+                <w:szCs w:val="24"/>
+              </w:rPr>
+            </w:pPr>
+            <w:r>
+              <w:rPr>
+                <w:sz w:val="24"/>
+                <w:szCs w:val="24"/>
+              </w:rPr>
+              <w:t>Test manager access and signed-out denial where the sources agree. Identify the conflict for signed-in non-managers and ask which rule applies. Leave that outcome unresolved rather than choosing a document.</w:t>
             </w:r>
           </w:p>
         </w:tc>
@@ -567,9 +2991,17 @@
           <w:p>
             <w:pPr>
               <w:spacing w:after="160" w:line="259" w:lineRule="auto"/>
-            </w:pPr>
-            <w:r>
-              <w:t>v1.0  Covered additions, updates, quantity boundaries, zero removal, invalid values and example totals.</w:t>
+              <w:rPr>
+                <w:sz w:val="24"/>
+                <w:szCs w:val="24"/>
+              </w:rPr>
+            </w:pPr>
+            <w:r>
+              <w:rPr>
+                <w:sz w:val="24"/>
+                <w:szCs w:val="24"/>
+              </w:rPr>
+              <w:t>v1.0  Covered signed-out denial, manager access and the disputed non-manager case.</w:t>
             </w:r>
           </w:p>
         </w:tc>
@@ -581,9 +3013,17 @@
           <w:p>
             <w:pPr>
               <w:spacing w:after="160" w:line="259" w:lineRule="auto"/>
-            </w:pPr>
-            <w:r>
-              <w:t>PASS</w:t>
+              <w:rPr>
+                <w:sz w:val="24"/>
+                <w:szCs w:val="24"/>
+              </w:rPr>
+            </w:pPr>
+            <w:r>
+              <w:rPr>
+                <w:sz w:val="24"/>
+                <w:szCs w:val="24"/>
+              </w:rPr>
+              <w:t>FAIL</w:t>
             </w:r>
           </w:p>
         </w:tc>
@@ -595,9 +3035,17 @@
           <w:p>
             <w:pPr>
               <w:spacing w:after="160" w:line="259" w:lineRule="auto"/>
-            </w:pPr>
-            <w:r>
-              <w:t>No unsupported mandatory outcome identified. Guest access and the explicit exclusion of fees are not separately checked; those are coverage observations. Questions about the add limit are unnecessary.</w:t>
+              <w:rPr>
+                <w:sz w:val="24"/>
+                <w:szCs w:val="24"/>
+              </w:rPr>
+            </w:pPr>
+            <w:r>
+              <w:rPr>
+                <w:sz w:val="24"/>
+                <w:szCs w:val="24"/>
+              </w:rPr>
+              <w:t>Gives a definite successful download for signed-in non-managers by choosing Requirement B despite no precedence. Also adds sign-in/error feedback and an invented button label.</w:t>
             </w:r>
           </w:p>
         </w:tc>
@@ -643,9 +3091,17 @@
           <w:p>
             <w:pPr>
               <w:spacing w:after="160" w:line="259" w:lineRule="auto"/>
-            </w:pPr>
-            <w:r>
-              <w:t>v1.1  Covered cart operations, invalid quantities and correct example totals.</w:t>
+              <w:rPr>
+                <w:sz w:val="24"/>
+                <w:szCs w:val="24"/>
+              </w:rPr>
+            </w:pPr>
+            <w:r>
+              <w:rPr>
+                <w:sz w:val="24"/>
+                <w:szCs w:val="24"/>
+              </w:rPr>
+              <w:t>v1.1  Preserved signed-out denial and left signed-in role outcomes unresolved.</w:t>
             </w:r>
           </w:p>
         </w:tc>
@@ -657,9 +3113,17 @@
           <w:p>
             <w:pPr>
               <w:spacing w:after="160" w:line="259" w:lineRule="auto"/>
-            </w:pPr>
-            <w:r>
-              <w:t>PASS</w:t>
+              <w:rPr>
+                <w:sz w:val="24"/>
+                <w:szCs w:val="24"/>
+              </w:rPr>
+            </w:pPr>
+            <w:r>
+              <w:rPr>
+                <w:sz w:val="24"/>
+                <w:szCs w:val="24"/>
+              </w:rPr>
+              <w:t>PARTIAL</w:t>
             </w:r>
           </w:p>
         </w:tc>
@@ -671,9 +3135,17 @@
           <w:p>
             <w:pPr>
               <w:spacing w:after="160" w:line="259" w:lineRule="auto"/>
-            </w:pPr>
-            <w:r>
-              <w:t>No unsupported mandatory outcome identified. The stated no-tax/shipping/discount rule is incorrectly labelled Recommendation. Guest access is not explicit. These classification and coverage issues do not create a new expected behaviour.</w:t>
+              <w:rPr>
+                <w:sz w:val="24"/>
+                <w:szCs w:val="24"/>
+              </w:rPr>
+            </w:pPr>
+            <w:r>
+              <w:rPr>
+                <w:sz w:val="24"/>
+                <w:szCs w:val="24"/>
+              </w:rPr>
+              <w:t>Incorrectly treats manager access as disputed even though both rules allow it. The button label is an assumed execution detail. No definite unsupported access outcome is asserted, but conflict handling is unclear.</w:t>
             </w:r>
           </w:p>
         </w:tc>
@@ -719,9 +3191,17 @@
           <w:p>
             <w:pPr>
               <w:spacing w:after="160" w:line="259" w:lineRule="auto"/>
-            </w:pPr>
-            <w:r>
-              <w:t>v1.2  Generated nine tests with guest preconditions, quantity rules, zero removal and a correct multi-item total of $25.</w:t>
+              <w:rPr>
+                <w:sz w:val="24"/>
+                <w:szCs w:val="24"/>
+              </w:rPr>
+            </w:pPr>
+            <w:r>
+              <w:rPr>
+                <w:sz w:val="24"/>
+                <w:szCs w:val="24"/>
+              </w:rPr>
+              <w:t>v1.2  Covered signed-out denial and signed-in manager access; left non-manager access TBD.</w:t>
             </w:r>
           </w:p>
         </w:tc>
@@ -733,8 +3213,16 @@
           <w:p>
             <w:pPr>
               <w:spacing w:after="160" w:line="259" w:lineRule="auto"/>
-            </w:pPr>
-            <w:r>
+              <w:rPr>
+                <w:sz w:val="24"/>
+                <w:szCs w:val="24"/>
+              </w:rPr>
+            </w:pPr>
+            <w:r>
+              <w:rPr>
+                <w:sz w:val="24"/>
+                <w:szCs w:val="24"/>
+              </w:rPr>
               <w:t>PASS</w:t>
             </w:r>
           </w:p>
@@ -747,9 +3235,17 @@
           <w:p>
             <w:pPr>
               <w:spacing w:after="160" w:line="259" w:lineRule="auto"/>
-            </w:pPr>
-            <w:r>
-              <w:t>No unsupported mandatory outcome identified. Example prices exercise the stated arithmetic. The exclusion of tax, shipping and discounts is not separately checked.</w:t>
+              <w:rPr>
+                <w:sz w:val="24"/>
+                <w:szCs w:val="24"/>
+              </w:rPr>
+            </w:pPr>
+            <w:r>
+              <w:rPr>
+                <w:sz w:val="24"/>
+                <w:szCs w:val="24"/>
+              </w:rPr>
+              <w:t>No unsupported mandatory outcome identified. Correctly isolates the conflict and asks which rule takes precedence.</w:t>
             </w:r>
           </w:p>
         </w:tc>
@@ -764,10 +3260,17 @@
           <w:p>
             <w:pPr>
               <w:spacing w:after="160" w:line="259" w:lineRule="auto"/>
-            </w:pPr>
-            <w:r>
-              <w:lastRenderedPageBreak/>
-              <w:t>TC03</w:t>
+              <w:rPr>
+                <w:sz w:val="24"/>
+                <w:szCs w:val="24"/>
+              </w:rPr>
+            </w:pPr>
+            <w:r>
+              <w:rPr>
+                <w:sz w:val="24"/>
+                <w:szCs w:val="24"/>
+              </w:rPr>
+              <w:t>TC09</w:t>
             </w:r>
           </w:p>
         </w:tc>
@@ -780,9 +3283,17 @@
           <w:p>
             <w:pPr>
               <w:spacing w:after="160" w:line="259" w:lineRule="auto"/>
-            </w:pPr>
-            <w:r>
-              <w:t>Boundary</w:t>
+              <w:rPr>
+                <w:sz w:val="24"/>
+                <w:szCs w:val="24"/>
+              </w:rPr>
+            </w:pPr>
+            <w:r>
+              <w:rPr>
+                <w:sz w:val="24"/>
+                <w:szCs w:val="24"/>
+              </w:rPr>
+              <w:t>Performance</w:t>
             </w:r>
           </w:p>
         </w:tc>
@@ -795,9 +3306,17 @@
           <w:p>
             <w:pPr>
               <w:spacing w:after="160" w:line="259" w:lineRule="auto"/>
-            </w:pPr>
-            <w:r>
-              <w:t>An upload accepts PDF files only, with a maximum size of 5,000,000 bytes inclusive. Empty files are rejected. A rejected file must not be stored. Other file-validation rules are outside this requirement.</w:t>
+              <w:rPr>
+                <w:sz w:val="24"/>
+                <w:szCs w:val="24"/>
+              </w:rPr>
+            </w:pPr>
+            <w:r>
+              <w:rPr>
+                <w:sz w:val="24"/>
+                <w:szCs w:val="24"/>
+              </w:rPr>
+              <w:t>In staging with 10,000 seeded products, run 100 concurrent virtual users for 10 minutes after a 2-minute warm-up. Each user sends one catalogue-search request every 5 seconds. During the measured 10 minutes, the 95th-percentile response time must be at most 800 ms and fewer than 1% of requests may fail.</w:t>
             </w:r>
           </w:p>
         </w:tc>
@@ -810,9 +3329,17 @@
           <w:p>
             <w:pPr>
               <w:spacing w:after="160" w:line="259" w:lineRule="auto"/>
-            </w:pPr>
-            <w:r>
-              <w:t>Cover a non-empty PDF below and exactly at the limit, a PDF one byte above it, an empty PDF and a non-PDF. Rejected files must not be stored. Do not invent MIME-detection methods or error wording.</w:t>
+              <w:rPr>
+                <w:sz w:val="24"/>
+                <w:szCs w:val="24"/>
+              </w:rPr>
+            </w:pPr>
+            <w:r>
+              <w:rPr>
+                <w:sz w:val="24"/>
+                <w:szCs w:val="24"/>
+              </w:rPr>
+              <w:t>Preserve the dataset, concurrency, request interval, warm-up and measured duration. Use p95 &lt;= 800 ms and failure rate &lt; 1%, not averages or altered boundaries. Ask for endpoint and failure definition if absent. Do not claim measured results.</w:t>
             </w:r>
           </w:p>
         </w:tc>
@@ -824,9 +3351,17 @@
           <w:p>
             <w:pPr>
               <w:spacing w:after="160" w:line="259" w:lineRule="auto"/>
-            </w:pPr>
-            <w:r>
-              <w:t>v1.0  Covered PDF type, inclusive size limit, oversize, empty files and rejection without storage.</w:t>
+              <w:rPr>
+                <w:sz w:val="24"/>
+                <w:szCs w:val="24"/>
+              </w:rPr>
+            </w:pPr>
+            <w:r>
+              <w:rPr>
+                <w:sz w:val="24"/>
+                <w:szCs w:val="24"/>
+              </w:rPr>
+              <w:t>v1.0  Preserved p95 and failure-rate thresholds and the main load profile.</w:t>
             </w:r>
           </w:p>
         </w:tc>
@@ -838,8 +3373,16 @@
           <w:p>
             <w:pPr>
               <w:spacing w:after="160" w:line="259" w:lineRule="auto"/>
-            </w:pPr>
-            <w:r>
+              <w:rPr>
+                <w:sz w:val="24"/>
+                <w:szCs w:val="24"/>
+              </w:rPr>
+            </w:pPr>
+            <w:r>
+              <w:rPr>
+                <w:sz w:val="24"/>
+                <w:szCs w:val="24"/>
+              </w:rPr>
               <w:t>FAIL</w:t>
             </w:r>
           </w:p>
@@ -852,9 +3395,17 @@
           <w:p>
             <w:pPr>
               <w:spacing w:after="160" w:line="259" w:lineRule="auto"/>
-            </w:pPr>
-            <w:r>
-              <w:t>Adds mandatory rejection for an invalid PDF header despite other validation being outside scope. Accepted-file storage is a reasonable interpretation of a successful upload and is not counted as hallucination.</w:t>
+              <w:rPr>
+                <w:sz w:val="24"/>
+                <w:szCs w:val="24"/>
+              </w:rPr>
+            </w:pPr>
+            <w:r>
+              <w:rPr>
+                <w:sz w:val="24"/>
+                <w:szCs w:val="24"/>
+              </w:rPr>
+              <w:t>Adds mandatory absence of crashes, out-of-memory errors and connection-pool exhaustion. A failure rate below 1% does not establish those extra guarantees.</w:t>
             </w:r>
           </w:p>
         </w:tc>
@@ -900,9 +3451,17 @@
           <w:p>
             <w:pPr>
               <w:spacing w:after="160" w:line="259" w:lineRule="auto"/>
-            </w:pPr>
-            <w:r>
-              <w:t>v1.1  Covered file type, size and empty-file rejection; left structural validation unresolved.</w:t>
+              <w:rPr>
+                <w:sz w:val="24"/>
+                <w:szCs w:val="24"/>
+              </w:rPr>
+            </w:pPr>
+            <w:r>
+              <w:rPr>
+                <w:sz w:val="24"/>
+                <w:szCs w:val="24"/>
+              </w:rPr>
+              <w:t>v1.1  Preserved the load profile, p95 &lt;= 800 ms and failure rate &lt; 1%; calculated approximately 1,200 requests/minute.</w:t>
             </w:r>
           </w:p>
         </w:tc>
@@ -914,9 +3473,17 @@
           <w:p>
             <w:pPr>
               <w:spacing w:after="160" w:line="259" w:lineRule="auto"/>
-            </w:pPr>
-            <w:r>
-              <w:t>PARTIAL</w:t>
+              <w:rPr>
+                <w:sz w:val="24"/>
+                <w:szCs w:val="24"/>
+              </w:rPr>
+            </w:pPr>
+            <w:r>
+              <w:rPr>
+                <w:sz w:val="24"/>
+                <w:szCs w:val="24"/>
+              </w:rPr>
+              <w:t>PASS</w:t>
             </w:r>
           </w:p>
         </w:tc>
@@ -928,9 +3495,17 @@
           <w:p>
             <w:pPr>
               <w:spacing w:after="160" w:line="259" w:lineRule="auto"/>
-            </w:pPr>
-            <w:r>
-              <w:t>Core expected outcomes follow the requirement. The one-byte PDF is questionable sample data, so fixture selection needs review. Structural validation remains a question, not an invented rejection rule. Storage after acceptance is a reasonable contextual interpretation.</w:t>
+              <w:rPr>
+                <w:sz w:val="24"/>
+                <w:szCs w:val="24"/>
+              </w:rPr>
+            </w:pPr>
+            <w:r>
+              <w:rPr>
+                <w:sz w:val="24"/>
+                <w:szCs w:val="24"/>
+              </w:rPr>
+              <w:t>No unsupported mandatory outcome identified. The known failure threshold is unnecessarily labelled Needs clarification because failure needs defining. Warm-up exclusion is mislabelled Recommendation. These are classification issues.</w:t>
             </w:r>
           </w:p>
         </w:tc>
@@ -976,9 +3551,25 @@
           <w:p>
             <w:pPr>
               <w:spacing w:after="160" w:line="259" w:lineRule="auto"/>
-            </w:pPr>
-            <w:r>
-              <w:t>v1.2  Generated six tests covering valid sizes, the exact maximum, oversize, non-PDF and empty-file rejection.</w:t>
+              <w:rPr>
+                <w:sz w:val="24"/>
+                <w:szCs w:val="24"/>
+              </w:rPr>
+            </w:pPr>
+            <w:r>
+              <w:rPr>
+                <w:sz w:val="24"/>
+                <w:szCs w:val="24"/>
+              </w:rPr>
+              <w:t xml:space="preserve">v1.2  Kept staging, 10,000 products, 100 users, 5-second intervals, 2-minute warm-up and 10-minute measurement, with </w:t>
+            </w:r>
+            <w:r>
+              <w:rPr>
+                <w:sz w:val="24"/>
+                <w:szCs w:val="24"/>
+              </w:rPr>
+              <w:lastRenderedPageBreak/>
+              <w:t>both exact thresholds.</w:t>
             </w:r>
           </w:p>
         </w:tc>
@@ -990,8 +3581,17 @@
           <w:p>
             <w:pPr>
               <w:spacing w:after="160" w:line="259" w:lineRule="auto"/>
-            </w:pPr>
-            <w:r>
+              <w:rPr>
+                <w:sz w:val="24"/>
+                <w:szCs w:val="24"/>
+              </w:rPr>
+            </w:pPr>
+            <w:r>
+              <w:rPr>
+                <w:sz w:val="24"/>
+                <w:szCs w:val="24"/>
+              </w:rPr>
+              <w:lastRenderedPageBreak/>
               <w:t>PASS</w:t>
             </w:r>
           </w:p>
@@ -1004,9 +3604,25 @@
           <w:p>
             <w:pPr>
               <w:spacing w:after="160" w:line="259" w:lineRule="auto"/>
-            </w:pPr>
-            <w:r>
-              <w:t>Covers PDF type, the inclusive size limit, empty files and rejection without storage. Accepted and stored is a reasonable interpretation of successful upload in this context. No clear invented validation rule, error message or mandatory outcome identified.</w:t>
+              <w:rPr>
+                <w:sz w:val="24"/>
+                <w:szCs w:val="24"/>
+              </w:rPr>
+            </w:pPr>
+            <w:r>
+              <w:rPr>
+                <w:sz w:val="24"/>
+                <w:szCs w:val="24"/>
+              </w:rPr>
+              <w:t xml:space="preserve">No unsupported mandatory outcome identified. Uses a shortened table and says percentage instead of percentile, but the 95th response-time intent is identifiable. Endpoint, query </w:t>
+            </w:r>
+            <w:r>
+              <w:rPr>
+                <w:sz w:val="24"/>
+                <w:szCs w:val="24"/>
+              </w:rPr>
+              <w:lastRenderedPageBreak/>
+              <w:t>details and failure definition still need clarification. No measurements are claimed.</w:t>
             </w:r>
           </w:p>
         </w:tc>
@@ -1021,9 +3637,18 @@
           <w:p>
             <w:pPr>
               <w:spacing w:after="160" w:line="259" w:lineRule="auto"/>
-            </w:pPr>
-            <w:r>
-              <w:t>TC04</w:t>
+              <w:rPr>
+                <w:sz w:val="24"/>
+                <w:szCs w:val="24"/>
+              </w:rPr>
+            </w:pPr>
+            <w:r>
+              <w:rPr>
+                <w:sz w:val="24"/>
+                <w:szCs w:val="24"/>
+              </w:rPr>
+              <w:lastRenderedPageBreak/>
+              <w:t>TC10</w:t>
             </w:r>
           </w:p>
         </w:tc>
@@ -1036,9 +3661,17 @@
           <w:p>
             <w:pPr>
               <w:spacing w:after="160" w:line="259" w:lineRule="auto"/>
-            </w:pPr>
-            <w:r>
-              <w:t>Access control</w:t>
+              <w:rPr>
+                <w:sz w:val="24"/>
+                <w:szCs w:val="24"/>
+              </w:rPr>
+            </w:pPr>
+            <w:r>
+              <w:rPr>
+                <w:sz w:val="24"/>
+                <w:szCs w:val="24"/>
+              </w:rPr>
+              <w:t>Insufficient evidence</w:t>
             </w:r>
           </w:p>
         </w:tc>
@@ -1051,9 +3684,17 @@
           <w:p>
             <w:pPr>
               <w:spacing w:after="160" w:line="259" w:lineRule="auto"/>
-            </w:pPr>
-            <w:r>
-              <w:t>In a project, an owner may invite members and remove other members. A member may view the member list but cannot invite or remove anyone. An unauthorised invite or removal must leave membership unchanged. The owner cannot remove their own membership.</w:t>
+              <w:rPr>
+                <w:sz w:val="24"/>
+                <w:szCs w:val="24"/>
+              </w:rPr>
+            </w:pPr>
+            <w:r>
+              <w:rPr>
+                <w:sz w:val="24"/>
+                <w:szCs w:val="24"/>
+              </w:rPr>
+              <w:t>The checkout service should be reliable and easy to use. No workflows, measurable targets, implementation or execution evidence are supplied. Suggest what is needed to test it and say whether its quality can currently be confirmed.</w:t>
             </w:r>
           </w:p>
         </w:tc>
@@ -1066,13 +3707,17 @@
           <w:p>
             <w:pPr>
               <w:spacing w:after="160" w:line="259" w:lineRule="auto"/>
-            </w:pPr>
-            <w:r>
-              <w:t xml:space="preserve">Cover owner permissions, member viewing, blocked member invite/removal, unchanged membership after denial and blocked owner self-removal. Do not prescribe an HTTP </w:t>
-            </w:r>
-            <w:r>
-              <w:lastRenderedPageBreak/>
-              <w:t>status or interface unless supplied.</w:t>
+              <w:rPr>
+                <w:sz w:val="24"/>
+                <w:szCs w:val="24"/>
+              </w:rPr>
+            </w:pPr>
+            <w:r>
+              <w:rPr>
+                <w:sz w:val="24"/>
+                <w:szCs w:val="24"/>
+              </w:rPr>
+              <w:t>Ask for checkout workflows, operating conditions, reliability targets and usability criteria. State that quality cannot yet be confirmed. Do not invent thresholds, payment methods, test results or an executable test table.</w:t>
             </w:r>
           </w:p>
         </w:tc>
@@ -1084,10 +3729,17 @@
           <w:p>
             <w:pPr>
               <w:spacing w:after="160" w:line="259" w:lineRule="auto"/>
-            </w:pPr>
-            <w:r>
-              <w:lastRenderedPageBreak/>
-              <w:t>v1.0  Covered owner/member actions, owner self-removal and unchanged membership on denial.</w:t>
+              <w:rPr>
+                <w:sz w:val="24"/>
+                <w:szCs w:val="24"/>
+              </w:rPr>
+            </w:pPr>
+            <w:r>
+              <w:rPr>
+                <w:sz w:val="24"/>
+                <w:szCs w:val="24"/>
+              </w:rPr>
+              <w:t>v1.0  Asked for workflows and measurable reliability/usability criteria instead of inventing executable tests.</w:t>
             </w:r>
           </w:p>
         </w:tc>
@@ -1099,9 +3751,17 @@
           <w:p>
             <w:pPr>
               <w:spacing w:after="160" w:line="259" w:lineRule="auto"/>
-            </w:pPr>
-            <w:r>
-              <w:t>FAIL</w:t>
+              <w:rPr>
+                <w:sz w:val="24"/>
+                <w:szCs w:val="24"/>
+              </w:rPr>
+            </w:pPr>
+            <w:r>
+              <w:rPr>
+                <w:sz w:val="24"/>
+                <w:szCs w:val="24"/>
+              </w:rPr>
+              <w:t>PASS</w:t>
             </w:r>
           </w:p>
         </w:tc>
@@ -1113,9 +3773,17 @@
           <w:p>
             <w:pPr>
               <w:spacing w:after="160" w:line="259" w:lineRule="auto"/>
-            </w:pPr>
-            <w:r>
-              <w:t>Assumes sending an invitation immediately adds the invitee to membership. The invitation acceptance process is not specified.</w:t>
+              <w:rPr>
+                <w:sz w:val="24"/>
+                <w:szCs w:val="24"/>
+              </w:rPr>
+            </w:pPr>
+            <w:r>
+              <w:rPr>
+                <w:sz w:val="24"/>
+                <w:szCs w:val="24"/>
+              </w:rPr>
+              <w:t>No unsupported mandatory outcome identified. Numeric targets appear as examples inside questions, not agreed requirements. The N/A table is unnecessary and quality cannot yet be confirmed should be stated directly.</w:t>
             </w:r>
           </w:p>
         </w:tc>
@@ -1161,13 +3829,17 @@
           <w:p>
             <w:pPr>
               <w:spacing w:after="160" w:line="259" w:lineRule="auto"/>
-            </w:pPr>
-            <w:r>
-              <w:t>v1.1  Covered owner/member permissions, self-</w:t>
-            </w:r>
-            <w:r>
-              <w:lastRenderedPageBreak/>
-              <w:t>removal and unauthorised actions.</w:t>
+              <w:rPr>
+                <w:sz w:val="24"/>
+                <w:szCs w:val="24"/>
+              </w:rPr>
+            </w:pPr>
+            <w:r>
+              <w:rPr>
+                <w:sz w:val="24"/>
+                <w:szCs w:val="24"/>
+              </w:rPr>
+              <w:t>v1.1  Stated that quality cannot currently be confirmed and requested measurable criteria and checkout behaviour.</w:t>
             </w:r>
           </w:p>
         </w:tc>
@@ -1179,10 +3851,17 @@
           <w:p>
             <w:pPr>
               <w:spacing w:after="160" w:line="259" w:lineRule="auto"/>
-            </w:pPr>
-            <w:r>
-              <w:lastRenderedPageBreak/>
-              <w:t>FAIL</w:t>
+              <w:rPr>
+                <w:sz w:val="24"/>
+                <w:szCs w:val="24"/>
+              </w:rPr>
+            </w:pPr>
+            <w:r>
+              <w:rPr>
+                <w:sz w:val="24"/>
+                <w:szCs w:val="24"/>
+              </w:rPr>
+              <w:t>PASS</w:t>
             </w:r>
           </w:p>
         </w:tc>
@@ -1194,13 +3873,17 @@
           <w:p>
             <w:pPr>
               <w:spacing w:after="160" w:line="259" w:lineRule="auto"/>
-            </w:pPr>
-            <w:r>
-              <w:t xml:space="preserve">Again treats an invitation as immediate membership. Audit logging is clearly labelled as a </w:t>
-            </w:r>
-            <w:r>
-              <w:lastRenderedPageBreak/>
-              <w:t>proposal and is not the reason for failure.</w:t>
+              <w:rPr>
+                <w:sz w:val="24"/>
+                <w:szCs w:val="24"/>
+              </w:rPr>
+            </w:pPr>
+            <w:r>
+              <w:rPr>
+                <w:sz w:val="24"/>
+                <w:szCs w:val="24"/>
+              </w:rPr>
+              <w:t>No unsupported mandatory outcome identified. Numeric examples are questions, not established thresholds.</w:t>
             </w:r>
           </w:p>
         </w:tc>
@@ -1246,9 +3929,17 @@
           <w:p>
             <w:pPr>
               <w:spacing w:after="160" w:line="259" w:lineRule="auto"/>
-            </w:pPr>
-            <w:r>
-              <w:t>v1.2  Generated six tests for owner invitations/removal, member viewing and blocked actions.</w:t>
+              <w:rPr>
+                <w:sz w:val="24"/>
+                <w:szCs w:val="24"/>
+              </w:rPr>
+            </w:pPr>
+            <w:r>
+              <w:rPr>
+                <w:sz w:val="24"/>
+                <w:szCs w:val="24"/>
+              </w:rPr>
+              <w:t>v1.2  Explicitly said quality cannot be confirmed and requested behaviours, criteria and context.</w:t>
             </w:r>
           </w:p>
         </w:tc>
@@ -1260,9 +3951,17 @@
           <w:p>
             <w:pPr>
               <w:spacing w:after="160" w:line="259" w:lineRule="auto"/>
-            </w:pPr>
-            <w:r>
-              <w:t>FAIL</w:t>
+              <w:rPr>
+                <w:sz w:val="24"/>
+                <w:szCs w:val="24"/>
+              </w:rPr>
+            </w:pPr>
+            <w:r>
+              <w:rPr>
+                <w:sz w:val="24"/>
+                <w:szCs w:val="24"/>
+              </w:rPr>
+              <w:t>PASS</w:t>
             </w:r>
           </w:p>
         </w:tc>
@@ -1274,1598 +3973,30 @@
           <w:p>
             <w:pPr>
               <w:spacing w:after="160" w:line="259" w:lineRule="auto"/>
-            </w:pPr>
-            <w:r>
-              <w:t>T01 says the new user is added to project membership when invited. The requirement permits inviting, but does not state that invitation immediately creates membership. The remaining stated permission outcomes are grounded.</w:t>
-            </w:r>
-          </w:p>
-        </w:tc>
-      </w:tr>
-      <w:tr>
-        <w:tc>
-          <w:tcPr>
-            <w:tcW w:w="720" w:type="dxa"/>
-            <w:vMerge w:val="restart"/>
-            <w:hideMark/>
-          </w:tcPr>
-          <w:p>
-            <w:pPr>
-              <w:spacing w:after="160" w:line="259" w:lineRule="auto"/>
-            </w:pPr>
-            <w:r>
-              <w:t>TC05</w:t>
-            </w:r>
-          </w:p>
-        </w:tc>
-        <w:tc>
-          <w:tcPr>
-            <w:tcW w:w="1260" w:type="dxa"/>
-            <w:vMerge w:val="restart"/>
-            <w:hideMark/>
-          </w:tcPr>
-          <w:p>
-            <w:pPr>
-              <w:spacing w:after="160" w:line="259" w:lineRule="auto"/>
-            </w:pPr>
-            <w:r>
-              <w:t>State rules</w:t>
-            </w:r>
-          </w:p>
-        </w:tc>
-        <w:tc>
-          <w:tcPr>
-            <w:tcW w:w="3150" w:type="dxa"/>
-            <w:vMerge w:val="restart"/>
-            <w:hideMark/>
-          </w:tcPr>
-          <w:p>
-            <w:pPr>
-              <w:spacing w:after="160" w:line="259" w:lineRule="auto"/>
-            </w:pPr>
-            <w:r>
-              <w:t>A booking starts as Pending. Only Pending bookings may be confirmed or cancelled. Confirming changes the state to Confirmed; cancelling changes it to Cancelled. Confirmed and Cancelled bookings reject further confirmation or cancellation requests and retain their state.</w:t>
-            </w:r>
-          </w:p>
-        </w:tc>
-        <w:tc>
-          <w:tcPr>
-            <w:tcW w:w="2430" w:type="dxa"/>
-            <w:vMerge w:val="restart"/>
-            <w:hideMark/>
-          </w:tcPr>
-          <w:p>
-            <w:pPr>
-              <w:spacing w:after="160" w:line="259" w:lineRule="auto"/>
-            </w:pPr>
-            <w:r>
-              <w:t>Cover both allowed transitions and both actions from each terminal state. Check that rejected actions leave the state unchanged. Do not add refund or notification behaviour.</w:t>
-            </w:r>
-          </w:p>
-        </w:tc>
-        <w:tc>
-          <w:tcPr>
-            <w:tcW w:w="2340" w:type="dxa"/>
-            <w:hideMark/>
-          </w:tcPr>
-          <w:p>
-            <w:pPr>
-              <w:spacing w:after="160" w:line="259" w:lineRule="auto"/>
-            </w:pPr>
-            <w:r>
-              <w:t>v1.0  Covered both Pending transitions and all four rejected actions from terminal states.</w:t>
-            </w:r>
-          </w:p>
-        </w:tc>
-        <w:tc>
-          <w:tcPr>
-            <w:tcW w:w="1620" w:type="dxa"/>
-            <w:hideMark/>
-          </w:tcPr>
-          <w:p>
-            <w:pPr>
-              <w:spacing w:after="160" w:line="259" w:lineRule="auto"/>
-            </w:pPr>
-            <w:r>
-              <w:t>FAIL</w:t>
-            </w:r>
-          </w:p>
-        </w:tc>
-        <w:tc>
-          <w:tcPr>
-            <w:tcW w:w="3330" w:type="dxa"/>
-            <w:hideMark/>
-          </w:tcPr>
-          <w:p>
-            <w:pPr>
-              <w:spacing w:after="160" w:line="259" w:lineRule="auto"/>
-            </w:pPr>
-            <w:r>
-              <w:t>Adds a mandatory rejection/unchanged-state outcome for an unknown booking state. That state and its handling are not supplied.</w:t>
-            </w:r>
-          </w:p>
-        </w:tc>
-      </w:tr>
-      <w:tr>
-        <w:tc>
-          <w:tcPr>
-            <w:tcW w:w="720" w:type="dxa"/>
-            <w:vMerge/>
-            <w:hideMark/>
-          </w:tcPr>
-          <w:p/>
-        </w:tc>
-        <w:tc>
-          <w:tcPr>
-            <w:tcW w:w="1260" w:type="dxa"/>
-            <w:vMerge/>
-            <w:hideMark/>
-          </w:tcPr>
-          <w:p/>
-        </w:tc>
-        <w:tc>
-          <w:tcPr>
-            <w:tcW w:w="3150" w:type="dxa"/>
-            <w:vMerge/>
-            <w:hideMark/>
-          </w:tcPr>
-          <w:p/>
-        </w:tc>
-        <w:tc>
-          <w:tcPr>
-            <w:tcW w:w="2430" w:type="dxa"/>
-            <w:vMerge/>
-            <w:hideMark/>
-          </w:tcPr>
-          <w:p/>
-        </w:tc>
-        <w:tc>
-          <w:tcPr>
-            <w:tcW w:w="2340" w:type="dxa"/>
-            <w:hideMark/>
-          </w:tcPr>
-          <w:p>
-            <w:pPr>
-              <w:spacing w:after="160" w:line="259" w:lineRule="auto"/>
-            </w:pPr>
-            <w:r>
-              <w:t>v1.1  Covered initial Pending state, both allowed transitions and all four terminal-state rejections.</w:t>
-            </w:r>
-          </w:p>
-        </w:tc>
-        <w:tc>
-          <w:tcPr>
-            <w:tcW w:w="1620" w:type="dxa"/>
-            <w:hideMark/>
-          </w:tcPr>
-          <w:p>
-            <w:pPr>
-              <w:spacing w:after="160" w:line="259" w:lineRule="auto"/>
-            </w:pPr>
-            <w:r>
-              <w:t>PASS</w:t>
-            </w:r>
-          </w:p>
-        </w:tc>
-        <w:tc>
-          <w:tcPr>
-            <w:tcW w:w="3330" w:type="dxa"/>
-            <w:hideMark/>
-          </w:tcPr>
-          <w:p>
-            <w:pPr>
-              <w:spacing w:after="160" w:line="259" w:lineRule="auto"/>
-            </w:pPr>
-            <w:r>
-              <w:t>No unsupported mandatory outcome identified. The expected state retention follows the requirement.</w:t>
-            </w:r>
-          </w:p>
-        </w:tc>
-      </w:tr>
-      <w:tr>
-        <w:tc>
-          <w:tcPr>
-            <w:tcW w:w="720" w:type="dxa"/>
-            <w:vMerge/>
-            <w:hideMark/>
-          </w:tcPr>
-          <w:p/>
-        </w:tc>
-        <w:tc>
-          <w:tcPr>
-            <w:tcW w:w="1260" w:type="dxa"/>
-            <w:vMerge/>
-            <w:hideMark/>
-          </w:tcPr>
-          <w:p/>
-        </w:tc>
-        <w:tc>
-          <w:tcPr>
-            <w:tcW w:w="3150" w:type="dxa"/>
-            <w:vMerge/>
-            <w:hideMark/>
-          </w:tcPr>
-          <w:p/>
-        </w:tc>
-        <w:tc>
-          <w:tcPr>
-            <w:tcW w:w="2430" w:type="dxa"/>
-            <w:vMerge/>
-            <w:hideMark/>
-          </w:tcPr>
-          <w:p/>
-        </w:tc>
-        <w:tc>
-          <w:tcPr>
-            <w:tcW w:w="2340" w:type="dxa"/>
-            <w:hideMark/>
-          </w:tcPr>
-          <w:p>
-            <w:pPr>
-              <w:spacing w:after="160" w:line="259" w:lineRule="auto"/>
-            </w:pPr>
-            <w:r>
-              <w:t>v1.2  Generated six tests for both allowed transitions and both rejected actions from each terminal state.</w:t>
-            </w:r>
-          </w:p>
-        </w:tc>
-        <w:tc>
-          <w:tcPr>
-            <w:tcW w:w="1620" w:type="dxa"/>
-            <w:hideMark/>
-          </w:tcPr>
-          <w:p>
-            <w:pPr>
-              <w:spacing w:after="160" w:line="259" w:lineRule="auto"/>
-            </w:pPr>
-            <w:r>
-              <w:t>PASS</w:t>
-            </w:r>
-          </w:p>
-        </w:tc>
-        <w:tc>
-          <w:tcPr>
-            <w:tcW w:w="3330" w:type="dxa"/>
-            <w:hideMark/>
-          </w:tcPr>
-          <w:p>
-            <w:pPr>
-              <w:spacing w:after="160" w:line="259" w:lineRule="auto"/>
-            </w:pPr>
-            <w:r>
-              <w:t>No unsupported mandatory outcome identified. The initial Pending state is used as a precondition but is not independently checked; this is a coverage gap only.</w:t>
-            </w:r>
-          </w:p>
-        </w:tc>
-      </w:tr>
-      <w:tr>
-        <w:tc>
-          <w:tcPr>
-            <w:tcW w:w="720" w:type="dxa"/>
-            <w:vMerge w:val="restart"/>
-            <w:hideMark/>
-          </w:tcPr>
-          <w:p>
-            <w:pPr>
-              <w:spacing w:after="160" w:line="259" w:lineRule="auto"/>
-            </w:pPr>
-            <w:r>
-              <w:t>TC06</w:t>
-            </w:r>
-          </w:p>
-        </w:tc>
-        <w:tc>
-          <w:tcPr>
-            <w:tcW w:w="1260" w:type="dxa"/>
-            <w:vMerge w:val="restart"/>
-            <w:hideMark/>
-          </w:tcPr>
-          <w:p>
-            <w:pPr>
-              <w:spacing w:after="160" w:line="259" w:lineRule="auto"/>
-            </w:pPr>
-            <w:r>
-              <w:t>Missing procedure</w:t>
-            </w:r>
-          </w:p>
-        </w:tc>
-        <w:tc>
-          <w:tcPr>
-            <w:tcW w:w="3150" w:type="dxa"/>
-            <w:vMerge w:val="restart"/>
-            <w:hideMark/>
-          </w:tcPr>
-          <w:p>
-            <w:pPr>
-              <w:spacing w:after="160" w:line="259" w:lineRule="auto"/>
-            </w:pPr>
-            <w:r>
-              <w:t xml:space="preserve">A staff member can download an existing invoice as a PDF. The PDF must show the same invoice </w:t>
-            </w:r>
-            <w:r>
-              <w:lastRenderedPageBreak/>
-              <w:t>number and total as the stored invoice. The interface, download procedure and storage location will be supplied later.</w:t>
-            </w:r>
-          </w:p>
-        </w:tc>
-        <w:tc>
-          <w:tcPr>
-            <w:tcW w:w="2430" w:type="dxa"/>
-            <w:vMerge w:val="restart"/>
-            <w:hideMark/>
-          </w:tcPr>
-          <w:p>
-            <w:pPr>
-              <w:spacing w:after="160" w:line="259" w:lineRule="auto"/>
-            </w:pPr>
-            <w:r>
-              <w:lastRenderedPageBreak/>
-              <w:t xml:space="preserve">Propose high-level download and content checks with a staff </w:t>
-            </w:r>
-            <w:r>
-              <w:lastRenderedPageBreak/>
-              <w:t>member and existing invoice as preconditions. Retain the known PDF and matching-value outcomes; ask for execution details without inventing buttons, URLs or paths.</w:t>
-            </w:r>
-          </w:p>
-        </w:tc>
-        <w:tc>
-          <w:tcPr>
-            <w:tcW w:w="2340" w:type="dxa"/>
-            <w:hideMark/>
-          </w:tcPr>
-          <w:p>
-            <w:pPr>
-              <w:spacing w:after="160" w:line="259" w:lineRule="auto"/>
-            </w:pPr>
-            <w:r>
-              <w:lastRenderedPageBreak/>
-              <w:t xml:space="preserve">v1.0  Covered PDF download and </w:t>
-            </w:r>
-            <w:r>
-              <w:lastRenderedPageBreak/>
-              <w:t>matching invoice values.</w:t>
-            </w:r>
-          </w:p>
-        </w:tc>
-        <w:tc>
-          <w:tcPr>
-            <w:tcW w:w="1620" w:type="dxa"/>
-            <w:hideMark/>
-          </w:tcPr>
-          <w:p>
-            <w:pPr>
-              <w:spacing w:after="160" w:line="259" w:lineRule="auto"/>
-            </w:pPr>
-            <w:r>
-              <w:lastRenderedPageBreak/>
-              <w:t>FAIL</w:t>
-            </w:r>
-          </w:p>
-        </w:tc>
-        <w:tc>
-          <w:tcPr>
-            <w:tcW w:w="3330" w:type="dxa"/>
-            <w:hideMark/>
-          </w:tcPr>
-          <w:p>
-            <w:pPr>
-              <w:spacing w:after="160" w:line="259" w:lineRule="auto"/>
-            </w:pPr>
-            <w:r>
-              <w:t xml:space="preserve">Adds an error message and no-PDF outcome for a non-existent invoice. Also assumes maximum </w:t>
-            </w:r>
-            <w:r>
-              <w:lastRenderedPageBreak/>
-              <w:t>field lengths and rendering rules not supplied.</w:t>
-            </w:r>
-          </w:p>
-        </w:tc>
-      </w:tr>
-      <w:tr>
-        <w:tc>
-          <w:tcPr>
-            <w:tcW w:w="720" w:type="dxa"/>
-            <w:vMerge/>
-            <w:hideMark/>
-          </w:tcPr>
-          <w:p/>
-        </w:tc>
-        <w:tc>
-          <w:tcPr>
-            <w:tcW w:w="1260" w:type="dxa"/>
-            <w:vMerge/>
-            <w:hideMark/>
-          </w:tcPr>
-          <w:p/>
-        </w:tc>
-        <w:tc>
-          <w:tcPr>
-            <w:tcW w:w="3150" w:type="dxa"/>
-            <w:vMerge/>
-            <w:hideMark/>
-          </w:tcPr>
-          <w:p/>
-        </w:tc>
-        <w:tc>
-          <w:tcPr>
-            <w:tcW w:w="2430" w:type="dxa"/>
-            <w:vMerge/>
-            <w:hideMark/>
-          </w:tcPr>
-          <w:p/>
-        </w:tc>
-        <w:tc>
-          <w:tcPr>
-            <w:tcW w:w="2340" w:type="dxa"/>
-            <w:hideMark/>
-          </w:tcPr>
-          <w:p>
-            <w:pPr>
-              <w:spacing w:after="160" w:line="259" w:lineRule="auto"/>
-            </w:pPr>
-            <w:r>
-              <w:t>v1.1  Covered matching invoice number and total, with example values.</w:t>
-            </w:r>
-          </w:p>
-        </w:tc>
-        <w:tc>
-          <w:tcPr>
-            <w:tcW w:w="1620" w:type="dxa"/>
-            <w:hideMark/>
-          </w:tcPr>
-          <w:p>
-            <w:pPr>
-              <w:spacing w:after="160" w:line="259" w:lineRule="auto"/>
-            </w:pPr>
-            <w:r>
-              <w:t>PASS</w:t>
-            </w:r>
-          </w:p>
-        </w:tc>
-        <w:tc>
-          <w:tcPr>
-            <w:tcW w:w="3330" w:type="dxa"/>
-            <w:hideMark/>
-          </w:tcPr>
-          <w:p>
-            <w:pPr>
-              <w:spacing w:after="160" w:line="259" w:lineRule="auto"/>
-            </w:pPr>
-            <w:r>
-              <w:t>Non-existent invoice behaviour remains TBD. Maximum-field rendering is explicitly a Recommendation. No unsupported mandatory expected outcome identified; the optional scenario needs agreed field limits.</w:t>
-            </w:r>
-          </w:p>
-        </w:tc>
-      </w:tr>
-      <w:tr>
-        <w:tc>
-          <w:tcPr>
-            <w:tcW w:w="720" w:type="dxa"/>
-            <w:vMerge/>
-            <w:hideMark/>
-          </w:tcPr>
-          <w:p/>
-        </w:tc>
-        <w:tc>
-          <w:tcPr>
-            <w:tcW w:w="1260" w:type="dxa"/>
-            <w:vMerge/>
-            <w:hideMark/>
-          </w:tcPr>
-          <w:p/>
-        </w:tc>
-        <w:tc>
-          <w:tcPr>
-            <w:tcW w:w="3150" w:type="dxa"/>
-            <w:vMerge/>
-            <w:hideMark/>
-          </w:tcPr>
-          <w:p/>
-        </w:tc>
-        <w:tc>
-          <w:tcPr>
-            <w:tcW w:w="2430" w:type="dxa"/>
-            <w:vMerge/>
-            <w:hideMark/>
-          </w:tcPr>
-          <w:p/>
-        </w:tc>
-        <w:tc>
-          <w:tcPr>
-            <w:tcW w:w="2340" w:type="dxa"/>
-            <w:hideMark/>
-          </w:tcPr>
-          <w:p>
-            <w:pPr>
-              <w:spacing w:after="160" w:line="259" w:lineRule="auto"/>
-            </w:pPr>
-            <w:r>
-              <w:t>v1.2  Kept the known PDF-download and matching-value outcome despite missing execution steps.</w:t>
-            </w:r>
-          </w:p>
-        </w:tc>
-        <w:tc>
-          <w:tcPr>
-            <w:tcW w:w="1620" w:type="dxa"/>
-            <w:hideMark/>
-          </w:tcPr>
-          <w:p>
-            <w:pPr>
-              <w:spacing w:after="160" w:line="259" w:lineRule="auto"/>
-            </w:pPr>
-            <w:r>
-              <w:t>PASS</w:t>
-            </w:r>
-          </w:p>
-        </w:tc>
-        <w:tc>
-          <w:tcPr>
-            <w:tcW w:w="3330" w:type="dxa"/>
-            <w:hideMark/>
-          </w:tcPr>
-          <w:p>
-            <w:pPr>
-              <w:spacing w:after="160" w:line="259" w:lineRule="auto"/>
-            </w:pPr>
-            <w:r>
-              <w:t>A non-existent invoice scenario remains TBD with a clarification question. It adds scope but no invented expected result. Staff and an existing invoice are retained in the main test.</w:t>
-            </w:r>
-          </w:p>
-        </w:tc>
-      </w:tr>
-      <w:tr>
-        <w:tc>
-          <w:tcPr>
-            <w:tcW w:w="720" w:type="dxa"/>
-            <w:vMerge w:val="restart"/>
-            <w:hideMark/>
-          </w:tcPr>
-          <w:p>
-            <w:pPr>
-              <w:spacing w:after="160" w:line="259" w:lineRule="auto"/>
-            </w:pPr>
-            <w:r>
-              <w:t>TC07</w:t>
-            </w:r>
-          </w:p>
-        </w:tc>
-        <w:tc>
-          <w:tcPr>
-            <w:tcW w:w="1260" w:type="dxa"/>
-            <w:vMerge w:val="restart"/>
-            <w:hideMark/>
-          </w:tcPr>
-          <w:p>
-            <w:pPr>
-              <w:spacing w:after="160" w:line="259" w:lineRule="auto"/>
-            </w:pPr>
-            <w:r>
-              <w:t>Missing rule</w:t>
-            </w:r>
-          </w:p>
-        </w:tc>
-        <w:tc>
-          <w:tcPr>
-            <w:tcW w:w="3150" w:type="dxa"/>
-            <w:vMerge w:val="restart"/>
-            <w:hideMark/>
-          </w:tcPr>
-          <w:p>
-            <w:pPr>
-              <w:spacing w:after="160" w:line="259" w:lineRule="auto"/>
-            </w:pPr>
-            <w:r>
-              <w:t>A user can submit an expense claim with an amount and receipt. A positive amount and attached receipt are required; otherwise reject the claim without storing it. Valid claims are stored as Pending. Treatment of a second submission with the same receipt has not been decided.</w:t>
-            </w:r>
-          </w:p>
-        </w:tc>
-        <w:tc>
-          <w:tcPr>
-            <w:tcW w:w="2430" w:type="dxa"/>
-            <w:vMerge w:val="restart"/>
-            <w:hideMark/>
-          </w:tcPr>
-          <w:p>
-            <w:pPr>
-              <w:spacing w:after="160" w:line="259" w:lineRule="auto"/>
-            </w:pPr>
-            <w:r>
-              <w:t>Cover valid Pending storage, non-positive amounts and missing receipts with no storage. Ask what should happen to duplicate receipts; do not prescribe rejection or acceptance for duplicates.</w:t>
-            </w:r>
-          </w:p>
-        </w:tc>
-        <w:tc>
-          <w:tcPr>
-            <w:tcW w:w="2340" w:type="dxa"/>
-            <w:hideMark/>
-          </w:tcPr>
-          <w:p>
-            <w:pPr>
-              <w:spacing w:after="160" w:line="259" w:lineRule="auto"/>
-            </w:pPr>
-            <w:r>
-              <w:t>v1.0  Covered Pending storage, invalid amounts, missing receipts and asked about duplicates.</w:t>
-            </w:r>
-          </w:p>
-        </w:tc>
-        <w:tc>
-          <w:tcPr>
-            <w:tcW w:w="1620" w:type="dxa"/>
-            <w:hideMark/>
-          </w:tcPr>
-          <w:p>
-            <w:pPr>
-              <w:spacing w:after="160" w:line="259" w:lineRule="auto"/>
-            </w:pPr>
-            <w:r>
-              <w:t>PARTIAL</w:t>
-            </w:r>
-          </w:p>
-        </w:tc>
-        <w:tc>
-          <w:tcPr>
-            <w:tcW w:w="3330" w:type="dxa"/>
-            <w:hideMark/>
-          </w:tcPr>
-          <w:p>
-            <w:pPr>
-              <w:spacing w:after="160" w:line="259" w:lineRule="auto"/>
-            </w:pPr>
-            <w:r>
-              <w:t>Calls 0.01 the smallest valid positive amount without a precision rule. The maximum-amount scenario is conditional, not a stated numeric limit. Unclear boundary assumptions warrant review, without treating the example 0.01 itself as hallucination.</w:t>
-            </w:r>
-          </w:p>
-        </w:tc>
-      </w:tr>
-      <w:tr>
-        <w:tc>
-          <w:tcPr>
-            <w:tcW w:w="720" w:type="dxa"/>
-            <w:vMerge/>
-            <w:hideMark/>
-          </w:tcPr>
-          <w:p/>
-        </w:tc>
-        <w:tc>
-          <w:tcPr>
-            <w:tcW w:w="1260" w:type="dxa"/>
-            <w:vMerge/>
-            <w:hideMark/>
-          </w:tcPr>
-          <w:p/>
-        </w:tc>
-        <w:tc>
-          <w:tcPr>
-            <w:tcW w:w="3150" w:type="dxa"/>
-            <w:vMerge/>
-            <w:hideMark/>
-          </w:tcPr>
-          <w:p/>
-        </w:tc>
-        <w:tc>
-          <w:tcPr>
-            <w:tcW w:w="2430" w:type="dxa"/>
-            <w:vMerge/>
-            <w:hideMark/>
-          </w:tcPr>
-          <w:p/>
-        </w:tc>
-        <w:tc>
-          <w:tcPr>
-            <w:tcW w:w="2340" w:type="dxa"/>
-            <w:hideMark/>
-          </w:tcPr>
-          <w:p>
-            <w:pPr>
-              <w:spacing w:after="160" w:line="259" w:lineRule="auto"/>
-            </w:pPr>
-            <w:r>
-              <w:t>v1.1  Covered valid storage, zero/negative amounts, missing receipts and unresolved duplicates.</w:t>
-            </w:r>
-          </w:p>
-        </w:tc>
-        <w:tc>
-          <w:tcPr>
-            <w:tcW w:w="1620" w:type="dxa"/>
-            <w:hideMark/>
-          </w:tcPr>
-          <w:p>
-            <w:pPr>
-              <w:spacing w:after="160" w:line="259" w:lineRule="auto"/>
-            </w:pPr>
-            <w:r>
-              <w:t>PARTIAL</w:t>
-            </w:r>
-          </w:p>
-        </w:tc>
-        <w:tc>
-          <w:tcPr>
-            <w:tcW w:w="3330" w:type="dxa"/>
-            <w:hideMark/>
-          </w:tcPr>
-          <w:p>
-            <w:pPr>
-              <w:spacing w:after="160" w:line="259" w:lineRule="auto"/>
-            </w:pPr>
-            <w:r>
-              <w:t xml:space="preserve">Again calls 0.01 the smallest positive amount without specifying precision. Its acceptance follows positivity; the </w:t>
-            </w:r>
-            <w:r>
-              <w:lastRenderedPageBreak/>
-              <w:t>unsupported minimum-boundary framing remains questionable.</w:t>
-            </w:r>
-          </w:p>
-        </w:tc>
-      </w:tr>
-      <w:tr>
-        <w:tc>
-          <w:tcPr>
-            <w:tcW w:w="720" w:type="dxa"/>
-            <w:vMerge/>
-            <w:hideMark/>
-          </w:tcPr>
-          <w:p/>
-        </w:tc>
-        <w:tc>
-          <w:tcPr>
-            <w:tcW w:w="1260" w:type="dxa"/>
-            <w:vMerge/>
-            <w:hideMark/>
-          </w:tcPr>
-          <w:p/>
-        </w:tc>
-        <w:tc>
-          <w:tcPr>
-            <w:tcW w:w="3150" w:type="dxa"/>
-            <w:vMerge/>
-            <w:hideMark/>
-          </w:tcPr>
-          <w:p/>
-        </w:tc>
-        <w:tc>
-          <w:tcPr>
-            <w:tcW w:w="2430" w:type="dxa"/>
-            <w:vMerge/>
-            <w:hideMark/>
-          </w:tcPr>
-          <w:p/>
-        </w:tc>
-        <w:tc>
-          <w:tcPr>
-            <w:tcW w:w="2340" w:type="dxa"/>
-            <w:hideMark/>
-          </w:tcPr>
-          <w:p>
-            <w:pPr>
-              <w:spacing w:after="160" w:line="259" w:lineRule="auto"/>
-            </w:pPr>
-            <w:r>
-              <w:t>v1.2  Covered Pending storage, invalid amounts and missing receipts; left duplicate handling TBD.</w:t>
-            </w:r>
-          </w:p>
-        </w:tc>
-        <w:tc>
-          <w:tcPr>
-            <w:tcW w:w="1620" w:type="dxa"/>
-            <w:hideMark/>
-          </w:tcPr>
-          <w:p>
-            <w:pPr>
-              <w:spacing w:after="160" w:line="259" w:lineRule="auto"/>
-            </w:pPr>
-            <w:r>
-              <w:t>PARTIAL</w:t>
-            </w:r>
-          </w:p>
-        </w:tc>
-        <w:tc>
-          <w:tcPr>
-            <w:tcW w:w="3330" w:type="dxa"/>
-            <w:hideMark/>
-          </w:tcPr>
-          <w:p>
-            <w:pPr>
-              <w:spacing w:after="160" w:line="259" w:lineRule="auto"/>
-            </w:pPr>
-            <w:r>
-              <w:t>Adds authenticated-user preconditions although authentication is not specified. It does not explicitly reject unauthenticated users, so this is a questionable setup assumption rather than a definite invented mandatory outcome. Requests for error wording are unnecessary.</w:t>
-            </w:r>
-          </w:p>
-        </w:tc>
-      </w:tr>
-      <w:tr>
-        <w:tc>
-          <w:tcPr>
-            <w:tcW w:w="720" w:type="dxa"/>
-            <w:vMerge w:val="restart"/>
-            <w:hideMark/>
-          </w:tcPr>
-          <w:p>
-            <w:pPr>
-              <w:spacing w:after="160" w:line="259" w:lineRule="auto"/>
-            </w:pPr>
-            <w:r>
-              <w:t>TC08</w:t>
-            </w:r>
-          </w:p>
-        </w:tc>
-        <w:tc>
-          <w:tcPr>
-            <w:tcW w:w="1260" w:type="dxa"/>
-            <w:vMerge w:val="restart"/>
-            <w:hideMark/>
-          </w:tcPr>
-          <w:p>
-            <w:pPr>
-              <w:spacing w:after="160" w:line="259" w:lineRule="auto"/>
-            </w:pPr>
-            <w:r>
-              <w:t>Conflicting rules</w:t>
-            </w:r>
-          </w:p>
-        </w:tc>
-        <w:tc>
-          <w:tcPr>
-            <w:tcW w:w="3150" w:type="dxa"/>
-            <w:vMerge w:val="restart"/>
-            <w:hideMark/>
-          </w:tcPr>
-          <w:p>
-            <w:pPr>
-              <w:spacing w:after="160" w:line="259" w:lineRule="auto"/>
-            </w:pPr>
-            <w:r>
-              <w:t>Two current documents describe report access. Requirement A says only managers may download monthly reports. Requirement B says all signed-in users may download them. No precedence is specified. Both documents agree that signed-out users must be denied access.</w:t>
-            </w:r>
-          </w:p>
-        </w:tc>
-        <w:tc>
-          <w:tcPr>
-            <w:tcW w:w="2430" w:type="dxa"/>
-            <w:vMerge w:val="restart"/>
-            <w:hideMark/>
-          </w:tcPr>
-          <w:p>
-            <w:pPr>
-              <w:spacing w:after="160" w:line="259" w:lineRule="auto"/>
-            </w:pPr>
-            <w:r>
-              <w:t>Test manager access and signed-out denial where the sources agree. Identify the conflict for signed-in non-managers and ask which rule applies. Leave that outcome unresolved rather than choosing a document.</w:t>
-            </w:r>
-          </w:p>
-        </w:tc>
-        <w:tc>
-          <w:tcPr>
-            <w:tcW w:w="2340" w:type="dxa"/>
-            <w:hideMark/>
-          </w:tcPr>
-          <w:p>
-            <w:pPr>
-              <w:spacing w:after="160" w:line="259" w:lineRule="auto"/>
-            </w:pPr>
-            <w:r>
-              <w:t>v1.0  Covered signed-out denial, manager access and the disputed non-manager case.</w:t>
-            </w:r>
-          </w:p>
-        </w:tc>
-        <w:tc>
-          <w:tcPr>
-            <w:tcW w:w="1620" w:type="dxa"/>
-            <w:hideMark/>
-          </w:tcPr>
-          <w:p>
-            <w:pPr>
-              <w:spacing w:after="160" w:line="259" w:lineRule="auto"/>
-            </w:pPr>
-            <w:r>
-              <w:t>FAIL</w:t>
-            </w:r>
-          </w:p>
-        </w:tc>
-        <w:tc>
-          <w:tcPr>
-            <w:tcW w:w="3330" w:type="dxa"/>
-            <w:hideMark/>
-          </w:tcPr>
-          <w:p>
-            <w:pPr>
-              <w:spacing w:after="160" w:line="259" w:lineRule="auto"/>
-            </w:pPr>
-            <w:r>
-              <w:t>Gives a definite successful download for signed-in non-managers by choosing Requirement B despite no precedence. Also adds sign-in/error feedback and an invented button label.</w:t>
-            </w:r>
-          </w:p>
-        </w:tc>
-      </w:tr>
-      <w:tr>
-        <w:tc>
-          <w:tcPr>
-            <w:tcW w:w="720" w:type="dxa"/>
-            <w:vMerge/>
-            <w:hideMark/>
-          </w:tcPr>
-          <w:p/>
-        </w:tc>
-        <w:tc>
-          <w:tcPr>
-            <w:tcW w:w="1260" w:type="dxa"/>
-            <w:vMerge/>
-            <w:hideMark/>
-          </w:tcPr>
-          <w:p/>
-        </w:tc>
-        <w:tc>
-          <w:tcPr>
-            <w:tcW w:w="3150" w:type="dxa"/>
-            <w:vMerge/>
-            <w:hideMark/>
-          </w:tcPr>
-          <w:p/>
-        </w:tc>
-        <w:tc>
-          <w:tcPr>
-            <w:tcW w:w="2430" w:type="dxa"/>
-            <w:vMerge/>
-            <w:hideMark/>
-          </w:tcPr>
-          <w:p/>
-        </w:tc>
-        <w:tc>
-          <w:tcPr>
-            <w:tcW w:w="2340" w:type="dxa"/>
-            <w:hideMark/>
-          </w:tcPr>
-          <w:p>
-            <w:pPr>
-              <w:spacing w:after="160" w:line="259" w:lineRule="auto"/>
-            </w:pPr>
-            <w:r>
-              <w:t>v1.1  Preserved signed-out denial and left signed-in role outcomes unresolved.</w:t>
-            </w:r>
-          </w:p>
-        </w:tc>
-        <w:tc>
-          <w:tcPr>
-            <w:tcW w:w="1620" w:type="dxa"/>
-            <w:hideMark/>
-          </w:tcPr>
-          <w:p>
-            <w:pPr>
-              <w:spacing w:after="160" w:line="259" w:lineRule="auto"/>
-            </w:pPr>
-            <w:r>
-              <w:t>PARTIAL</w:t>
-            </w:r>
-          </w:p>
-        </w:tc>
-        <w:tc>
-          <w:tcPr>
-            <w:tcW w:w="3330" w:type="dxa"/>
-            <w:hideMark/>
-          </w:tcPr>
-          <w:p>
-            <w:pPr>
-              <w:spacing w:after="160" w:line="259" w:lineRule="auto"/>
-            </w:pPr>
-            <w:r>
-              <w:t>Incorrectly treats manager access as disputed even though both rules allow it. The button label is an assumed execution detail. No definite unsupported access outcome is asserted, but conflict handling is unclear.</w:t>
-            </w:r>
-          </w:p>
-        </w:tc>
-      </w:tr>
-      <w:tr>
-        <w:tc>
-          <w:tcPr>
-            <w:tcW w:w="720" w:type="dxa"/>
-            <w:vMerge/>
-            <w:hideMark/>
-          </w:tcPr>
-          <w:p/>
-        </w:tc>
-        <w:tc>
-          <w:tcPr>
-            <w:tcW w:w="1260" w:type="dxa"/>
-            <w:vMerge/>
-            <w:hideMark/>
-          </w:tcPr>
-          <w:p/>
-        </w:tc>
-        <w:tc>
-          <w:tcPr>
-            <w:tcW w:w="3150" w:type="dxa"/>
-            <w:vMerge/>
-            <w:hideMark/>
-          </w:tcPr>
-          <w:p/>
-        </w:tc>
-        <w:tc>
-          <w:tcPr>
-            <w:tcW w:w="2430" w:type="dxa"/>
-            <w:vMerge/>
-            <w:hideMark/>
-          </w:tcPr>
-          <w:p/>
-        </w:tc>
-        <w:tc>
-          <w:tcPr>
-            <w:tcW w:w="2340" w:type="dxa"/>
-            <w:hideMark/>
-          </w:tcPr>
-          <w:p>
-            <w:pPr>
-              <w:spacing w:after="160" w:line="259" w:lineRule="auto"/>
-            </w:pPr>
-            <w:r>
-              <w:t xml:space="preserve">v1.2  Covered signed-out denial and signed-in manager access; left </w:t>
-            </w:r>
-            <w:r>
-              <w:lastRenderedPageBreak/>
-              <w:t>non-manager access TBD.</w:t>
-            </w:r>
-          </w:p>
-        </w:tc>
-        <w:tc>
-          <w:tcPr>
-            <w:tcW w:w="1620" w:type="dxa"/>
-            <w:hideMark/>
-          </w:tcPr>
-          <w:p>
-            <w:pPr>
-              <w:spacing w:after="160" w:line="259" w:lineRule="auto"/>
-            </w:pPr>
-            <w:r>
-              <w:lastRenderedPageBreak/>
-              <w:t>PASS</w:t>
-            </w:r>
-          </w:p>
-        </w:tc>
-        <w:tc>
-          <w:tcPr>
-            <w:tcW w:w="3330" w:type="dxa"/>
-            <w:hideMark/>
-          </w:tcPr>
-          <w:p>
-            <w:pPr>
-              <w:spacing w:after="160" w:line="259" w:lineRule="auto"/>
-            </w:pPr>
-            <w:r>
-              <w:t>No unsupported mandatory outcome identified. Correctly isolates the conflict and asks which rule takes precedence.</w:t>
-            </w:r>
-          </w:p>
-        </w:tc>
-      </w:tr>
-      <w:tr>
-        <w:tc>
-          <w:tcPr>
-            <w:tcW w:w="720" w:type="dxa"/>
-            <w:vMerge w:val="restart"/>
-            <w:hideMark/>
-          </w:tcPr>
-          <w:p>
-            <w:pPr>
-              <w:spacing w:after="160" w:line="259" w:lineRule="auto"/>
-            </w:pPr>
-            <w:r>
-              <w:t>TC09</w:t>
-            </w:r>
-          </w:p>
-        </w:tc>
-        <w:tc>
-          <w:tcPr>
-            <w:tcW w:w="1260" w:type="dxa"/>
-            <w:vMerge w:val="restart"/>
-            <w:hideMark/>
-          </w:tcPr>
-          <w:p>
-            <w:pPr>
-              <w:spacing w:after="160" w:line="259" w:lineRule="auto"/>
-            </w:pPr>
-            <w:r>
-              <w:t>Performance</w:t>
-            </w:r>
-          </w:p>
-        </w:tc>
-        <w:tc>
-          <w:tcPr>
-            <w:tcW w:w="3150" w:type="dxa"/>
-            <w:vMerge w:val="restart"/>
-            <w:hideMark/>
-          </w:tcPr>
-          <w:p>
-            <w:pPr>
-              <w:spacing w:after="160" w:line="259" w:lineRule="auto"/>
-            </w:pPr>
-            <w:r>
-              <w:t>In staging with 10,000 seeded products, run 100 concurrent virtual users for 10 minutes after a 2-minute warm-up. Each user sends one catalogue-search request every 5 seconds. During the measured 10 minutes, the 95th-percentile response time must be at most 800 ms and fewer than 1% of requests may fail.</w:t>
-            </w:r>
-          </w:p>
-        </w:tc>
-        <w:tc>
-          <w:tcPr>
-            <w:tcW w:w="2430" w:type="dxa"/>
-            <w:vMerge w:val="restart"/>
-            <w:hideMark/>
-          </w:tcPr>
-          <w:p>
-            <w:pPr>
-              <w:spacing w:after="160" w:line="259" w:lineRule="auto"/>
-            </w:pPr>
-            <w:r>
-              <w:t>Preserve the dataset, concurrency, request interval, warm-up and measured duration. Use p95 &lt;= 800 ms and failure rate &lt; 1%, not averages or altered boundaries. Ask for endpoint and failure definition if absent. Do not claim measured results.</w:t>
-            </w:r>
-          </w:p>
-        </w:tc>
-        <w:tc>
-          <w:tcPr>
-            <w:tcW w:w="2340" w:type="dxa"/>
-            <w:hideMark/>
-          </w:tcPr>
-          <w:p>
-            <w:pPr>
-              <w:spacing w:after="160" w:line="259" w:lineRule="auto"/>
-            </w:pPr>
-            <w:r>
-              <w:t>v1.0  Preserved p95 and failure-rate thresholds and the main load profile.</w:t>
-            </w:r>
-          </w:p>
-        </w:tc>
-        <w:tc>
-          <w:tcPr>
-            <w:tcW w:w="1620" w:type="dxa"/>
-            <w:hideMark/>
-          </w:tcPr>
-          <w:p>
-            <w:pPr>
-              <w:spacing w:after="160" w:line="259" w:lineRule="auto"/>
-            </w:pPr>
-            <w:r>
-              <w:t>FAIL</w:t>
-            </w:r>
-          </w:p>
-        </w:tc>
-        <w:tc>
-          <w:tcPr>
-            <w:tcW w:w="3330" w:type="dxa"/>
-            <w:hideMark/>
-          </w:tcPr>
-          <w:p>
-            <w:pPr>
-              <w:spacing w:after="160" w:line="259" w:lineRule="auto"/>
-            </w:pPr>
-            <w:r>
-              <w:t>Adds mandatory absence of crashes, out-of-memory errors and connection-pool exhaustion. A failure rate below 1% does not establish those extra guarantees.</w:t>
-            </w:r>
-          </w:p>
-        </w:tc>
-      </w:tr>
-      <w:tr>
-        <w:tc>
-          <w:tcPr>
-            <w:tcW w:w="720" w:type="dxa"/>
-            <w:vMerge/>
-            <w:hideMark/>
-          </w:tcPr>
-          <w:p/>
-        </w:tc>
-        <w:tc>
-          <w:tcPr>
-            <w:tcW w:w="1260" w:type="dxa"/>
-            <w:vMerge/>
-            <w:hideMark/>
-          </w:tcPr>
-          <w:p/>
-        </w:tc>
-        <w:tc>
-          <w:tcPr>
-            <w:tcW w:w="3150" w:type="dxa"/>
-            <w:vMerge/>
-            <w:hideMark/>
-          </w:tcPr>
-          <w:p/>
-        </w:tc>
-        <w:tc>
-          <w:tcPr>
-            <w:tcW w:w="2430" w:type="dxa"/>
-            <w:vMerge/>
-            <w:hideMark/>
-          </w:tcPr>
-          <w:p/>
-        </w:tc>
-        <w:tc>
-          <w:tcPr>
-            <w:tcW w:w="2340" w:type="dxa"/>
-            <w:hideMark/>
-          </w:tcPr>
-          <w:p>
-            <w:pPr>
-              <w:spacing w:after="160" w:line="259" w:lineRule="auto"/>
-            </w:pPr>
-            <w:r>
-              <w:t>v1.1  Preserved the load profile, p95 &lt;= 800 ms and failure rate &lt; 1%; calculated approximately 1,200 requests/minute.</w:t>
-            </w:r>
-          </w:p>
-        </w:tc>
-        <w:tc>
-          <w:tcPr>
-            <w:tcW w:w="1620" w:type="dxa"/>
-            <w:hideMark/>
-          </w:tcPr>
-          <w:p>
-            <w:pPr>
-              <w:spacing w:after="160" w:line="259" w:lineRule="auto"/>
-            </w:pPr>
-            <w:r>
-              <w:t>PASS</w:t>
-            </w:r>
-          </w:p>
-        </w:tc>
-        <w:tc>
-          <w:tcPr>
-            <w:tcW w:w="3330" w:type="dxa"/>
-            <w:hideMark/>
-          </w:tcPr>
-          <w:p>
-            <w:pPr>
-              <w:spacing w:after="160" w:line="259" w:lineRule="auto"/>
-            </w:pPr>
-            <w:r>
-              <w:t>No unsupported mandatory outcome identified. The known failure threshold is unnecessarily labelled Needs clarification because failure needs defining. Warm-up exclusion is mislabelled Recommendation. These are classification issues.</w:t>
-            </w:r>
-          </w:p>
-        </w:tc>
-      </w:tr>
-      <w:tr>
-        <w:tc>
-          <w:tcPr>
-            <w:tcW w:w="720" w:type="dxa"/>
-            <w:vMerge/>
-            <w:hideMark/>
-          </w:tcPr>
-          <w:p/>
-        </w:tc>
-        <w:tc>
-          <w:tcPr>
-            <w:tcW w:w="1260" w:type="dxa"/>
-            <w:vMerge/>
-            <w:hideMark/>
-          </w:tcPr>
-          <w:p/>
-        </w:tc>
-        <w:tc>
-          <w:tcPr>
-            <w:tcW w:w="3150" w:type="dxa"/>
-            <w:vMerge/>
-            <w:hideMark/>
-          </w:tcPr>
-          <w:p/>
-        </w:tc>
-        <w:tc>
-          <w:tcPr>
-            <w:tcW w:w="2430" w:type="dxa"/>
-            <w:vMerge/>
-            <w:hideMark/>
-          </w:tcPr>
-          <w:p/>
-        </w:tc>
-        <w:tc>
-          <w:tcPr>
-            <w:tcW w:w="2340" w:type="dxa"/>
-            <w:hideMark/>
-          </w:tcPr>
-          <w:p>
-            <w:pPr>
-              <w:spacing w:after="160" w:line="259" w:lineRule="auto"/>
-            </w:pPr>
-            <w:r>
-              <w:t>v1.2  Kept staging, 10,000 products, 100 users, 5-second intervals, 2-minute warm-up and 10-minute measurement, with both exact thresholds.</w:t>
-            </w:r>
-          </w:p>
-        </w:tc>
-        <w:tc>
-          <w:tcPr>
-            <w:tcW w:w="1620" w:type="dxa"/>
-            <w:hideMark/>
-          </w:tcPr>
-          <w:p>
-            <w:pPr>
-              <w:spacing w:after="160" w:line="259" w:lineRule="auto"/>
-            </w:pPr>
-            <w:r>
-              <w:t>PASS</w:t>
-            </w:r>
-          </w:p>
-        </w:tc>
-        <w:tc>
-          <w:tcPr>
-            <w:tcW w:w="3330" w:type="dxa"/>
-            <w:hideMark/>
-          </w:tcPr>
-          <w:p>
-            <w:pPr>
-              <w:spacing w:after="160" w:line="259" w:lineRule="auto"/>
-            </w:pPr>
-            <w:r>
-              <w:t>No unsupported mandatory outcome identified. Uses a shortened table and says percentage instead of percentile, but the 95th response-time intent is identifiable. Endpoint, query details and failure definition still need clarification. No measurements are claimed.</w:t>
-            </w:r>
-          </w:p>
-        </w:tc>
-      </w:tr>
-      <w:tr>
-        <w:tc>
-          <w:tcPr>
-            <w:tcW w:w="720" w:type="dxa"/>
-            <w:vMerge w:val="restart"/>
-            <w:hideMark/>
-          </w:tcPr>
-          <w:p>
-            <w:pPr>
-              <w:spacing w:after="160" w:line="259" w:lineRule="auto"/>
-            </w:pPr>
-            <w:r>
-              <w:t>TC10</w:t>
-            </w:r>
-          </w:p>
-        </w:tc>
-        <w:tc>
-          <w:tcPr>
-            <w:tcW w:w="1260" w:type="dxa"/>
-            <w:vMerge w:val="restart"/>
-            <w:hideMark/>
-          </w:tcPr>
-          <w:p>
-            <w:pPr>
-              <w:spacing w:after="160" w:line="259" w:lineRule="auto"/>
-            </w:pPr>
-            <w:r>
-              <w:t>Insufficient evidence</w:t>
-            </w:r>
-          </w:p>
-        </w:tc>
-        <w:tc>
-          <w:tcPr>
-            <w:tcW w:w="3150" w:type="dxa"/>
-            <w:vMerge w:val="restart"/>
-            <w:hideMark/>
-          </w:tcPr>
-          <w:p>
-            <w:pPr>
-              <w:spacing w:after="160" w:line="259" w:lineRule="auto"/>
-            </w:pPr>
-            <w:r>
-              <w:t xml:space="preserve">The checkout service should be reliable and easy to use. No workflows, measurable targets, implementation or execution evidence are supplied. Suggest </w:t>
-            </w:r>
-            <w:r>
-              <w:lastRenderedPageBreak/>
-              <w:t>what is needed to test it and say whether its quality can currently be confirmed.</w:t>
-            </w:r>
-          </w:p>
-        </w:tc>
-        <w:tc>
-          <w:tcPr>
-            <w:tcW w:w="2430" w:type="dxa"/>
-            <w:vMerge w:val="restart"/>
-            <w:hideMark/>
-          </w:tcPr>
-          <w:p>
-            <w:pPr>
-              <w:spacing w:after="160" w:line="259" w:lineRule="auto"/>
-            </w:pPr>
-            <w:r>
-              <w:lastRenderedPageBreak/>
-              <w:t xml:space="preserve">Ask for checkout workflows, operating conditions, reliability targets and usability criteria. State that </w:t>
-            </w:r>
-            <w:r>
-              <w:lastRenderedPageBreak/>
-              <w:t>quality cannot yet be confirmed. Do not invent thresholds, payment methods, test results or an executable test table.</w:t>
-            </w:r>
-          </w:p>
-        </w:tc>
-        <w:tc>
-          <w:tcPr>
-            <w:tcW w:w="2340" w:type="dxa"/>
-            <w:hideMark/>
-          </w:tcPr>
-          <w:p>
-            <w:pPr>
-              <w:spacing w:after="160" w:line="259" w:lineRule="auto"/>
-            </w:pPr>
-            <w:r>
-              <w:lastRenderedPageBreak/>
-              <w:t xml:space="preserve">v1.0  Asked for workflows and measurable reliability/usability criteria instead of </w:t>
-            </w:r>
-            <w:r>
-              <w:lastRenderedPageBreak/>
-              <w:t>inventing executable tests.</w:t>
-            </w:r>
-          </w:p>
-        </w:tc>
-        <w:tc>
-          <w:tcPr>
-            <w:tcW w:w="1620" w:type="dxa"/>
-            <w:hideMark/>
-          </w:tcPr>
-          <w:p>
-            <w:pPr>
-              <w:spacing w:after="160" w:line="259" w:lineRule="auto"/>
-            </w:pPr>
-            <w:r>
-              <w:lastRenderedPageBreak/>
-              <w:t>PASS</w:t>
-            </w:r>
-          </w:p>
-        </w:tc>
-        <w:tc>
-          <w:tcPr>
-            <w:tcW w:w="3330" w:type="dxa"/>
-            <w:hideMark/>
-          </w:tcPr>
-          <w:p>
-            <w:pPr>
-              <w:spacing w:after="160" w:line="259" w:lineRule="auto"/>
-            </w:pPr>
-            <w:r>
-              <w:t xml:space="preserve">No unsupported mandatory outcome identified. Numeric targets appear as examples inside questions, not agreed requirements. The N/A table is </w:t>
-            </w:r>
-            <w:r>
-              <w:lastRenderedPageBreak/>
-              <w:t>unnecessary and quality cannot yet be confirmed should be stated directly.</w:t>
-            </w:r>
-          </w:p>
-        </w:tc>
-      </w:tr>
-      <w:tr>
-        <w:tc>
-          <w:tcPr>
-            <w:tcW w:w="720" w:type="dxa"/>
-            <w:vMerge/>
-            <w:hideMark/>
-          </w:tcPr>
-          <w:p/>
-        </w:tc>
-        <w:tc>
-          <w:tcPr>
-            <w:tcW w:w="1260" w:type="dxa"/>
-            <w:vMerge/>
-            <w:hideMark/>
-          </w:tcPr>
-          <w:p/>
-        </w:tc>
-        <w:tc>
-          <w:tcPr>
-            <w:tcW w:w="3150" w:type="dxa"/>
-            <w:vMerge/>
-            <w:hideMark/>
-          </w:tcPr>
-          <w:p/>
-        </w:tc>
-        <w:tc>
-          <w:tcPr>
-            <w:tcW w:w="2430" w:type="dxa"/>
-            <w:vMerge/>
-            <w:hideMark/>
-          </w:tcPr>
-          <w:p/>
-        </w:tc>
-        <w:tc>
-          <w:tcPr>
-            <w:tcW w:w="2340" w:type="dxa"/>
-            <w:hideMark/>
-          </w:tcPr>
-          <w:p>
-            <w:pPr>
-              <w:spacing w:after="160" w:line="259" w:lineRule="auto"/>
-            </w:pPr>
-            <w:r>
-              <w:t>v1.1  Stated that quality cannot currently be confirmed and requested measurable criteria and checkout behaviour.</w:t>
-            </w:r>
-          </w:p>
-        </w:tc>
-        <w:tc>
-          <w:tcPr>
-            <w:tcW w:w="1620" w:type="dxa"/>
-            <w:hideMark/>
-          </w:tcPr>
-          <w:p>
-            <w:pPr>
-              <w:spacing w:after="160" w:line="259" w:lineRule="auto"/>
-            </w:pPr>
-            <w:r>
-              <w:t>PASS</w:t>
-            </w:r>
-          </w:p>
-        </w:tc>
-        <w:tc>
-          <w:tcPr>
-            <w:tcW w:w="3330" w:type="dxa"/>
-            <w:hideMark/>
-          </w:tcPr>
-          <w:p>
-            <w:pPr>
-              <w:spacing w:after="160" w:line="259" w:lineRule="auto"/>
-            </w:pPr>
-            <w:r>
-              <w:t>No unsupported mandatory outcome identified. Numeric examples are questions, not established thresholds.</w:t>
-            </w:r>
-          </w:p>
-        </w:tc>
-      </w:tr>
-      <w:tr>
-        <w:tc>
-          <w:tcPr>
-            <w:tcW w:w="720" w:type="dxa"/>
-            <w:vMerge/>
-            <w:hideMark/>
-          </w:tcPr>
-          <w:p/>
-        </w:tc>
-        <w:tc>
-          <w:tcPr>
-            <w:tcW w:w="1260" w:type="dxa"/>
-            <w:vMerge/>
-            <w:hideMark/>
-          </w:tcPr>
-          <w:p/>
-        </w:tc>
-        <w:tc>
-          <w:tcPr>
-            <w:tcW w:w="3150" w:type="dxa"/>
-            <w:vMerge/>
-            <w:hideMark/>
-          </w:tcPr>
-          <w:p/>
-        </w:tc>
-        <w:tc>
-          <w:tcPr>
-            <w:tcW w:w="2430" w:type="dxa"/>
-            <w:vMerge/>
-            <w:hideMark/>
-          </w:tcPr>
-          <w:p/>
-        </w:tc>
-        <w:tc>
-          <w:tcPr>
-            <w:tcW w:w="2340" w:type="dxa"/>
-            <w:hideMark/>
-          </w:tcPr>
-          <w:p>
-            <w:pPr>
-              <w:spacing w:after="160" w:line="259" w:lineRule="auto"/>
-            </w:pPr>
-            <w:r>
-              <w:t>v1.2  Explicitly said quality cannot be confirmed and requested behaviours, criteria and context.</w:t>
-            </w:r>
-          </w:p>
-        </w:tc>
-        <w:tc>
-          <w:tcPr>
-            <w:tcW w:w="1620" w:type="dxa"/>
-            <w:hideMark/>
-          </w:tcPr>
-          <w:p>
-            <w:pPr>
-              <w:spacing w:after="160" w:line="259" w:lineRule="auto"/>
-            </w:pPr>
-            <w:r>
-              <w:t>PASS</w:t>
-            </w:r>
-          </w:p>
-        </w:tc>
-        <w:tc>
-          <w:tcPr>
-            <w:tcW w:w="3330" w:type="dxa"/>
-            <w:hideMark/>
-          </w:tcPr>
-          <w:p>
-            <w:pPr>
-              <w:spacing w:after="160" w:line="259" w:lineRule="auto"/>
-            </w:pPr>
-            <w:r>
+              <w:rPr>
+                <w:sz w:val="24"/>
+                <w:szCs w:val="24"/>
+              </w:rPr>
+            </w:pPr>
+            <w:r>
+              <w:rPr>
+                <w:sz w:val="24"/>
+                <w:szCs w:val="24"/>
+              </w:rPr>
               <w:t>No unsupported mandatory outcome identified. Workflow examples are suggestions in questions. The N/A table is a formatting weakness, not an executed test or invented result.</w:t>
             </w:r>
           </w:p>
         </w:tc>
       </w:tr>
     </w:tbl>
-    <w:p/>
+    <w:p>
+      <w:pPr>
+        <w:rPr>
+          <w:sz w:val="24"/>
+          <w:szCs w:val="24"/>
+        </w:rPr>
+      </w:pPr>
+    </w:p>
     <w:p>
       <w:pPr>
         <w:pStyle w:val="Heading2"/>
@@ -2879,21 +4010,52 @@
           <w:b/>
           <w:bCs/>
         </w:rPr>
+        <w:lastRenderedPageBreak/>
         <w:t>Overall Findings</w:t>
       </w:r>
     </w:p>
     <w:p>
+      <w:pPr>
+        <w:rPr>
+          <w:sz w:val="24"/>
+          <w:szCs w:val="24"/>
+        </w:rPr>
+      </w:pPr>
       <w:r>
+        <w:rPr>
+          <w:sz w:val="24"/>
+          <w:szCs w:val="24"/>
+        </w:rPr>
         <w:t>Using a practical hallucination assessment, v1.0 has 2 PASS, 1 PARTIAL and 7 FAIL; v1.1 has 5 PASS, 4 PARTIAL and 1 FAIL; v1.2 has 7 PASS, 2 PARTIAL and 1 FAIL. Most v1.2 cases pass. Its remaining clear failure assumes that an invitation immediately creates membership. These saved single runs do not establish repeatable improvement.</w:t>
       </w:r>
     </w:p>
     <w:p>
+      <w:pPr>
+        <w:rPr>
+          <w:sz w:val="24"/>
+          <w:szCs w:val="24"/>
+        </w:rPr>
+      </w:pPr>
       <w:r>
+        <w:rPr>
+          <w:sz w:val="24"/>
+          <w:szCs w:val="24"/>
+        </w:rPr>
         <w:t>PASS: no clear unsupported mandatory behaviour or expected result identified. PARTIAL: no definite invented mandatory outcome, but a material assumption or unclear distinction needs review. FAIL: a clear invented mandatory rule, unsupported expected outcome or contradiction of a stated rule. Missing coverage alone does not lower the result. Accept reasonable contextual interpretations, sensible example data and clearly labelled proposals or questions; do not penalise minor wording differences.</w:t>
       </w:r>
     </w:p>
     <w:p>
+      <w:pPr>
+        <w:rPr>
+          <w:sz w:val="24"/>
+          <w:szCs w:val="24"/>
+        </w:rPr>
+      </w:pPr>
       <w:r>
+        <w:rPr>
+          <w:sz w:val="24"/>
+          <w:szCs w:val="24"/>
+        </w:rPr>
         <w:t>Evidence: tests/results/groq_results_20261016_124714.json and 130624.json supply v1.0 (TC10 uses the successful rerun); 131810.json supplies v1.1; 134219.json supplies v1.2, all dated 16 October 2026. Full responses remain in those files. Current script settings are temperature 0.1, reasoning effort none and maximum completion tokens 1500; saved JSON does not embed immutable prompt snapshots or all settings.</w:t>
       </w:r>
     </w:p>
@@ -2910,7 +4072,6 @@
           <w:b/>
           <w:bCs/>
         </w:rPr>
-        <w:lastRenderedPageBreak/>
         <w:t>Implications for Prompt Evaluation</w:t>
       </w:r>
     </w:p>
@@ -2979,7 +4140,14 @@
         <w:t>Retain full responses and fixed inputs for comparisons. No new Groq requests or application tests were run for this review.</w:t>
       </w:r>
     </w:p>
-    <w:p/>
+    <w:p>
+      <w:pPr>
+        <w:rPr>
+          <w:sz w:val="24"/>
+          <w:szCs w:val="24"/>
+        </w:rPr>
+      </w:pPr>
+    </w:p>
     <w:sectPr>
       <w:pgSz w:w="15840" w:h="12240" w:orient="landscape"/>
       <w:pgMar w:top="1440" w:right="1440" w:bottom="1440" w:left="1440" w:header="720" w:footer="720" w:gutter="0"/>
